--- a/assets/CVs/ESPAÑOL/INGENIERO DE PROYECTOS/20260214_Yerman-Merel_CV_ESP_v3.0_APR.docx
+++ b/assets/CVs/ESPAÑOL/INGENIERO DE PROYECTOS/20260214_Yerman-Merel_CV_ESP_v3.0_APR.docx
@@ -326,7 +326,7 @@
     <w:p>
       <w:pPr>
         <w:spacing w:after="61" w:line="239" w:lineRule="auto"/>
-        <w:ind w:left="0" w:firstLine="0"/>
+        <w:ind w:left="105" w:firstLine="0"/>
         <w:jc w:val="both"/>
       </w:pPr>
       <w:r>
@@ -433,7 +433,7 @@
     <w:p>
       <w:pPr>
         <w:spacing w:after="16"/>
-        <w:ind w:right="0"/>
+        <w:ind w:left="110" w:right="0"/>
       </w:pPr>
       <w:r>
         <w:rPr>
@@ -465,7 +465,7 @@
     <w:p>
       <w:pPr>
         <w:spacing w:after="16"/>
-        <w:ind w:right="0"/>
+        <w:ind w:left="110" w:right="0"/>
       </w:pPr>
       <w:r>
         <w:t>(</w:t>
@@ -505,7 +505,7 @@
     </w:p>
     <w:p>
       <w:pPr>
-        <w:ind w:right="0"/>
+        <w:ind w:left="110" w:right="0"/>
       </w:pPr>
       <w:r>
         <w:t>(AutoCAD, Inventor)</w:t>
@@ -520,7 +520,7 @@
     </w:p>
     <w:p>
       <w:pPr>
-        <w:ind w:right="0"/>
+        <w:ind w:left="110" w:right="0"/>
       </w:pPr>
       <w:r>
         <w:rPr>
@@ -571,7 +571,7 @@
     </w:p>
     <w:p>
       <w:pPr>
-        <w:ind w:right="0"/>
+        <w:ind w:left="110" w:right="0"/>
       </w:pPr>
       <w:r>
         <w:rPr>
@@ -692,7 +692,7 @@
     <w:p>
       <w:pPr>
         <w:pStyle w:val="Heading2"/>
-        <w:ind w:left="-5"/>
+        <w:ind w:left="125"/>
         <w:rPr>
           <w:lang w:val="es-PA"/>
         </w:rPr>
@@ -752,7 +752,11 @@
     <w:p>
       <w:pPr>
         <w:spacing w:after="42" w:line="258" w:lineRule="auto"/>
-        <w:ind w:left="-5" w:right="7851"/>
+        <w:ind w:left="125" w:right="7851"/>
+        <w:rPr>
+          <w:color w:val="000000"/>
+          <w:sz w:val="18"/>
+        </w:rPr>
       </w:pPr>
       <w:r>
         <w:rPr>
@@ -767,6 +771,12 @@
         </w:rPr>
         <w:t xml:space="preserve"> </w:t>
       </w:r>
+    </w:p>
+    <w:p>
+      <w:pPr>
+        <w:spacing w:after="42" w:line="258" w:lineRule="auto"/>
+        <w:ind w:left="125" w:right="7851"/>
+      </w:pPr>
       <w:r>
         <w:rPr>
           <w:i/>
@@ -785,7 +795,7 @@
     </w:p>
     <w:p>
       <w:pPr>
-        <w:ind w:right="0"/>
+        <w:ind w:left="140" w:right="0"/>
       </w:pPr>
       <w:r>
         <w:t xml:space="preserve">Consultora de ingeniería enfocada en optimización de procesos industriales y diseño de flujos de trabajo digitales para </w:t>
@@ -808,7 +818,7 @@
     </w:p>
     <w:p>
       <w:pPr>
-        <w:ind w:left="190" w:right="0"/>
+        <w:ind w:left="320" w:right="0"/>
       </w:pPr>
       <w:proofErr w:type="gramStart"/>
       <w:r>
@@ -834,7 +844,7 @@
     </w:p>
     <w:p>
       <w:pPr>
-        <w:ind w:left="190" w:right="0"/>
+        <w:ind w:left="320" w:right="0"/>
       </w:pPr>
       <w:proofErr w:type="gramStart"/>
       <w:r>
@@ -860,7 +870,7 @@
     </w:p>
     <w:p>
       <w:pPr>
-        <w:ind w:left="190" w:right="0"/>
+        <w:ind w:left="320" w:right="0"/>
       </w:pPr>
       <w:proofErr w:type="gramStart"/>
       <w:r>
@@ -886,7 +896,7 @@
     </w:p>
     <w:p>
       <w:pPr>
-        <w:ind w:left="190" w:right="0"/>
+        <w:ind w:left="320" w:right="0"/>
       </w:pPr>
       <w:proofErr w:type="gramStart"/>
       <w:r>
@@ -913,7 +923,7 @@
     <w:p>
       <w:pPr>
         <w:spacing w:after="113" w:line="259" w:lineRule="auto"/>
-        <w:ind w:left="0" w:right="0" w:firstLine="0"/>
+        <w:ind w:left="130" w:right="0" w:firstLine="0"/>
       </w:pPr>
       <w:r>
         <w:rPr>
@@ -926,7 +936,7 @@
     <w:p>
       <w:pPr>
         <w:spacing w:after="3" w:line="259" w:lineRule="auto"/>
-        <w:ind w:left="-5" w:right="0"/>
+        <w:ind w:left="125" w:right="0"/>
       </w:pPr>
       <w:r>
         <w:rPr>
@@ -952,7 +962,7 @@
           <w:color w:val="1A1A2E"/>
           <w:sz w:val="19"/>
         </w:rPr>
-        <w:t xml:space="preserve">  Herrenknecht </w:t>
+        <w:t xml:space="preserve">  </w:t>
       </w:r>
       <w:proofErr w:type="spellStart"/>
       <w:r>
@@ -961,7 +971,7 @@
           <w:color w:val="1A1A2E"/>
           <w:sz w:val="19"/>
         </w:rPr>
-        <w:t>Tunnelling</w:t>
+        <w:t>Herrenknecht</w:t>
       </w:r>
       <w:proofErr w:type="spellEnd"/>
       <w:r>
@@ -979,7 +989,7 @@
           <w:color w:val="1A1A2E"/>
           <w:sz w:val="19"/>
         </w:rPr>
-        <w:t>Services</w:t>
+        <w:t>Tunnelling</w:t>
       </w:r>
       <w:proofErr w:type="spellEnd"/>
       <w:r>
@@ -988,6 +998,24 @@
           <w:color w:val="1A1A2E"/>
           <w:sz w:val="19"/>
         </w:rPr>
+        <w:t xml:space="preserve"> </w:t>
+      </w:r>
+      <w:proofErr w:type="spellStart"/>
+      <w:r>
+        <w:rPr>
+          <w:b/>
+          <w:color w:val="1A1A2E"/>
+          <w:sz w:val="19"/>
+        </w:rPr>
+        <w:t>Services</w:t>
+      </w:r>
+      <w:proofErr w:type="spellEnd"/>
+      <w:r>
+        <w:rPr>
+          <w:b/>
+          <w:color w:val="1A1A2E"/>
+          <w:sz w:val="19"/>
+        </w:rPr>
         <w:t xml:space="preserve"> Panama Corp.</w:t>
       </w:r>
       <w:r>
@@ -1001,7 +1029,7 @@
     <w:p>
       <w:pPr>
         <w:spacing w:after="3" w:line="258" w:lineRule="auto"/>
-        <w:ind w:left="-5" w:right="7851"/>
+        <w:ind w:left="125" w:right="7851"/>
       </w:pPr>
       <w:r>
         <w:rPr>
@@ -1020,7 +1048,7 @@
     <w:p>
       <w:pPr>
         <w:spacing w:after="38" w:line="259" w:lineRule="auto"/>
-        <w:ind w:left="-5" w:right="0"/>
+        <w:ind w:left="125" w:right="0"/>
       </w:pPr>
       <w:r>
         <w:rPr>
@@ -1040,7 +1068,7 @@
     </w:p>
     <w:p>
       <w:pPr>
-        <w:ind w:right="0"/>
+        <w:ind w:left="140" w:right="0"/>
       </w:pPr>
       <w:r>
         <w:t xml:space="preserve">OEM líder global en </w:t>
@@ -1071,7 +1099,7 @@
     </w:p>
     <w:p>
       <w:pPr>
-        <w:ind w:left="190" w:right="0"/>
+        <w:ind w:left="320" w:right="0"/>
       </w:pPr>
       <w:proofErr w:type="gramStart"/>
       <w:r>
@@ -1106,7 +1134,7 @@
     </w:p>
     <w:p>
       <w:pPr>
-        <w:ind w:left="190" w:right="0"/>
+        <w:ind w:left="320" w:right="0"/>
       </w:pPr>
       <w:proofErr w:type="gramStart"/>
       <w:r>
@@ -1138,7 +1166,7 @@
     </w:p>
     <w:p>
       <w:pPr>
-        <w:ind w:left="190" w:right="0"/>
+        <w:ind w:left="320" w:right="0"/>
       </w:pPr>
       <w:proofErr w:type="gramStart"/>
       <w:r>
@@ -1167,7 +1195,7 @@
     </w:p>
     <w:p>
       <w:pPr>
-        <w:ind w:left="190" w:right="0"/>
+        <w:ind w:left="320" w:right="0"/>
       </w:pPr>
       <w:proofErr w:type="gramStart"/>
       <w:r>
@@ -1197,7 +1225,7 @@
     <w:p>
       <w:pPr>
         <w:spacing w:after="0" w:line="259" w:lineRule="auto"/>
-        <w:ind w:left="-5" w:right="0"/>
+        <w:ind w:left="125" w:right="0" w:firstLine="5"/>
       </w:pPr>
       <w:r>
         <w:rPr>
@@ -1258,7 +1286,7 @@
     <w:p>
       <w:pPr>
         <w:spacing w:after="3" w:line="259" w:lineRule="auto"/>
-        <w:ind w:left="-5" w:right="0"/>
+        <w:ind w:left="45" w:right="0"/>
       </w:pPr>
       <w:r>
         <w:rPr>
@@ -1334,7 +1362,7 @@
     <w:p>
       <w:pPr>
         <w:spacing w:after="3" w:line="258" w:lineRule="auto"/>
-        <w:ind w:left="-5" w:right="7851"/>
+        <w:ind w:left="45" w:right="7851"/>
       </w:pPr>
       <w:r>
         <w:rPr>
@@ -1353,7 +1381,7 @@
     <w:p>
       <w:pPr>
         <w:spacing w:after="38" w:line="259" w:lineRule="auto"/>
-        <w:ind w:left="-5" w:right="0"/>
+        <w:ind w:left="45" w:right="0"/>
       </w:pPr>
       <w:r>
         <w:rPr>
@@ -1373,7 +1401,7 @@
     </w:p>
     <w:p>
       <w:pPr>
-        <w:ind w:right="0"/>
+        <w:ind w:left="60" w:right="0"/>
       </w:pPr>
       <w:r>
         <w:t xml:space="preserve">Contribuyó a las operaciones activas de </w:t>
@@ -1396,7 +1424,7 @@
     </w:p>
     <w:p>
       <w:pPr>
-        <w:ind w:left="190" w:right="0"/>
+        <w:ind w:left="240" w:right="0"/>
       </w:pPr>
       <w:proofErr w:type="gramStart"/>
       <w:r>
@@ -1425,7 +1453,7 @@
     </w:p>
     <w:p>
       <w:pPr>
-        <w:ind w:left="190" w:right="0"/>
+        <w:ind w:left="240" w:right="0"/>
       </w:pPr>
       <w:proofErr w:type="gramStart"/>
       <w:r>
@@ -1455,7 +1483,7 @@
     <w:p>
       <w:pPr>
         <w:spacing w:after="16"/>
-        <w:ind w:left="190" w:right="0"/>
+        <w:ind w:left="240" w:right="0"/>
       </w:pPr>
       <w:proofErr w:type="gramStart"/>
       <w:r>
@@ -1492,7 +1520,7 @@
     </w:p>
     <w:p>
       <w:pPr>
-        <w:ind w:left="190" w:right="0"/>
+        <w:ind w:left="240" w:right="0"/>
       </w:pPr>
       <w:proofErr w:type="gramStart"/>
       <w:r>
@@ -1525,7 +1553,7 @@
     <w:p>
       <w:pPr>
         <w:spacing w:after="0" w:line="259" w:lineRule="auto"/>
-        <w:ind w:left="-5" w:right="0"/>
+        <w:ind w:left="45" w:right="0" w:firstLine="110"/>
       </w:pPr>
       <w:r>
         <w:rPr>
@@ -1605,7 +1633,7 @@
     <w:p>
       <w:pPr>
         <w:pStyle w:val="Heading2"/>
-        <w:ind w:left="-5"/>
+        <w:ind w:left="-5" w:firstLine="110"/>
         <w:rPr>
           <w:lang w:val="es-PA"/>
         </w:rPr>
@@ -1643,7 +1671,7 @@
     <w:p>
       <w:pPr>
         <w:spacing w:after="3" w:line="258" w:lineRule="auto"/>
-        <w:ind w:left="-5" w:right="7851"/>
+        <w:ind w:left="-5" w:right="7851" w:firstLine="110"/>
       </w:pPr>
       <w:r>
         <w:rPr>
@@ -1662,7 +1690,7 @@
     <w:p>
       <w:pPr>
         <w:spacing w:after="38" w:line="259" w:lineRule="auto"/>
-        <w:ind w:left="-5" w:right="0"/>
+        <w:ind w:left="-5" w:right="0" w:firstLine="110"/>
       </w:pPr>
       <w:r>
         <w:rPr>
@@ -1682,7 +1710,7 @@
     </w:p>
     <w:p>
       <w:pPr>
-        <w:ind w:right="0"/>
+        <w:ind w:left="105" w:right="0" w:firstLine="0"/>
       </w:pPr>
       <w:r>
         <w:t>Cursos relevantes: Análisis por Elementos Finitos (FEA), Modelado Computacional, Métodos Numéricos, Sistemas de Control, Mecánica de Fluidos, Termodinámica.</w:t>
@@ -1810,7 +1838,7 @@
     <w:p>
       <w:pPr>
         <w:spacing w:after="36" w:line="259" w:lineRule="auto"/>
-        <w:ind w:left="0" w:right="0" w:firstLine="0"/>
+        <w:ind w:left="0" w:right="0" w:firstLine="180"/>
       </w:pPr>
       <w:r>
         <w:rPr>
@@ -1856,43 +1884,9 @@
     </w:p>
     <w:p>
       <w:pPr>
-        <w:spacing w:after="16"/>
-        <w:ind w:left="190" w:right="0"/>
-      </w:pPr>
-      <w:proofErr w:type="gramStart"/>
-      <w:r>
-        <w:rPr>
-          <w:rFonts w:ascii="GothicE" w:eastAsia="GothicE" w:hAnsi="GothicE" w:cs="GothicE"/>
-        </w:rPr>
-        <w:t>▸</w:t>
-      </w:r>
-      <w:r>
-        <w:t xml:space="preserve">  Certificación</w:t>
-      </w:r>
-      <w:proofErr w:type="gramEnd"/>
-      <w:r>
-        <w:t xml:space="preserve"> de Seguridad Industrial OSHA 30 Horas (Meta: Q2 2026)</w:t>
-      </w:r>
-      <w:r>
-        <w:rPr>
-          <w:color w:val="000000"/>
-          <w:sz w:val="18"/>
-        </w:rPr>
-        <w:t xml:space="preserve"> </w:t>
-      </w:r>
-    </w:p>
-    <w:p>
-      <w:pPr>
         <w:spacing w:after="133" w:line="259" w:lineRule="auto"/>
         <w:ind w:left="0" w:right="0" w:firstLine="0"/>
       </w:pPr>
-      <w:r>
-        <w:rPr>
-          <w:color w:val="000000"/>
-          <w:sz w:val="18"/>
-        </w:rPr>
-        <w:t xml:space="preserve"> </w:t>
-      </w:r>
     </w:p>
     <w:p>
       <w:pPr>
@@ -1934,7 +1928,7 @@
     <w:p>
       <w:pPr>
         <w:pStyle w:val="Heading2"/>
-        <w:ind w:left="-5"/>
+        <w:ind w:left="-5" w:firstLine="110"/>
         <w:rPr>
           <w:lang w:val="es-PA"/>
         </w:rPr>
@@ -1957,7 +1951,7 @@
     </w:p>
     <w:p>
       <w:pPr>
-        <w:ind w:left="190" w:right="0"/>
+        <w:ind w:left="220" w:right="0"/>
       </w:pPr>
       <w:proofErr w:type="gramStart"/>
       <w:r>
@@ -1983,7 +1977,7 @@
     </w:p>
     <w:p>
       <w:pPr>
-        <w:ind w:left="190" w:right="0"/>
+        <w:ind w:left="220" w:right="0"/>
       </w:pPr>
       <w:proofErr w:type="gramStart"/>
       <w:r>
@@ -2059,7 +2053,7 @@
     </w:p>
     <w:p>
       <w:pPr>
-        <w:ind w:right="0"/>
+        <w:ind w:right="0" w:firstLine="95"/>
       </w:pPr>
       <w:r>
         <w:t>Español (</w:t>
@@ -2094,7 +2088,7 @@
       </w:r>
       <w:proofErr w:type="gramEnd"/>
       <w:r>
-        <w:t xml:space="preserve"> (A2 – en desarrollo activo; activo valioso dado el trabajo previo con Herrenknecht AG)</w:t>
+        <w:t xml:space="preserve"> (A2 – en desarrollo activo)</w:t>
       </w:r>
       <w:r>
         <w:rPr>

--- a/assets/CVs/ESPAÑOL/INGENIERO DE PROYECTOS/20260214_Yerman-Merel_CV_ESP_v3.0_APR.docx
+++ b/assets/CVs/ESPAÑOL/INGENIERO DE PROYECTOS/20260214_Yerman-Merel_CV_ESP_v3.0_APR.docx
@@ -25,54 +25,19 @@
     </w:p>
     <w:p>
       <w:pPr>
-        <w:spacing w:after="0" w:line="259" w:lineRule="auto"/>
+        <w:spacing w:after="63" w:line="259" w:lineRule="auto"/>
         <w:ind w:left="0" w:right="0" w:firstLine="0"/>
-      </w:pPr>
-      <w:r>
         <w:rPr>
           <w:color w:val="1B4F72"/>
           <w:sz w:val="20"/>
         </w:rPr>
-        <w:t xml:space="preserve">Ingeniero de </w:t>
-      </w:r>
-      <w:proofErr w:type="gramStart"/>
+      </w:pPr>
       <w:r>
         <w:rPr>
           <w:color w:val="1B4F72"/>
           <w:sz w:val="20"/>
         </w:rPr>
-        <w:t>Proyectos  |</w:t>
-      </w:r>
-      <w:proofErr w:type="gramEnd"/>
-      <w:r>
-        <w:rPr>
-          <w:color w:val="1B4F72"/>
-          <w:sz w:val="20"/>
-        </w:rPr>
-        <w:t xml:space="preserve">  Ingeniero de Diseño </w:t>
-      </w:r>
-      <w:proofErr w:type="gramStart"/>
-      <w:r>
-        <w:rPr>
-          <w:color w:val="1B4F72"/>
-          <w:sz w:val="20"/>
-        </w:rPr>
-        <w:t>Mecánico  |</w:t>
-      </w:r>
-      <w:proofErr w:type="gramEnd"/>
-      <w:r>
-        <w:rPr>
-          <w:color w:val="1B4F72"/>
-          <w:sz w:val="20"/>
-        </w:rPr>
-        <w:t xml:space="preserve">  Ingeniero de Campo</w:t>
-      </w:r>
-      <w:r>
-        <w:rPr>
-          <w:color w:val="000000"/>
-          <w:sz w:val="18"/>
-        </w:rPr>
-        <w:t xml:space="preserve"> </w:t>
+        <w:t>COORDINADOR DE PROCESOS | GESTIÓN DE PROYECTOS DE INFRAESTRUCTURA</w:t>
       </w:r>
     </w:p>
     <w:p>
@@ -86,42 +51,24 @@
         </w:rPr>
         <w:t xml:space="preserve">Ciudad de Panamá, </w:t>
       </w:r>
-      <w:proofErr w:type="gramStart"/>
       <w:r>
         <w:rPr>
           <w:sz w:val="16"/>
         </w:rPr>
-        <w:t>Panamá  •</w:t>
-      </w:r>
-      <w:proofErr w:type="gramEnd"/>
+        <w:t>Panamá • (</w:t>
+      </w:r>
       <w:r>
         <w:rPr>
           <w:sz w:val="16"/>
         </w:rPr>
-        <w:t xml:space="preserve">  (+507) 6295-</w:t>
-      </w:r>
-      <w:proofErr w:type="gramStart"/>
+        <w:t>+507) 6295-</w:t>
+      </w:r>
       <w:r>
         <w:rPr>
           <w:sz w:val="16"/>
         </w:rPr>
-        <w:t>9441  •</w:t>
-      </w:r>
-      <w:proofErr w:type="gramEnd"/>
-      <w:r>
-        <w:rPr>
-          <w:sz w:val="16"/>
-        </w:rPr>
-        <w:t xml:space="preserve">  </w:t>
-      </w:r>
-      <w:proofErr w:type="gramStart"/>
-      <w:r>
-        <w:rPr>
-          <w:sz w:val="16"/>
-        </w:rPr>
-        <w:t>ymerel_02@outlook.com  •</w:t>
-      </w:r>
-      <w:proofErr w:type="gramEnd"/>
+        <w:t>9441 • ymerel_02@outlook.com •</w:t>
+      </w:r>
       <w:r>
         <w:rPr>
           <w:sz w:val="16"/>
@@ -163,6 +110,42 @@
         </w:rPr>
         <w:t xml:space="preserve"> </w:t>
       </w:r>
+      <w:r>
+        <w:rPr>
+          <w:sz w:val="16"/>
+        </w:rPr>
+        <w:t>•</w:t>
+      </w:r>
+      <w:r>
+        <w:rPr>
+          <w:sz w:val="16"/>
+        </w:rPr>
+        <w:t xml:space="preserve"> Nacionalidad Panameña</w:t>
+      </w:r>
+      <w:r>
+        <w:rPr>
+          <w:sz w:val="16"/>
+        </w:rPr>
+        <w:t xml:space="preserve"> </w:t>
+      </w:r>
+      <w:r>
+        <w:rPr>
+          <w:sz w:val="16"/>
+        </w:rPr>
+        <w:t>•</w:t>
+      </w:r>
+      <w:r>
+        <w:rPr>
+          <w:sz w:val="16"/>
+        </w:rPr>
+        <w:t xml:space="preserve"> </w:t>
+      </w:r>
+      <w:r>
+        <w:rPr>
+          <w:sz w:val="16"/>
+        </w:rPr>
+        <w:t>Licencia de conducir vigente</w:t>
+      </w:r>
     </w:p>
     <w:p>
       <w:pPr>
@@ -179,115 +162,6 @@
     </w:p>
     <w:p>
       <w:pPr>
-        <w:spacing w:after="136" w:line="259" w:lineRule="auto"/>
-        <w:ind w:left="4" w:right="0" w:firstLine="0"/>
-      </w:pPr>
-      <w:r>
-        <w:rPr>
-          <w:rFonts w:ascii="Calibri" w:eastAsia="Calibri" w:hAnsi="Calibri" w:cs="Calibri"/>
-          <w:noProof/>
-          <w:color w:val="000000"/>
-          <w:sz w:val="22"/>
-        </w:rPr>
-        <mc:AlternateContent>
-          <mc:Choice Requires="wpg">
-            <w:drawing>
-              <wp:inline distT="0" distB="0" distL="0" distR="0" wp14:anchorId="0EE394C7" wp14:editId="4BCF5FF2">
-                <wp:extent cx="6578600" cy="25400"/>
-                <wp:effectExtent l="0" t="0" r="0" b="0"/>
-                <wp:docPr id="9679" name="Group 9679"/>
-                <wp:cNvGraphicFramePr/>
-                <a:graphic xmlns:a="http://schemas.openxmlformats.org/drawingml/2006/main">
-                  <a:graphicData uri="http://schemas.microsoft.com/office/word/2010/wordprocessingGroup">
-                    <wpg:wgp>
-                      <wpg:cNvGrpSpPr/>
-                      <wpg:grpSpPr>
-                        <a:xfrm>
-                          <a:off x="0" y="0"/>
-                          <a:ext cx="6578600" cy="25400"/>
-                          <a:chOff x="0" y="0"/>
-                          <a:chExt cx="6578600" cy="25400"/>
-                        </a:xfrm>
-                      </wpg:grpSpPr>
-                      <wps:wsp>
-                        <wps:cNvPr id="10" name="Shape 10"/>
-                        <wps:cNvSpPr/>
-                        <wps:spPr>
-                          <a:xfrm>
-                            <a:off x="0" y="0"/>
-                            <a:ext cx="6578600" cy="0"/>
-                          </a:xfrm>
-                          <a:custGeom>
-                            <a:avLst/>
-                            <a:gdLst/>
-                            <a:ahLst/>
-                            <a:cxnLst/>
-                            <a:rect l="0" t="0" r="0" b="0"/>
-                            <a:pathLst>
-                              <a:path w="6578600">
-                                <a:moveTo>
-                                  <a:pt x="0" y="0"/>
-                                </a:moveTo>
-                                <a:lnTo>
-                                  <a:pt x="6578600" y="0"/>
-                                </a:lnTo>
-                              </a:path>
-                            </a:pathLst>
-                          </a:custGeom>
-                          <a:ln w="25400" cap="flat">
-                            <a:miter lim="127000"/>
-                          </a:ln>
-                        </wps:spPr>
-                        <wps:style>
-                          <a:lnRef idx="1">
-                            <a:srgbClr val="1B4F72"/>
-                          </a:lnRef>
-                          <a:fillRef idx="0">
-                            <a:srgbClr val="000000">
-                              <a:alpha val="0"/>
-                            </a:srgbClr>
-                          </a:fillRef>
-                          <a:effectRef idx="0">
-                            <a:scrgbClr r="0" g="0" b="0"/>
-                          </a:effectRef>
-                          <a:fontRef idx="none"/>
-                        </wps:style>
-                        <wps:bodyPr/>
-                      </wps:wsp>
-                    </wpg:wgp>
-                  </a:graphicData>
-                </a:graphic>
-              </wp:inline>
-            </w:drawing>
-          </mc:Choice>
-          <mc:Fallback xmlns:a="http://schemas.openxmlformats.org/drawingml/2006/main">
-            <w:pict>
-              <v:group id="Group 9679" style="width:518pt;height:2pt;mso-position-horizontal-relative:char;mso-position-vertical-relative:line" coordsize="65786,254">
-                <v:shape id="Shape 10" style="position:absolute;width:65786;height:0;left:0;top:0;" coordsize="6578600,0" path="m0,0l6578600,0">
-                  <v:stroke weight="2pt" endcap="flat" joinstyle="miter" miterlimit="10" on="true" color="#1b4f72"/>
-                  <v:fill on="false" color="#000000" opacity="0"/>
-                </v:shape>
-              </v:group>
-            </w:pict>
-          </mc:Fallback>
-        </mc:AlternateContent>
-      </w:r>
-    </w:p>
-    <w:p>
-      <w:pPr>
-        <w:spacing w:after="173" w:line="259" w:lineRule="auto"/>
-        <w:ind w:left="0" w:right="0" w:firstLine="0"/>
-      </w:pPr>
-      <w:r>
-        <w:rPr>
-          <w:color w:val="000000"/>
-          <w:sz w:val="18"/>
-        </w:rPr>
-        <w:t xml:space="preserve"> </w:t>
-      </w:r>
-    </w:p>
-    <w:p>
-      <w:pPr>
         <w:pStyle w:val="Heading1"/>
         <w:ind w:left="115"/>
         <w:rPr>
@@ -325,59 +199,331 @@
     </w:p>
     <w:p>
       <w:pPr>
-        <w:spacing w:after="61" w:line="239" w:lineRule="auto"/>
-        <w:ind w:left="105" w:firstLine="0"/>
-        <w:jc w:val="both"/>
-      </w:pPr>
-      <w:r>
-        <w:t xml:space="preserve">Ingeniero Mecánico con experiencia práctica en dos megaproyectos internacionales de </w:t>
+        <w:spacing w:after="133" w:line="259" w:lineRule="auto"/>
+        <w:ind w:left="105" w:right="0" w:firstLine="0"/>
+        <w:rPr>
+          <w:color w:val="auto"/>
+        </w:rPr>
+      </w:pPr>
+      <w:r>
+        <w:rPr>
+          <w:color w:val="auto"/>
+        </w:rPr>
+        <w:t xml:space="preserve">Ingeniero Mecánico con experiencia en proyectos internacionales de infraestructura (Metro de Panamá Línea 3 y Hudson River </w:t>
       </w:r>
       <w:proofErr w:type="spellStart"/>
       <w:r>
-        <w:t>tunelación</w:t>
+        <w:rPr>
+          <w:color w:val="auto"/>
+        </w:rPr>
+        <w:t>Tunnel</w:t>
       </w:r>
       <w:proofErr w:type="spellEnd"/>
       <w:r>
-        <w:t xml:space="preserve"> — Metro de Panamá Línea 3 y el Proyecto Hudson River </w:t>
+        <w:rPr>
+          <w:color w:val="auto"/>
+        </w:rPr>
+        <w:t xml:space="preserve"> Project – USA), especializado en estandarización de procesos, desarrollo de metodologías operativas, control documental, coordinación técnica y seguimiento de proyectos. Experiencia en implementación de </w:t>
       </w:r>
       <w:proofErr w:type="spellStart"/>
       <w:r>
-        <w:t>Tunnel</w:t>
+        <w:rPr>
+          <w:color w:val="auto"/>
+        </w:rPr>
+        <w:t>SOPs</w:t>
       </w:r>
       <w:proofErr w:type="spellEnd"/>
       <w:r>
-        <w:t xml:space="preserve"> (EE. UU.). Especializado en soporte de ingeniería de proyectos, desarrollo de </w:t>
+        <w:rPr>
+          <w:color w:val="auto"/>
+        </w:rPr>
+        <w:t xml:space="preserve">, trazabilidad regulatoria, elaboración de reportes ejecutivos, control de cumplimiento metodológico y coordinación entre equipos de ingeniería y operaciones. </w:t>
+      </w:r>
+      <w:r>
+        <w:rPr>
+          <w:color w:val="auto"/>
+        </w:rPr>
+        <w:t>Orientado al gobierno de procesos, mejora continua, seguimiento de proyectos de infraestructura y apoyo al control y maduración de portafolios de proyectos bajo estándares PMI y Stage-Gates.</w:t>
+      </w:r>
+    </w:p>
+    <w:p>
+      <w:pPr>
+        <w:spacing w:after="133" w:line="259" w:lineRule="auto"/>
+        <w:ind w:left="105" w:right="0" w:firstLine="0"/>
+      </w:pPr>
+    </w:p>
+    <w:p>
+      <w:pPr>
+        <w:pStyle w:val="Heading1"/>
+        <w:ind w:left="115"/>
+        <w:rPr>
+          <w:lang w:val="es-PA"/>
+        </w:rPr>
+      </w:pPr>
+      <w:r>
+        <w:rPr>
+          <w:lang w:val="es-PA"/>
+        </w:rPr>
+        <w:t>COMPETENCIAS CLAVE</w:t>
+      </w:r>
+      <w:r>
+        <w:rPr>
+          <w:b w:val="0"/>
+          <w:color w:val="000000"/>
+          <w:sz w:val="18"/>
+          <w:lang w:val="es-PA"/>
+        </w:rPr>
+        <w:t xml:space="preserve"> </w:t>
+      </w:r>
+    </w:p>
+    <w:p>
+      <w:pPr>
+        <w:spacing w:after="54" w:line="259" w:lineRule="auto"/>
+        <w:ind w:left="0" w:right="0" w:firstLine="0"/>
+      </w:pPr>
+      <w:r>
+        <w:rPr>
+          <w:color w:val="000000"/>
+          <w:sz w:val="18"/>
+        </w:rPr>
+        <w:t xml:space="preserve"> </w:t>
+      </w:r>
+    </w:p>
+    <w:p>
+      <w:pPr>
+        <w:spacing w:after="16"/>
+        <w:ind w:left="110" w:right="0"/>
+      </w:pPr>
+      <w:r>
+        <w:rPr>
+          <w:b/>
+          <w:color w:val="1A1A2E"/>
+        </w:rPr>
+        <w:t>Gestión de Procesos y Proyectos</w:t>
+      </w:r>
+      <w:r>
+        <w:rPr>
+          <w:b/>
+          <w:color w:val="1A1A2E"/>
+        </w:rPr>
+        <w:t xml:space="preserve">: </w:t>
+      </w:r>
+      <w:r>
+        <w:t>Implementación de metodologías de gestión de proyectos</w:t>
+      </w:r>
+      <w:r>
+        <w:t xml:space="preserve"> • </w:t>
+      </w:r>
+      <w:r>
+        <w:t>Estandarización de procesos operativos (</w:t>
       </w:r>
       <w:proofErr w:type="spellStart"/>
       <w:r>
-        <w:t>POEs</w:t>
+        <w:t>SOPs</w:t>
       </w:r>
       <w:proofErr w:type="spellEnd"/>
       <w:r>
-        <w:t>, validación de sistemas mecánicos y diseño de tuberías (</w:t>
+        <w:t>)</w:t>
+      </w:r>
+      <w:r>
+        <w:t xml:space="preserve"> • </w:t>
+      </w:r>
+      <w:r>
+        <w:t>Marcos PMI y Stage-Gates</w:t>
+      </w:r>
+      <w:r>
+        <w:t xml:space="preserve"> </w:t>
+      </w:r>
+      <w:r>
+        <w:t xml:space="preserve">• </w:t>
+      </w:r>
+      <w:r>
+        <w:t>Gobierno de procesos y control metodológico</w:t>
+      </w:r>
+      <w:r>
+        <w:t xml:space="preserve"> </w:t>
+      </w:r>
+      <w:r>
+        <w:t>•</w:t>
+      </w:r>
+      <w:r>
+        <w:t xml:space="preserve"> </w:t>
+      </w:r>
+      <w:r>
+        <w:t>Seguimiento y control de proyectos de infraestructura</w:t>
+      </w:r>
+      <w:r>
+        <w:t xml:space="preserve"> </w:t>
+      </w:r>
+      <w:r>
+        <w:t xml:space="preserve">• </w:t>
+      </w:r>
+      <w:r>
+        <w:t xml:space="preserve">Conocimiento de FEL (Front End </w:t>
       </w:r>
       <w:proofErr w:type="spellStart"/>
       <w:r>
-        <w:t>P&amp;IDs</w:t>
+        <w:t>Loading</w:t>
       </w:r>
       <w:proofErr w:type="spellEnd"/>
       <w:r>
-        <w:t xml:space="preserve"> / isométricos) bajo normas ASME B31. Historial comprobado de soluciones de ingeniería correctiva bajo condiciones exigentes de campo, reduciendo errores de ejecución en un 20% y mejorando la preparación para auditorías mediante trazabilidad regulatoria. Busca aprovechar su experiencia en </w:t>
+        <w:t>)</w:t>
+      </w:r>
+      <w:r>
+        <w:t xml:space="preserve"> </w:t>
+      </w:r>
+      <w:r>
+        <w:t>•</w:t>
+      </w:r>
+      <w:r>
+        <w:t xml:space="preserve"> </w:t>
+      </w:r>
+      <w:r>
+        <w:t>Lean y Agile aplicado a proyectos de infraestructura</w:t>
+      </w:r>
+    </w:p>
+    <w:p>
+      <w:pPr>
+        <w:ind w:left="110" w:right="0"/>
+      </w:pPr>
+      <w:r>
+        <w:rPr>
+          <w:b/>
+          <w:color w:val="1A1A2E"/>
+        </w:rPr>
+        <w:t>Mejora Continua y Control</w:t>
+      </w:r>
+      <w:r>
+        <w:rPr>
+          <w:b/>
+          <w:color w:val="1A1A2E"/>
+        </w:rPr>
+        <w:t xml:space="preserve">: </w:t>
+      </w:r>
+      <w:r>
+        <w:t>Optimización de procesos operativos</w:t>
+      </w:r>
+      <w:r>
+        <w:t xml:space="preserve"> </w:t>
+      </w:r>
+      <w:r>
+        <w:t xml:space="preserve">• </w:t>
+      </w:r>
+      <w:r>
+        <w:t>Gestión de cumplimiento y normativas</w:t>
+      </w:r>
+      <w:r>
+        <w:t xml:space="preserve"> </w:t>
+      </w:r>
+      <w:r>
+        <w:t xml:space="preserve">• </w:t>
+      </w:r>
+      <w:r>
+        <w:t>Control de indicadores de desempeño (</w:t>
       </w:r>
       <w:proofErr w:type="spellStart"/>
       <w:r>
-        <w:t>tunelación</w:t>
+        <w:t>KPIs</w:t>
       </w:r>
       <w:proofErr w:type="spellEnd"/>
       <w:r>
-        <w:t xml:space="preserve"> e infraestructura civil pesada dentro de una organización global de ingeniería o EPC.</w:t>
-      </w:r>
-      <w:r>
-        <w:rPr>
-          <w:color w:val="000000"/>
-          <w:sz w:val="18"/>
-        </w:rPr>
-        <w:t xml:space="preserve"> </w:t>
+        <w:t>)</w:t>
+      </w:r>
+      <w:r>
+        <w:t xml:space="preserve"> </w:t>
+      </w:r>
+      <w:r>
+        <w:t xml:space="preserve">• </w:t>
+      </w:r>
+      <w:r>
+        <w:t>Gestión de riesgos operativos</w:t>
+      </w:r>
+      <w:r>
+        <w:t xml:space="preserve"> </w:t>
+      </w:r>
+      <w:r>
+        <w:t>•</w:t>
+      </w:r>
+      <w:r>
+        <w:t xml:space="preserve"> </w:t>
+      </w:r>
+      <w:r>
+        <w:t>Control de documentación técnica</w:t>
+      </w:r>
+      <w:r>
+        <w:t xml:space="preserve"> </w:t>
+      </w:r>
+    </w:p>
+    <w:p>
+      <w:pPr>
+        <w:ind w:left="110" w:right="0"/>
+      </w:pPr>
+      <w:r>
+        <w:rPr>
+          <w:b/>
+          <w:color w:val="1A1A2E"/>
+        </w:rPr>
+        <w:t>Herramientas Digitales</w:t>
+      </w:r>
+      <w:r>
+        <w:rPr>
+          <w:b/>
+          <w:color w:val="1A1A2E"/>
+        </w:rPr>
+        <w:t xml:space="preserve">: </w:t>
+      </w:r>
+      <w:r>
+        <w:t>Python</w:t>
+      </w:r>
+      <w:r>
+        <w:t xml:space="preserve"> </w:t>
+      </w:r>
+      <w:r>
+        <w:t>(automatización de reportes)</w:t>
+      </w:r>
+      <w:r>
+        <w:t xml:space="preserve"> </w:t>
+      </w:r>
+      <w:r>
+        <w:t>• SAP</w:t>
+      </w:r>
+      <w:r>
+        <w:t xml:space="preserve"> (módulos PM/MM</w:t>
+      </w:r>
+      <w:r>
+        <w:t>) • AutoCAD • Inventor • MS</w:t>
+      </w:r>
+      <w:r>
+        <w:t xml:space="preserve"> Office (Excel, Word, PowerPoint avanzados)</w:t>
+      </w:r>
+      <w:r>
+        <w:t xml:space="preserve"> </w:t>
+      </w:r>
+      <w:r>
+        <w:t xml:space="preserve">• </w:t>
+      </w:r>
+      <w:r>
+        <w:t>ANSYS</w:t>
+      </w:r>
+      <w:r>
+        <w:t xml:space="preserve"> </w:t>
+      </w:r>
+      <w:r>
+        <w:t>•</w:t>
+      </w:r>
+      <w:r>
+        <w:t xml:space="preserve"> </w:t>
+      </w:r>
+      <w:r>
+        <w:t xml:space="preserve">Herramientas digitales de seguimiento y </w:t>
+      </w:r>
+      <w:proofErr w:type="spellStart"/>
+      <w:r>
+        <w:t>reporting</w:t>
+      </w:r>
+      <w:proofErr w:type="spellEnd"/>
+      <w:r>
+        <w:t xml:space="preserve"> de proyectos</w:t>
       </w:r>
     </w:p>
     <w:p>
@@ -397,15 +543,12 @@
       <w:pPr>
         <w:pStyle w:val="Heading1"/>
         <w:ind w:left="115"/>
-        <w:rPr>
-          <w:lang w:val="es-PA"/>
-        </w:rPr>
-      </w:pPr>
-      <w:r>
-        <w:rPr>
-          <w:lang w:val="es-PA"/>
-        </w:rPr>
-        <w:t>COMPETENCIAS CLAVE</w:t>
+      </w:pPr>
+      <w:r>
+        <w:rPr>
+          <w:lang w:val="es-PA"/>
+        </w:rPr>
+        <w:t>EXPERIENCIA PROFESIONAL</w:t>
       </w:r>
       <w:r>
         <w:rPr>
@@ -419,344 +562,110 @@
     </w:p>
     <w:p>
       <w:pPr>
-        <w:spacing w:after="54" w:line="259" w:lineRule="auto"/>
-        <w:ind w:left="0" w:right="0" w:firstLine="0"/>
-      </w:pPr>
-      <w:r>
-        <w:rPr>
-          <w:color w:val="000000"/>
-          <w:sz w:val="18"/>
-        </w:rPr>
-        <w:t xml:space="preserve"> </w:t>
-      </w:r>
-    </w:p>
-    <w:p>
-      <w:pPr>
-        <w:spacing w:after="16"/>
-        <w:ind w:left="110" w:right="0"/>
-      </w:pPr>
-      <w:r>
+        <w:spacing w:after="3" w:line="259" w:lineRule="auto"/>
+        <w:ind w:left="125" w:right="0"/>
         <w:rPr>
           <w:b/>
           <w:color w:val="1A1A2E"/>
-        </w:rPr>
-        <w:t xml:space="preserve">Técnicas: </w:t>
-      </w:r>
-      <w:r>
-        <w:t xml:space="preserve">Ingeniería de Campo y Coordinación </w:t>
-      </w:r>
-      <w:proofErr w:type="gramStart"/>
-      <w:r>
-        <w:t>Técnica  •</w:t>
-      </w:r>
-      <w:proofErr w:type="gramEnd"/>
-      <w:r>
-        <w:t xml:space="preserve">  Validación Estructural y FEA (</w:t>
-      </w:r>
-      <w:proofErr w:type="gramStart"/>
-      <w:r>
-        <w:t>ANSYS)  •</w:t>
-      </w:r>
-      <w:proofErr w:type="gramEnd"/>
-      <w:r>
-        <w:t xml:space="preserve">  Diseño Industrial de Tuberías </w:t>
-      </w:r>
-    </w:p>
-    <w:p>
-      <w:pPr>
-        <w:spacing w:after="16"/>
-        <w:ind w:left="110" w:right="0"/>
-      </w:pPr>
-      <w:r>
-        <w:t>(</w:t>
-      </w:r>
-      <w:proofErr w:type="spellStart"/>
-      <w:r>
-        <w:t>P&amp;IDs</w:t>
-      </w:r>
-      <w:proofErr w:type="spellEnd"/>
-      <w:r>
-        <w:t>, Isométricos, ASME B31</w:t>
-      </w:r>
-      <w:proofErr w:type="gramStart"/>
-      <w:r>
-        <w:t>)  •</w:t>
-      </w:r>
-      <w:proofErr w:type="gramEnd"/>
-      <w:r>
-        <w:t xml:space="preserve">  Puesta en Marcha y Mantenimiento en </w:t>
-      </w:r>
-      <w:proofErr w:type="gramStart"/>
-      <w:r>
-        <w:t>Parada  •</w:t>
-      </w:r>
-      <w:proofErr w:type="gramEnd"/>
-      <w:r>
-        <w:t xml:space="preserve">  Validación de Sistemas </w:t>
-      </w:r>
-      <w:proofErr w:type="gramStart"/>
-      <w:r>
-        <w:t>Mecánicos  •</w:t>
-      </w:r>
-      <w:proofErr w:type="gramEnd"/>
-      <w:r>
-        <w:t xml:space="preserve">  Diseño CAD </w:t>
-      </w:r>
-    </w:p>
-    <w:p>
-      <w:pPr>
-        <w:ind w:left="110" w:right="0"/>
-      </w:pPr>
-      <w:r>
-        <w:t>(AutoCAD, Inventor)</w:t>
-      </w:r>
-      <w:r>
-        <w:rPr>
-          <w:color w:val="000000"/>
-          <w:sz w:val="18"/>
-        </w:rPr>
-        <w:t xml:space="preserve"> </w:t>
-      </w:r>
-    </w:p>
-    <w:p>
-      <w:pPr>
-        <w:ind w:left="110" w:right="0"/>
+          <w:sz w:val="19"/>
+        </w:rPr>
+      </w:pPr>
+    </w:p>
+    <w:p>
+      <w:pPr>
+        <w:spacing w:after="3" w:line="259" w:lineRule="auto"/>
+        <w:ind w:left="125" w:right="0"/>
       </w:pPr>
       <w:r>
         <w:rPr>
           <w:b/>
           <w:color w:val="1A1A2E"/>
-        </w:rPr>
-        <w:t xml:space="preserve">Gestión de Proyectos: </w:t>
-      </w:r>
-      <w:r>
-        <w:t xml:space="preserve">Desarrollo y Estandarización de </w:t>
-      </w:r>
-      <w:proofErr w:type="spellStart"/>
-      <w:proofErr w:type="gramStart"/>
-      <w:r>
-        <w:t>POEs</w:t>
-      </w:r>
-      <w:proofErr w:type="spellEnd"/>
-      <w:r>
-        <w:t xml:space="preserve">  •</w:t>
-      </w:r>
-      <w:proofErr w:type="gramEnd"/>
-      <w:r>
-        <w:t xml:space="preserve">  Cumplimiento Normativo, Trazabilidad y Mitigación de </w:t>
-      </w:r>
-      <w:proofErr w:type="gramStart"/>
-      <w:r>
-        <w:t>Riesgos  •</w:t>
-      </w:r>
-      <w:proofErr w:type="gramEnd"/>
-      <w:r>
-        <w:t xml:space="preserve">  Coordinación </w:t>
-      </w:r>
-      <w:proofErr w:type="gramStart"/>
-      <w:r>
-        <w:t>Multifuncional  •</w:t>
-      </w:r>
-      <w:proofErr w:type="gramEnd"/>
-      <w:r>
-        <w:t xml:space="preserve">  Análisis de Costos y Asignación de Recursos</w:t>
-      </w:r>
-      <w:r>
-        <w:rPr>
-          <w:color w:val="000000"/>
-          <w:sz w:val="18"/>
-        </w:rPr>
-        <w:t xml:space="preserve"> </w:t>
-      </w:r>
-    </w:p>
-    <w:p>
-      <w:pPr>
-        <w:ind w:left="110" w:right="0"/>
-      </w:pPr>
+          <w:sz w:val="19"/>
+        </w:rPr>
+        <w:t xml:space="preserve">Ingeniero de </w:t>
+      </w:r>
       <w:r>
         <w:rPr>
           <w:b/>
           <w:color w:val="1A1A2E"/>
-        </w:rPr>
-        <w:t xml:space="preserve">Software: </w:t>
-      </w:r>
-      <w:r>
-        <w:t xml:space="preserve">ANSYS (simulaciones </w:t>
-      </w:r>
-      <w:proofErr w:type="gramStart"/>
-      <w:r>
-        <w:t>FEA)  •</w:t>
-      </w:r>
-      <w:proofErr w:type="gramEnd"/>
-      <w:r>
-        <w:t xml:space="preserve">  MATLAB (modelado </w:t>
-      </w:r>
-      <w:proofErr w:type="gramStart"/>
-      <w:r>
-        <w:t>numérico)  •</w:t>
-      </w:r>
-      <w:proofErr w:type="gramEnd"/>
-      <w:r>
-        <w:t xml:space="preserve">  Python (automatización de datos e </w:t>
-      </w:r>
-      <w:proofErr w:type="gramStart"/>
-      <w:r>
-        <w:t>informes)  •</w:t>
-      </w:r>
-      <w:proofErr w:type="gramEnd"/>
-      <w:r>
-        <w:t xml:space="preserve">  SAP (módulos PM/MM</w:t>
-      </w:r>
-      <w:proofErr w:type="gramStart"/>
-      <w:r>
-        <w:t>)  •</w:t>
-      </w:r>
-      <w:proofErr w:type="gramEnd"/>
-      <w:r>
-        <w:t xml:space="preserve">  </w:t>
-      </w:r>
-      <w:proofErr w:type="gramStart"/>
-      <w:r>
-        <w:t>AutoCAD  •</w:t>
-      </w:r>
-      <w:proofErr w:type="gramEnd"/>
-      <w:r>
-        <w:t xml:space="preserve">  </w:t>
-      </w:r>
-      <w:proofErr w:type="gramStart"/>
-      <w:r>
-        <w:t>Inventor  •</w:t>
-      </w:r>
-      <w:proofErr w:type="gramEnd"/>
-      <w:r>
-        <w:t xml:space="preserve">  MS Office (Excel, Word, PowerPoint avanzados)</w:t>
-      </w:r>
-      <w:r>
-        <w:rPr>
-          <w:color w:val="000000"/>
-          <w:sz w:val="18"/>
-        </w:rPr>
-        <w:t xml:space="preserve"> </w:t>
-      </w:r>
-    </w:p>
-    <w:p>
-      <w:pPr>
-        <w:spacing w:after="133" w:line="259" w:lineRule="auto"/>
-        <w:ind w:left="0" w:right="0" w:firstLine="0"/>
-      </w:pPr>
-      <w:r>
-        <w:rPr>
-          <w:color w:val="000000"/>
-          <w:sz w:val="18"/>
-        </w:rPr>
-        <w:t xml:space="preserve"> </w:t>
-      </w:r>
-    </w:p>
-    <w:p>
-      <w:pPr>
-        <w:pStyle w:val="Heading1"/>
-        <w:ind w:left="115"/>
-        <w:rPr>
-          <w:lang w:val="es-PA"/>
-        </w:rPr>
-      </w:pPr>
-      <w:r>
-        <w:rPr>
-          <w:lang w:val="es-PA"/>
-        </w:rPr>
-        <w:t>EXPERIENCIA PROFESIONAL</w:t>
-      </w:r>
-      <w:r>
-        <w:rPr>
-          <w:b w:val="0"/>
-          <w:color w:val="000000"/>
-          <w:sz w:val="18"/>
-          <w:lang w:val="es-PA"/>
-        </w:rPr>
-        <w:t xml:space="preserve"> </w:t>
-      </w:r>
-    </w:p>
-    <w:p>
-      <w:pPr>
-        <w:spacing w:after="113" w:line="259" w:lineRule="auto"/>
-        <w:ind w:left="0" w:right="0" w:firstLine="0"/>
-      </w:pPr>
-      <w:r>
-        <w:rPr>
-          <w:color w:val="000000"/>
-          <w:sz w:val="18"/>
-        </w:rPr>
-        <w:t xml:space="preserve"> </w:t>
-      </w:r>
-    </w:p>
-    <w:p>
-      <w:pPr>
-        <w:pStyle w:val="Heading2"/>
-        <w:ind w:left="125"/>
-        <w:rPr>
-          <w:lang w:val="es-PA"/>
-        </w:rPr>
-      </w:pPr>
-      <w:proofErr w:type="gramStart"/>
-      <w:r>
-        <w:rPr>
-          <w:lang w:val="es-PA"/>
-        </w:rPr>
-        <w:t>Co-Fundador</w:t>
-      </w:r>
-      <w:proofErr w:type="gramEnd"/>
-      <w:r>
-        <w:rPr>
-          <w:lang w:val="es-PA"/>
-        </w:rPr>
-        <w:t xml:space="preserve"> y </w:t>
-      </w:r>
-      <w:proofErr w:type="gramStart"/>
-      <w:r>
-        <w:rPr>
-          <w:lang w:val="es-PA"/>
-        </w:rPr>
-        <w:t>Director</w:t>
-      </w:r>
-      <w:proofErr w:type="gramEnd"/>
-      <w:r>
-        <w:rPr>
-          <w:lang w:val="es-PA"/>
-        </w:rPr>
-        <w:t xml:space="preserve"> de Ingeniería de </w:t>
-      </w:r>
-      <w:proofErr w:type="gramStart"/>
-      <w:r>
-        <w:rPr>
-          <w:lang w:val="es-PA"/>
-        </w:rPr>
-        <w:t>Sistemas  |</w:t>
-      </w:r>
-      <w:proofErr w:type="gramEnd"/>
-      <w:r>
-        <w:rPr>
-          <w:lang w:val="es-PA"/>
-        </w:rPr>
-        <w:t xml:space="preserve">  MONCAN</w:t>
-      </w:r>
-      <w:r>
-        <w:rPr>
-          <w:b w:val="0"/>
-          <w:color w:val="000000"/>
-          <w:sz w:val="18"/>
-          <w:lang w:val="es-PA"/>
-        </w:rPr>
-        <w:t xml:space="preserve"> </w:t>
-      </w:r>
-    </w:p>
-    <w:p>
-      <w:pPr>
-        <w:spacing w:after="42" w:line="258" w:lineRule="auto"/>
+          <w:sz w:val="19"/>
+        </w:rPr>
+        <w:t xml:space="preserve">Proyectos </w:t>
+      </w:r>
+      <w:r>
+        <w:rPr>
+          <w:b/>
+          <w:color w:val="1A1A2E"/>
+          <w:sz w:val="19"/>
+        </w:rPr>
+        <w:t xml:space="preserve">| </w:t>
+      </w:r>
+      <w:proofErr w:type="spellStart"/>
+      <w:r>
+        <w:rPr>
+          <w:b/>
+          <w:color w:val="1A1A2E"/>
+          <w:sz w:val="19"/>
+        </w:rPr>
+        <w:t>Herrenknecht</w:t>
+      </w:r>
+      <w:proofErr w:type="spellEnd"/>
+      <w:r>
+        <w:rPr>
+          <w:b/>
+          <w:color w:val="1A1A2E"/>
+          <w:sz w:val="19"/>
+        </w:rPr>
+        <w:t xml:space="preserve"> </w:t>
+      </w:r>
+      <w:proofErr w:type="spellStart"/>
+      <w:r>
+        <w:rPr>
+          <w:b/>
+          <w:color w:val="1A1A2E"/>
+          <w:sz w:val="19"/>
+        </w:rPr>
+        <w:t>Tunnelling</w:t>
+      </w:r>
+      <w:proofErr w:type="spellEnd"/>
+      <w:r>
+        <w:rPr>
+          <w:b/>
+          <w:color w:val="1A1A2E"/>
+          <w:sz w:val="19"/>
+        </w:rPr>
+        <w:t xml:space="preserve"> </w:t>
+      </w:r>
+      <w:proofErr w:type="spellStart"/>
+      <w:r>
+        <w:rPr>
+          <w:b/>
+          <w:color w:val="1A1A2E"/>
+          <w:sz w:val="19"/>
+        </w:rPr>
+        <w:t>Services</w:t>
+      </w:r>
+      <w:proofErr w:type="spellEnd"/>
+      <w:r>
+        <w:rPr>
+          <w:b/>
+          <w:color w:val="1A1A2E"/>
+          <w:sz w:val="19"/>
+        </w:rPr>
+        <w:t xml:space="preserve"> Panama Corp.</w:t>
+      </w:r>
+      <w:r>
+        <w:rPr>
+          <w:color w:val="000000"/>
+          <w:sz w:val="18"/>
+        </w:rPr>
+        <w:t xml:space="preserve"> </w:t>
+      </w:r>
+    </w:p>
+    <w:p>
+      <w:pPr>
+        <w:spacing w:after="3" w:line="258" w:lineRule="auto"/>
         <w:ind w:left="125" w:right="7851"/>
-        <w:rPr>
-          <w:color w:val="000000"/>
-          <w:sz w:val="18"/>
-        </w:rPr>
       </w:pPr>
       <w:r>
         <w:rPr>
@@ -774,8 +683,8 @@
     </w:p>
     <w:p>
       <w:pPr>
-        <w:spacing w:after="42" w:line="258" w:lineRule="auto"/>
-        <w:ind w:left="125" w:right="7851"/>
+        <w:spacing w:after="38" w:line="259" w:lineRule="auto"/>
+        <w:ind w:left="125" w:right="0"/>
       </w:pPr>
       <w:r>
         <w:rPr>
@@ -783,7 +692,7 @@
           <w:color w:val="777777"/>
           <w:sz w:val="16"/>
         </w:rPr>
-        <w:t>Ago 2025 – Presente</w:t>
+        <w:t>Ene 2025 – Jul 2025</w:t>
       </w:r>
       <w:r>
         <w:rPr>
@@ -798,15 +707,23 @@
         <w:ind w:left="140" w:right="0"/>
       </w:pPr>
       <w:r>
-        <w:t xml:space="preserve">Consultora de ingeniería enfocada en optimización de procesos industriales y diseño de flujos de trabajo digitales para </w:t>
+        <w:t xml:space="preserve">OEM líder global en </w:t>
       </w:r>
       <w:proofErr w:type="spellStart"/>
       <w:r>
-        <w:t>PYMEs</w:t>
+        <w:t>tunelación</w:t>
       </w:r>
       <w:proofErr w:type="spellEnd"/>
       <w:r>
-        <w:t>.</w:t>
+        <w:t xml:space="preserve">. Apoyó operaciones de ingeniería en proyectos internacionales de TBM, incluyendo el Hudson River </w:t>
+      </w:r>
+      <w:proofErr w:type="spellStart"/>
+      <w:r>
+        <w:t>Tunnel</w:t>
+      </w:r>
+      <w:proofErr w:type="spellEnd"/>
+      <w:r>
+        <w:t xml:space="preserve"> (EE. UU.).</w:t>
       </w:r>
       <w:r>
         <w:rPr>
@@ -820,19 +737,23 @@
       <w:pPr>
         <w:ind w:left="320" w:right="0"/>
       </w:pPr>
-      <w:proofErr w:type="gramStart"/>
-      <w:r>
-        <w:rPr>
-          <w:rFonts w:ascii="GothicE" w:eastAsia="GothicE" w:hAnsi="GothicE" w:cs="GothicE"/>
+      <w:r>
+        <w:rPr>
+          <w:rFonts w:ascii="Cambria Math" w:eastAsia="GothicE" w:hAnsi="Cambria Math" w:cs="Cambria Math"/>
         </w:rPr>
         <w:t>▸</w:t>
       </w:r>
       <w:r>
-        <w:t xml:space="preserve">  Diseñó</w:t>
-      </w:r>
-      <w:proofErr w:type="gramEnd"/>
-      <w:r>
-        <w:t xml:space="preserve"> la arquitectura operacional de la empresa aplicando principios de ingeniería de sistemas, alineando la ejecución técnica con la estrategia de negocio.</w:t>
+        <w:t xml:space="preserve"> Desarrolle</w:t>
+      </w:r>
+      <w:r>
+        <w:t xml:space="preserve"> y </w:t>
+      </w:r>
+      <w:r>
+        <w:t>estandarice</w:t>
+      </w:r>
+      <w:r>
+        <w:t xml:space="preserve"> un POE global para operaciones críticas de mantenimiento mecánico en sistemas TBM, abarcando más de 3 sitios de proyectos internacionales activos, mejorando la repetibilidad de ejecución y reduciendo eventos de no conformidad.</w:t>
       </w:r>
       <w:r>
         <w:rPr>
@@ -846,380 +767,87 @@
       <w:pPr>
         <w:ind w:left="320" w:right="0"/>
       </w:pPr>
-      <w:proofErr w:type="gramStart"/>
-      <w:r>
-        <w:rPr>
-          <w:rFonts w:ascii="GothicE" w:eastAsia="GothicE" w:hAnsi="GothicE" w:cs="GothicE"/>
+      <w:r>
+        <w:rPr>
+          <w:rFonts w:ascii="Cambria Math" w:eastAsia="GothicE" w:hAnsi="Cambria Math" w:cs="Cambria Math"/>
         </w:rPr>
         <w:t>▸</w:t>
       </w:r>
       <w:r>
-        <w:t xml:space="preserve">  Desarrolló</w:t>
-      </w:r>
-      <w:proofErr w:type="gramEnd"/>
-      <w:r>
-        <w:t xml:space="preserve"> flujos de trabajo digitales que mejoran la trazabilidad y el control de la información de proyectos, desde la captación del cliente hasta la entrega final de ingeniería.</w:t>
-      </w:r>
-      <w:r>
-        <w:rPr>
-          <w:color w:val="000000"/>
-          <w:sz w:val="18"/>
-        </w:rPr>
-        <w:t xml:space="preserve"> </w:t>
+        <w:t xml:space="preserve"> </w:t>
+      </w:r>
+      <w:r>
+        <w:t>Coordiné la documentación técnica y la trazabilidad regulatoria de proyectos de infraestructura, apoyando procesos de auditoría metodológica y control de cumplimiento documental.</w:t>
       </w:r>
     </w:p>
     <w:p>
       <w:pPr>
         <w:ind w:left="320" w:right="0"/>
       </w:pPr>
-      <w:proofErr w:type="gramStart"/>
-      <w:r>
-        <w:rPr>
-          <w:rFonts w:ascii="GothicE" w:eastAsia="GothicE" w:hAnsi="GothicE" w:cs="GothicE"/>
+      <w:r>
+        <w:rPr>
+          <w:rFonts w:ascii="Cambria Math" w:eastAsia="GothicE" w:hAnsi="Cambria Math" w:cs="Cambria Math"/>
         </w:rPr>
         <w:t>▸</w:t>
       </w:r>
       <w:r>
-        <w:t xml:space="preserve">  Construyó</w:t>
-      </w:r>
-      <w:proofErr w:type="gramEnd"/>
-      <w:r>
-        <w:t xml:space="preserve"> modelos de análisis de costos y asignación de recursos para apoyar la toma de decisiones basada en datos y mejorar la eficiencia operacional.</w:t>
-      </w:r>
-      <w:r>
-        <w:rPr>
-          <w:color w:val="000000"/>
-          <w:sz w:val="18"/>
-        </w:rPr>
-        <w:t xml:space="preserve"> </w:t>
+        <w:t xml:space="preserve"> </w:t>
+      </w:r>
+      <w:r>
+        <w:t>Elaboré reportes técnicos y ejecutivos para la toma de decisiones operativas y seguimiento de desempeño de proyectos.</w:t>
       </w:r>
     </w:p>
     <w:p>
       <w:pPr>
         <w:ind w:left="320" w:right="0"/>
       </w:pPr>
-      <w:proofErr w:type="gramStart"/>
-      <w:r>
-        <w:rPr>
-          <w:rFonts w:ascii="GothicE" w:eastAsia="GothicE" w:hAnsi="GothicE" w:cs="GothicE"/>
+      <w:r>
+        <w:rPr>
+          <w:rFonts w:ascii="Cambria Math" w:eastAsia="GothicE" w:hAnsi="Cambria Math" w:cs="Cambria Math"/>
         </w:rPr>
         <w:t>▸</w:t>
       </w:r>
       <w:r>
-        <w:t xml:space="preserve">  Estructuró</w:t>
-      </w:r>
-      <w:proofErr w:type="gramEnd"/>
-      <w:r>
-        <w:t xml:space="preserve"> procesos internos escalables para reducir la fricción operativa y garantizar una ejecución consistente en cada compromiso con clientes.</w:t>
-      </w:r>
-      <w:r>
-        <w:rPr>
-          <w:color w:val="000000"/>
-          <w:sz w:val="18"/>
-        </w:rPr>
-        <w:t xml:space="preserve"> </w:t>
-      </w:r>
-    </w:p>
-    <w:p>
-      <w:pPr>
-        <w:spacing w:after="113" w:line="259" w:lineRule="auto"/>
-        <w:ind w:left="130" w:right="0" w:firstLine="0"/>
-      </w:pPr>
-      <w:r>
-        <w:rPr>
-          <w:color w:val="000000"/>
-          <w:sz w:val="18"/>
-        </w:rPr>
-        <w:t xml:space="preserve"> </w:t>
-      </w:r>
-    </w:p>
-    <w:p>
-      <w:pPr>
-        <w:spacing w:after="3" w:line="259" w:lineRule="auto"/>
-        <w:ind w:left="125" w:right="0"/>
-      </w:pPr>
-      <w:r>
-        <w:rPr>
-          <w:b/>
-          <w:color w:val="1A1A2E"/>
-          <w:sz w:val="19"/>
-        </w:rPr>
-        <w:t xml:space="preserve">Ingeniero de </w:t>
-      </w:r>
-      <w:proofErr w:type="gramStart"/>
-      <w:r>
-        <w:rPr>
-          <w:b/>
-          <w:color w:val="1A1A2E"/>
-          <w:sz w:val="19"/>
-        </w:rPr>
-        <w:t>Proyectos  |</w:t>
-      </w:r>
-      <w:proofErr w:type="gramEnd"/>
-      <w:r>
-        <w:rPr>
-          <w:b/>
-          <w:color w:val="1A1A2E"/>
-          <w:sz w:val="19"/>
-        </w:rPr>
-        <w:t xml:space="preserve">  </w:t>
+        <w:t xml:space="preserve"> </w:t>
+      </w:r>
+      <w:r>
+        <w:t xml:space="preserve">Apoyé la coordinación entre equipos de ingeniería, operaciones y </w:t>
       </w:r>
       <w:proofErr w:type="spellStart"/>
       <w:r>
-        <w:rPr>
-          <w:b/>
-          <w:color w:val="1A1A2E"/>
-          <w:sz w:val="19"/>
-        </w:rPr>
-        <w:t>Herrenknecht</w:t>
+        <w:t>stakeholders</w:t>
       </w:r>
       <w:proofErr w:type="spellEnd"/>
       <w:r>
-        <w:rPr>
-          <w:b/>
-          <w:color w:val="1A1A2E"/>
-          <w:sz w:val="19"/>
-        </w:rPr>
-        <w:t xml:space="preserve"> </w:t>
-      </w:r>
-      <w:proofErr w:type="spellStart"/>
-      <w:r>
-        <w:rPr>
-          <w:b/>
-          <w:color w:val="1A1A2E"/>
-          <w:sz w:val="19"/>
-        </w:rPr>
-        <w:t>Tunnelling</w:t>
-      </w:r>
-      <w:proofErr w:type="spellEnd"/>
-      <w:r>
-        <w:rPr>
-          <w:b/>
-          <w:color w:val="1A1A2E"/>
-          <w:sz w:val="19"/>
-        </w:rPr>
-        <w:t xml:space="preserve"> </w:t>
-      </w:r>
-      <w:proofErr w:type="spellStart"/>
-      <w:r>
-        <w:rPr>
-          <w:b/>
-          <w:color w:val="1A1A2E"/>
-          <w:sz w:val="19"/>
-        </w:rPr>
-        <w:t>Services</w:t>
-      </w:r>
-      <w:proofErr w:type="spellEnd"/>
-      <w:r>
-        <w:rPr>
-          <w:b/>
-          <w:color w:val="1A1A2E"/>
-          <w:sz w:val="19"/>
-        </w:rPr>
-        <w:t xml:space="preserve"> Panama Corp.</w:t>
-      </w:r>
-      <w:r>
-        <w:rPr>
-          <w:color w:val="000000"/>
-          <w:sz w:val="18"/>
-        </w:rPr>
-        <w:t xml:space="preserve"> </w:t>
-      </w:r>
-    </w:p>
-    <w:p>
-      <w:pPr>
-        <w:spacing w:after="3" w:line="258" w:lineRule="auto"/>
-        <w:ind w:left="125" w:right="7851"/>
-      </w:pPr>
-      <w:r>
-        <w:rPr>
-          <w:color w:val="1B4F72"/>
-        </w:rPr>
-        <w:t>Ciudad de Panamá, Panamá</w:t>
-      </w:r>
-      <w:r>
-        <w:rPr>
-          <w:color w:val="000000"/>
-          <w:sz w:val="18"/>
-        </w:rPr>
-        <w:t xml:space="preserve"> </w:t>
-      </w:r>
-    </w:p>
-    <w:p>
-      <w:pPr>
-        <w:spacing w:after="38" w:line="259" w:lineRule="auto"/>
-        <w:ind w:left="125" w:right="0"/>
-      </w:pPr>
-      <w:r>
-        <w:rPr>
-          <w:i/>
-          <w:color w:val="777777"/>
-          <w:sz w:val="16"/>
-        </w:rPr>
-        <w:t>Ene 2025 – Jul 2025</w:t>
-      </w:r>
-      <w:r>
-        <w:rPr>
-          <w:color w:val="000000"/>
-          <w:sz w:val="18"/>
-        </w:rPr>
-        <w:t xml:space="preserve"> </w:t>
-      </w:r>
-    </w:p>
-    <w:p>
-      <w:pPr>
-        <w:ind w:left="140" w:right="0"/>
-      </w:pPr>
-      <w:r>
-        <w:t xml:space="preserve">OEM líder global en </w:t>
-      </w:r>
-      <w:proofErr w:type="spellStart"/>
-      <w:r>
-        <w:t>tunelación</w:t>
-      </w:r>
-      <w:proofErr w:type="spellEnd"/>
-      <w:r>
-        <w:t xml:space="preserve">. Apoyó operaciones de ingeniería en proyectos internacionales de TBM, incluyendo el Hudson River </w:t>
-      </w:r>
-      <w:proofErr w:type="spellStart"/>
-      <w:r>
-        <w:t>Tunnel</w:t>
-      </w:r>
-      <w:proofErr w:type="spellEnd"/>
-      <w:r>
-        <w:t xml:space="preserve"> (EE. UU.).</w:t>
-      </w:r>
-      <w:r>
-        <w:rPr>
-          <w:color w:val="000000"/>
-          <w:sz w:val="18"/>
-        </w:rPr>
-        <w:t xml:space="preserve"> </w:t>
+        <w:t xml:space="preserve"> internacionales para asegurar el cumplimiento de estándares de ejecución.</w:t>
       </w:r>
     </w:p>
     <w:p>
       <w:pPr>
         <w:ind w:left="320" w:right="0"/>
       </w:pPr>
-      <w:proofErr w:type="gramStart"/>
-      <w:r>
-        <w:rPr>
-          <w:rFonts w:ascii="GothicE" w:eastAsia="GothicE" w:hAnsi="GothicE" w:cs="GothicE"/>
+      <w:r>
+        <w:rPr>
+          <w:rFonts w:ascii="Cambria Math" w:eastAsia="GothicE" w:hAnsi="Cambria Math" w:cs="Cambria Math"/>
         </w:rPr>
         <w:t>▸</w:t>
       </w:r>
       <w:r>
-        <w:t xml:space="preserve">  Desarroll</w:t>
-      </w:r>
-      <w:r>
-        <w:t>e</w:t>
-      </w:r>
-      <w:proofErr w:type="gramEnd"/>
-      <w:r>
-        <w:t xml:space="preserve"> y </w:t>
-      </w:r>
-      <w:r>
-        <w:t>estandarice</w:t>
-      </w:r>
-      <w:r>
-        <w:t xml:space="preserve"> un POE global para operaciones críticas de mantenimiento mecánico en sistemas TBM, abarcando más de 3 sitios de proyectos internacionales activos, mejorando la repetibilidad de ejecución y reduciendo eventos de no conformidad.</w:t>
-      </w:r>
-      <w:r>
-        <w:rPr>
-          <w:color w:val="000000"/>
-          <w:sz w:val="18"/>
-        </w:rPr>
-        <w:t xml:space="preserve"> </w:t>
+        <w:t>Implementé mejoras en procesos de control documental y seguimiento de actividades de proyecto.</w:t>
       </w:r>
     </w:p>
     <w:p>
       <w:pPr>
         <w:ind w:left="320" w:right="0"/>
       </w:pPr>
-      <w:proofErr w:type="gramStart"/>
-      <w:r>
-        <w:rPr>
-          <w:rFonts w:ascii="GothicE" w:eastAsia="GothicE" w:hAnsi="GothicE" w:cs="GothicE"/>
+      <w:r>
+        <w:rPr>
+          <w:rFonts w:ascii="Cambria Math" w:eastAsia="GothicE" w:hAnsi="Cambria Math" w:cs="Cambria Math"/>
         </w:rPr>
         <w:t>▸</w:t>
       </w:r>
       <w:r>
-        <w:t xml:space="preserve">  Reali</w:t>
-      </w:r>
-      <w:r>
-        <w:t>c</w:t>
-      </w:r>
-      <w:r>
-        <w:t>e</w:t>
-      </w:r>
-      <w:proofErr w:type="gramEnd"/>
-      <w:r>
-        <w:t xml:space="preserve"> cálculos de validación estructural y análisis funcional de ensamblajes mecánicos — incluyendo componentes del accionamiento principal — garantizando operación segura bajo condiciones industriales de alta demanda; los hallazgos contribuyeron a reducir el tiempo de inactividad de los equipos.</w:t>
-      </w:r>
-      <w:r>
-        <w:rPr>
-          <w:color w:val="000000"/>
-          <w:sz w:val="18"/>
-        </w:rPr>
-        <w:t xml:space="preserve"> </w:t>
-      </w:r>
-    </w:p>
-    <w:p>
-      <w:pPr>
-        <w:ind w:left="320" w:right="0"/>
-      </w:pPr>
-      <w:proofErr w:type="gramStart"/>
-      <w:r>
-        <w:rPr>
-          <w:rFonts w:ascii="GothicE" w:eastAsia="GothicE" w:hAnsi="GothicE" w:cs="GothicE"/>
-        </w:rPr>
-        <w:t>▸</w:t>
-      </w:r>
-      <w:r>
-        <w:t xml:space="preserve">  Asegur</w:t>
-      </w:r>
-      <w:r>
-        <w:t>e</w:t>
-      </w:r>
-      <w:proofErr w:type="gramEnd"/>
-      <w:r>
-        <w:t xml:space="preserve"> el cumplimiento normativo y la trazabilidad documental en los hitos del proyecto, mejorando la preparación para auditorías y reduciendo la exposición a riesgos contractuales mediante la consolidación de un sistema de documentación previamente fragmentado.</w:t>
-      </w:r>
-      <w:r>
-        <w:rPr>
-          <w:color w:val="000000"/>
-          <w:sz w:val="18"/>
-        </w:rPr>
-        <w:t xml:space="preserve"> </w:t>
-      </w:r>
-    </w:p>
-    <w:p>
-      <w:pPr>
-        <w:ind w:left="320" w:right="0"/>
-      </w:pPr>
-      <w:proofErr w:type="gramStart"/>
-      <w:r>
-        <w:rPr>
-          <w:rFonts w:ascii="GothicE" w:eastAsia="GothicE" w:hAnsi="GothicE" w:cs="GothicE"/>
-        </w:rPr>
-        <w:t>▸</w:t>
-      </w:r>
-      <w:r>
-        <w:t xml:space="preserve">  Apoy</w:t>
-      </w:r>
-      <w:r>
-        <w:t>e</w:t>
-      </w:r>
-      <w:proofErr w:type="gramEnd"/>
-      <w:r>
-        <w:t xml:space="preserve"> la elaboración de informes técnicos y la coordinación entre operaciones de campo y partes interesadas del proyecto en EE. UU. y equipos internacionales.</w:t>
-      </w:r>
-      <w:r>
-        <w:rPr>
-          <w:color w:val="000000"/>
-          <w:sz w:val="18"/>
-        </w:rPr>
-        <w:t xml:space="preserve"> </w:t>
+        <w:t>Contribuí al monitoreo del cumplimiento de hitos operativos y técnicos en proyectos internacionales.</w:t>
       </w:r>
     </w:p>
     <w:p>
@@ -1294,26 +922,23 @@
           <w:color w:val="1A1A2E"/>
           <w:sz w:val="19"/>
         </w:rPr>
-        <w:lastRenderedPageBreak/>
         <w:t>Ingeniero de Campo – TBM e Instalaciones de Superficie (</w:t>
       </w:r>
-      <w:proofErr w:type="gramStart"/>
       <w:r>
         <w:rPr>
           <w:b/>
           <w:color w:val="1A1A2E"/>
           <w:sz w:val="19"/>
         </w:rPr>
-        <w:t>Pasante)  |</w:t>
-      </w:r>
-      <w:proofErr w:type="gramEnd"/>
+        <w:t>Pasante) | China</w:t>
+      </w:r>
       <w:r>
         <w:rPr>
           <w:b/>
           <w:color w:val="1A1A2E"/>
           <w:sz w:val="19"/>
         </w:rPr>
-        <w:t xml:space="preserve">  China </w:t>
+        <w:t xml:space="preserve"> </w:t>
       </w:r>
       <w:proofErr w:type="spellStart"/>
       <w:r>
@@ -1426,58 +1051,58 @@
       <w:pPr>
         <w:ind w:left="240" w:right="0"/>
       </w:pPr>
-      <w:proofErr w:type="gramStart"/>
-      <w:r>
-        <w:rPr>
-          <w:rFonts w:ascii="GothicE" w:eastAsia="GothicE" w:hAnsi="GothicE" w:cs="GothicE"/>
+      <w:r>
+        <w:rPr>
+          <w:rFonts w:ascii="Cambria Math" w:eastAsia="GothicE" w:hAnsi="Cambria Math" w:cs="Cambria Math"/>
         </w:rPr>
         <w:t>▸</w:t>
       </w:r>
       <w:r>
-        <w:t xml:space="preserve">  Diseñ</w:t>
-      </w:r>
-      <w:r>
-        <w:t>e</w:t>
-      </w:r>
-      <w:proofErr w:type="gramEnd"/>
-      <w:r>
-        <w:t xml:space="preserve"> soluciones de ingeniería correctiva para sistemas mecánicos y de tuberías bajo condiciones de terreno inestable, eliminando incidentes operacionales graves y mejorando la continuidad del avance de la TBM.</w:t>
-      </w:r>
-      <w:r>
-        <w:rPr>
-          <w:color w:val="000000"/>
-          <w:sz w:val="18"/>
-        </w:rPr>
-        <w:t xml:space="preserve"> </w:t>
+        <w:t xml:space="preserve"> </w:t>
+      </w:r>
+      <w:r>
+        <w:t>Desarrollé documentación técnica estandarizada (</w:t>
+      </w:r>
+      <w:proofErr w:type="spellStart"/>
+      <w:r>
+        <w:t>method</w:t>
+      </w:r>
+      <w:proofErr w:type="spellEnd"/>
+      <w:r>
+        <w:t xml:space="preserve"> </w:t>
+      </w:r>
+      <w:proofErr w:type="spellStart"/>
+      <w:r>
+        <w:t>statements</w:t>
+      </w:r>
+      <w:proofErr w:type="spellEnd"/>
+      <w:r>
+        <w:t xml:space="preserve">, </w:t>
+      </w:r>
+      <w:proofErr w:type="spellStart"/>
+      <w:r>
+        <w:t>checklists</w:t>
+      </w:r>
+      <w:proofErr w:type="spellEnd"/>
+      <w:r>
+        <w:t>, procedimientos de trabajo) utilizada por equipos de ingeniería y control de calidad.</w:t>
       </w:r>
     </w:p>
     <w:p>
       <w:pPr>
         <w:ind w:left="240" w:right="0"/>
       </w:pPr>
-      <w:proofErr w:type="gramStart"/>
-      <w:r>
-        <w:rPr>
-          <w:rFonts w:ascii="GothicE" w:eastAsia="GothicE" w:hAnsi="GothicE" w:cs="GothicE"/>
+      <w:r>
+        <w:rPr>
+          <w:rFonts w:ascii="Cambria Math" w:eastAsia="GothicE" w:hAnsi="Cambria Math" w:cs="Cambria Math"/>
         </w:rPr>
         <w:t>▸</w:t>
       </w:r>
       <w:r>
-        <w:t xml:space="preserve">  Desarroll</w:t>
-      </w:r>
-      <w:r>
-        <w:t>e</w:t>
-      </w:r>
-      <w:proofErr w:type="gramEnd"/>
-      <w:r>
-        <w:t xml:space="preserve"> documentación técnica estandarizada (declaraciones de método, listas de verificación de inspección, instrucciones de trabajo) adoptada como material de referencia por los equipos de CC e Ingeniería, reduciendo errores de ejecución en un 20%.</w:t>
-      </w:r>
-      <w:r>
-        <w:rPr>
-          <w:color w:val="000000"/>
-          <w:sz w:val="18"/>
-        </w:rPr>
-        <w:t xml:space="preserve"> </w:t>
+        <w:t xml:space="preserve"> </w:t>
+      </w:r>
+      <w:r>
+        <w:t>Apoyé el control y seguimiento de actividades operativas en campo mediante reportes técnicos y coordinación con supervisores.</w:t>
       </w:r>
     </w:p>
     <w:p>
@@ -1485,20 +1110,15 @@
         <w:spacing w:after="16"/>
         <w:ind w:left="240" w:right="0"/>
       </w:pPr>
-      <w:proofErr w:type="gramStart"/>
-      <w:r>
-        <w:rPr>
-          <w:rFonts w:ascii="GothicE" w:eastAsia="GothicE" w:hAnsi="GothicE" w:cs="GothicE"/>
+      <w:r>
+        <w:rPr>
+          <w:rFonts w:ascii="Cambria Math" w:eastAsia="GothicE" w:hAnsi="Cambria Math" w:cs="Cambria Math"/>
         </w:rPr>
         <w:t>▸</w:t>
       </w:r>
       <w:r>
-        <w:t xml:space="preserve">  Elabor</w:t>
-      </w:r>
-      <w:r>
-        <w:t>e</w:t>
-      </w:r>
-      <w:proofErr w:type="gramEnd"/>
+        <w:t xml:space="preserve"> Elabore</w:t>
+      </w:r>
       <w:r>
         <w:t xml:space="preserve"> </w:t>
       </w:r>
@@ -1522,32 +1142,34 @@
       <w:pPr>
         <w:ind w:left="240" w:right="0"/>
       </w:pPr>
-      <w:proofErr w:type="gramStart"/>
-      <w:r>
-        <w:rPr>
-          <w:rFonts w:ascii="GothicE" w:eastAsia="GothicE" w:hAnsi="GothicE" w:cs="GothicE"/>
+      <w:r>
+        <w:rPr>
+          <w:rFonts w:ascii="Cambria Math" w:eastAsia="GothicE" w:hAnsi="Cambria Math" w:cs="Cambria Math"/>
         </w:rPr>
         <w:t>▸</w:t>
       </w:r>
       <w:r>
-        <w:t xml:space="preserve">  Apoy</w:t>
-      </w:r>
-      <w:r>
-        <w:t>e</w:t>
-      </w:r>
-      <w:proofErr w:type="gramEnd"/>
-      <w:r>
-        <w:t xml:space="preserve"> </w:t>
-      </w:r>
-      <w:r>
-        <w:t>actividades de pruebas de presión, verificación de ensamblaje mecánico e inspecciones de sistemas para garantizar la confiabilidad y seguridad de los subsistemas críticos de la TBM.</w:t>
-      </w:r>
-      <w:r>
-        <w:rPr>
-          <w:color w:val="000000"/>
-          <w:sz w:val="18"/>
-        </w:rPr>
-        <w:t xml:space="preserve"> </w:t>
+        <w:t xml:space="preserve"> </w:t>
+      </w:r>
+      <w:r>
+        <w:t>Participé en inspecciones técnicas, pruebas de presión y verificación de sistemas mecánicos para asegurar cumplimiento de estándares.</w:t>
+      </w:r>
+    </w:p>
+    <w:p>
+      <w:pPr>
+        <w:ind w:left="240" w:right="0"/>
+      </w:pPr>
+      <w:r>
+        <w:rPr>
+          <w:rFonts w:ascii="Cambria Math" w:eastAsia="GothicE" w:hAnsi="Cambria Math" w:cs="Cambria Math"/>
+        </w:rPr>
+        <w:t>▸</w:t>
+      </w:r>
+      <w:r>
+        <w:rPr>
+          <w:rFonts w:eastAsia="GothicE"/>
+        </w:rPr>
+        <w:t>Coordiné la comunicación entre equipos de campo y áreas de ingeniería para asegurar la correcta ejecución de procesos.</w:t>
       </w:r>
     </w:p>
     <w:p>
@@ -1584,14 +1206,30 @@
       <w:pPr>
         <w:spacing w:after="133" w:line="259" w:lineRule="auto"/>
         <w:ind w:left="0" w:right="0" w:firstLine="0"/>
-      </w:pPr>
-      <w:r>
-        <w:rPr>
-          <w:color w:val="000000"/>
-          <w:sz w:val="18"/>
-        </w:rPr>
-        <w:t xml:space="preserve"> </w:t>
-      </w:r>
+        <w:rPr>
+          <w:color w:val="000000"/>
+          <w:sz w:val="18"/>
+        </w:rPr>
+      </w:pPr>
+      <w:r>
+        <w:rPr>
+          <w:color w:val="000000"/>
+          <w:sz w:val="18"/>
+        </w:rPr>
+        <w:t xml:space="preserve"> </w:t>
+      </w:r>
+    </w:p>
+    <w:p>
+      <w:pPr>
+        <w:spacing w:after="133" w:line="259" w:lineRule="auto"/>
+        <w:ind w:left="0" w:right="0" w:firstLine="0"/>
+      </w:pPr>
+    </w:p>
+    <w:p>
+      <w:pPr>
+        <w:spacing w:after="133" w:line="259" w:lineRule="auto"/>
+        <w:ind w:left="0" w:right="0" w:firstLine="0"/>
+      </w:pPr>
     </w:p>
     <w:p>
       <w:pPr>
@@ -1605,6 +1243,7 @@
         <w:rPr>
           <w:lang w:val="es-PA"/>
         </w:rPr>
+        <w:lastRenderedPageBreak/>
         <w:t>EDUCACIÓN</w:t>
       </w:r>
       <w:r>
@@ -1644,19 +1283,23 @@
         </w:rPr>
         <w:t xml:space="preserve">Licenciatura en Ingeniería </w:t>
       </w:r>
-      <w:proofErr w:type="gramStart"/>
-      <w:r>
-        <w:rPr>
-          <w:lang w:val="es-PA"/>
-        </w:rPr>
-        <w:t>Mecánica  •</w:t>
-      </w:r>
-      <w:proofErr w:type="gramEnd"/>
-      <w:r>
-        <w:rPr>
-          <w:lang w:val="es-PA"/>
-        </w:rPr>
-        <w:t xml:space="preserve">  Universidad Tecnológica de Panamá</w:t>
+      <w:r>
+        <w:rPr>
+          <w:lang w:val="es-PA"/>
+        </w:rPr>
+        <w:t xml:space="preserve">Mecánica </w:t>
+      </w:r>
+      <w:r>
+        <w:rPr>
+          <w:lang w:val="es-PA"/>
+        </w:rPr>
+        <w:t>• Universidad</w:t>
+      </w:r>
+      <w:r>
+        <w:rPr>
+          <w:lang w:val="es-PA"/>
+        </w:rPr>
+        <w:t xml:space="preserve"> Tecnológica de Panamá</w:t>
       </w:r>
       <w:r>
         <w:rPr>
@@ -1778,17 +1421,15 @@
         <w:spacing w:after="16"/>
         <w:ind w:left="190" w:right="0"/>
       </w:pPr>
-      <w:proofErr w:type="gramStart"/>
-      <w:r>
-        <w:rPr>
-          <w:rFonts w:ascii="GothicE" w:eastAsia="GothicE" w:hAnsi="GothicE" w:cs="GothicE"/>
+      <w:r>
+        <w:rPr>
+          <w:rFonts w:ascii="Cambria Math" w:eastAsia="GothicE" w:hAnsi="Cambria Math" w:cs="Cambria Math"/>
         </w:rPr>
         <w:t>▸</w:t>
       </w:r>
       <w:r>
-        <w:t xml:space="preserve">  Tecnología</w:t>
-      </w:r>
-      <w:proofErr w:type="gramEnd"/>
+        <w:t xml:space="preserve"> Tecnología</w:t>
+      </w:r>
       <w:r>
         <w:t xml:space="preserve"> de Fluidos, Hidráulica y Lubricación – Herrenknecht AG (Jun 2025)</w:t>
       </w:r>
@@ -1805,25 +1446,21 @@
         <w:spacing w:after="19"/>
         <w:ind w:left="190" w:right="0"/>
       </w:pPr>
-      <w:proofErr w:type="gramStart"/>
-      <w:r>
-        <w:rPr>
-          <w:rFonts w:ascii="GothicE" w:eastAsia="GothicE" w:hAnsi="GothicE" w:cs="GothicE"/>
+      <w:r>
+        <w:rPr>
+          <w:rFonts w:ascii="Cambria Math" w:eastAsia="GothicE" w:hAnsi="Cambria Math" w:cs="Cambria Math"/>
         </w:rPr>
         <w:t>▸</w:t>
       </w:r>
       <w:r>
-        <w:t xml:space="preserve">  Diseño</w:t>
-      </w:r>
-      <w:proofErr w:type="gramEnd"/>
+        <w:t xml:space="preserve"> Diseño</w:t>
+      </w:r>
       <w:r>
         <w:t xml:space="preserve"> de Sistemas </w:t>
       </w:r>
-      <w:proofErr w:type="spellStart"/>
-      <w:r>
-        <w:t>Termofluídicos</w:t>
-      </w:r>
-      <w:proofErr w:type="spellEnd"/>
+      <w:r>
+        <w:t>Termo fluídicos</w:t>
+      </w:r>
       <w:r>
         <w:t xml:space="preserve"> – Universidad Tecnológica de Panamá (Ago 2023)</w:t>
       </w:r>
@@ -1860,17 +1497,15 @@
         <w:spacing w:after="16"/>
         <w:ind w:left="190" w:right="0"/>
       </w:pPr>
-      <w:proofErr w:type="gramStart"/>
-      <w:r>
-        <w:rPr>
-          <w:rFonts w:ascii="GothicE" w:eastAsia="GothicE" w:hAnsi="GothicE" w:cs="GothicE"/>
+      <w:r>
+        <w:rPr>
+          <w:rFonts w:ascii="Cambria Math" w:eastAsia="GothicE" w:hAnsi="Cambria Math" w:cs="Cambria Math"/>
         </w:rPr>
         <w:t>▸</w:t>
       </w:r>
       <w:r>
-        <w:t xml:space="preserve">  CAPM</w:t>
-      </w:r>
-      <w:proofErr w:type="gramEnd"/>
+        <w:t xml:space="preserve"> CAPM</w:t>
+      </w:r>
       <w:r>
         <w:t xml:space="preserve"> – Certificación Profesional en Gestión de Proyectos (Meta: Q3 2026)</w:t>
       </w:r>
@@ -1953,17 +1588,15 @@
       <w:pPr>
         <w:ind w:left="220" w:right="0"/>
       </w:pPr>
-      <w:proofErr w:type="gramStart"/>
-      <w:r>
-        <w:rPr>
-          <w:rFonts w:ascii="GothicE" w:eastAsia="GothicE" w:hAnsi="GothicE" w:cs="GothicE"/>
+      <w:r>
+        <w:rPr>
+          <w:rFonts w:ascii="Cambria Math" w:eastAsia="GothicE" w:hAnsi="Cambria Math" w:cs="Cambria Math"/>
         </w:rPr>
         <w:t>▸</w:t>
       </w:r>
       <w:r>
-        <w:t xml:space="preserve">  Desarrolló</w:t>
-      </w:r>
-      <w:proofErr w:type="gramEnd"/>
+        <w:t xml:space="preserve"> Desarrolló</w:t>
+      </w:r>
       <w:r>
         <w:t xml:space="preserve"> un modelo matemático en MATLAB para analizar el comportamiento de resonancia en estructuras de turbinas eólicas bajo cargas dinámicas.</w:t>
       </w:r>
@@ -1979,17 +1612,15 @@
       <w:pPr>
         <w:ind w:left="220" w:right="0"/>
       </w:pPr>
-      <w:proofErr w:type="gramStart"/>
-      <w:r>
-        <w:rPr>
-          <w:rFonts w:ascii="GothicE" w:eastAsia="GothicE" w:hAnsi="GothicE" w:cs="GothicE"/>
+      <w:r>
+        <w:rPr>
+          <w:rFonts w:ascii="Cambria Math" w:eastAsia="GothicE" w:hAnsi="Cambria Math" w:cs="Cambria Math"/>
         </w:rPr>
         <w:t>▸</w:t>
       </w:r>
       <w:r>
-        <w:t xml:space="preserve">  Presentó</w:t>
-      </w:r>
-      <w:proofErr w:type="gramEnd"/>
+        <w:t xml:space="preserve"> Presentó</w:t>
+      </w:r>
       <w:r>
         <w:t xml:space="preserve"> resultados y metodología en una conferencia nacional de ingeniería científica, compitiendo contra equipos de investigación universitarios.</w:t>
       </w:r>
@@ -2058,29 +1689,25 @@
       <w:r>
         <w:t>Español (</w:t>
       </w:r>
+      <w:r>
+        <w:t xml:space="preserve">Nativo) </w:t>
+      </w:r>
+      <w:r>
+        <w:t xml:space="preserve">• </w:t>
+      </w:r>
       <w:proofErr w:type="gramStart"/>
       <w:r>
-        <w:t>Nativo)  •</w:t>
+        <w:t>Inglés</w:t>
       </w:r>
       <w:proofErr w:type="gramEnd"/>
       <w:r>
-        <w:t xml:space="preserve">  </w:t>
-      </w:r>
-      <w:proofErr w:type="gramStart"/>
-      <w:r>
-        <w:t>Inglés</w:t>
-      </w:r>
-      <w:proofErr w:type="gramEnd"/>
-      <w:r>
         <w:t xml:space="preserve"> (C1 – Dominio Profesional </w:t>
       </w:r>
-      <w:proofErr w:type="gramStart"/>
-      <w:r>
-        <w:t>Completo)  •</w:t>
-      </w:r>
-      <w:proofErr w:type="gramEnd"/>
-      <w:r>
-        <w:t xml:space="preserve">  </w:t>
+      <w:r>
+        <w:t xml:space="preserve">Completo) </w:t>
+      </w:r>
+      <w:r>
+        <w:t xml:space="preserve">• </w:t>
       </w:r>
       <w:proofErr w:type="gramStart"/>
       <w:r>
@@ -2152,17 +1779,15 @@
       <w:pPr>
         <w:ind w:left="190" w:right="0"/>
       </w:pPr>
-      <w:proofErr w:type="gramStart"/>
-      <w:r>
-        <w:rPr>
-          <w:rFonts w:ascii="GothicE" w:eastAsia="GothicE" w:hAnsi="GothicE" w:cs="GothicE"/>
+      <w:r>
+        <w:rPr>
+          <w:rFonts w:ascii="Cambria Math" w:eastAsia="GothicE" w:hAnsi="Cambria Math" w:cs="Cambria Math"/>
         </w:rPr>
         <w:t>▸</w:t>
       </w:r>
       <w:r>
-        <w:t xml:space="preserve">  Miembro</w:t>
-      </w:r>
-      <w:proofErr w:type="gramEnd"/>
+        <w:t xml:space="preserve"> Miembro</w:t>
+      </w:r>
       <w:r>
         <w:t>, Junta Técnica de Ingenieros y Arquitectos de Panamá (JTIA) – (ID: 2025-016-053)</w:t>
       </w:r>
@@ -2639,7 +2264,6 @@
   <w:style w:type="character" w:default="1" w:styleId="DefaultParagraphFont">
     <w:name w:val="Default Paragraph Font"/>
     <w:uiPriority w:val="1"/>
-    <w:semiHidden/>
     <w:unhideWhenUsed/>
   </w:style>
   <w:style w:type="table" w:default="1" w:styleId="TableNormal">

--- a/assets/CVs/ESPAÑOL/INGENIERO DE PROYECTOS/20260214_Yerman-Merel_CV_ESP_v3.0_APR.docx
+++ b/assets/CVs/ESPAÑOL/INGENIERO DE PROYECTOS/20260214_Yerman-Merel_CV_ESP_v3.0_APR.docx
@@ -37,7 +37,7 @@
           <w:color w:val="1B4F72"/>
           <w:sz w:val="20"/>
         </w:rPr>
-        <w:t>COORDINADOR DE PROCESOS | GESTIÓN DE PROYECTOS DE INFRAESTRUCTURA</w:t>
+        <w:t>SUPERVISOR DE OPERACIONES | INGENIERO MECÁNICO | COORDINACIÓN DE OPERACIONES Y CAMPO</w:t>
       </w:r>
     </w:p>
     <w:p>
@@ -49,13 +49,19 @@
         <w:rPr>
           <w:sz w:val="16"/>
         </w:rPr>
-        <w:t xml:space="preserve">Ciudad de Panamá, </w:t>
+        <w:t>Nacionalidad Panameña</w:t>
       </w:r>
       <w:r>
         <w:rPr>
           <w:sz w:val="16"/>
         </w:rPr>
-        <w:t>Panamá • (</w:t>
+        <w:t xml:space="preserve"> • </w:t>
+      </w:r>
+      <w:r>
+        <w:rPr>
+          <w:sz w:val="16"/>
+        </w:rPr>
+        <w:t>(</w:t>
       </w:r>
       <w:r>
         <w:rPr>
@@ -120,24 +126,6 @@
         <w:rPr>
           <w:sz w:val="16"/>
         </w:rPr>
-        <w:t xml:space="preserve"> Nacionalidad Panameña</w:t>
-      </w:r>
-      <w:r>
-        <w:rPr>
-          <w:sz w:val="16"/>
-        </w:rPr>
-        <w:t xml:space="preserve"> </w:t>
-      </w:r>
-      <w:r>
-        <w:rPr>
-          <w:sz w:val="16"/>
-        </w:rPr>
-        <w:t>•</w:t>
-      </w:r>
-      <w:r>
-        <w:rPr>
-          <w:sz w:val="16"/>
-        </w:rPr>
         <w:t xml:space="preserve"> </w:t>
       </w:r>
       <w:r>
@@ -186,19 +174,6 @@
     </w:p>
     <w:p>
       <w:pPr>
-        <w:spacing w:after="54" w:line="259" w:lineRule="auto"/>
-        <w:ind w:left="0" w:right="0" w:firstLine="0"/>
-      </w:pPr>
-      <w:r>
-        <w:rPr>
-          <w:color w:val="000000"/>
-          <w:sz w:val="18"/>
-        </w:rPr>
-        <w:t xml:space="preserve"> </w:t>
-      </w:r>
-    </w:p>
-    <w:p>
-      <w:pPr>
         <w:spacing w:after="133" w:line="259" w:lineRule="auto"/>
         <w:ind w:left="105" w:right="0" w:firstLine="0"/>
         <w:rPr>
@@ -209,47 +184,34 @@
         <w:rPr>
           <w:color w:val="auto"/>
         </w:rPr>
-        <w:t xml:space="preserve">Ingeniero Mecánico con experiencia en proyectos internacionales de infraestructura (Metro de Panamá Línea 3 y Hudson River </w:t>
-      </w:r>
-      <w:proofErr w:type="spellStart"/>
+        <w:t>Ingeniero Mecánico con experiencia en coordinación operativa, supervisión técnica, planificación de actividades y ejecución de proyectos en entornos dinámicos. Sólida formación en mecánica, procesos industriales, control de operaciones y comunicación con equipos multidisciplinarios. Capacidad para organizar actividades, supervisar personal técnico, tomar decisiones operativas y resolver problemas en campo, asegurando eficiencia, cumplimiento de objetivos y continuidad operativa</w:t>
+      </w:r>
       <w:r>
         <w:rPr>
           <w:color w:val="auto"/>
         </w:rPr>
-        <w:t>Tunnel</w:t>
-      </w:r>
-      <w:proofErr w:type="spellEnd"/>
+        <w:t>.</w:t>
+      </w:r>
       <w:r>
         <w:rPr>
           <w:color w:val="auto"/>
         </w:rPr>
-        <w:t xml:space="preserve"> Project – USA), especializado en estandarización de procesos, desarrollo de metodologías operativas, control documental, coordinación técnica y seguimiento de proyectos. Experiencia en implementación de </w:t>
-      </w:r>
-      <w:proofErr w:type="spellStart"/>
+        <w:t xml:space="preserve"> </w:t>
+      </w:r>
       <w:r>
         <w:rPr>
           <w:color w:val="auto"/>
         </w:rPr>
-        <w:t>SOPs</w:t>
-      </w:r>
-      <w:proofErr w:type="spellEnd"/>
-      <w:r>
-        <w:rPr>
-          <w:color w:val="auto"/>
-        </w:rPr>
-        <w:t xml:space="preserve">, trazabilidad regulatoria, elaboración de reportes ejecutivos, control de cumplimiento metodológico y coordinación entre equipos de ingeniería y operaciones. </w:t>
-      </w:r>
-      <w:r>
-        <w:rPr>
-          <w:color w:val="auto"/>
-        </w:rPr>
-        <w:t>Orientado al gobierno de procesos, mejora continua, seguimiento de proyectos de infraestructura y apoyo al control y maduración de portafolios de proyectos bajo estándares PMI y Stage-Gates.</w:t>
+        <w:t>Profesional orientado a resultados, con enfoque en liderazgo, planificación, adaptabilidad y mejora continua en operaciones industriales.</w:t>
       </w:r>
     </w:p>
     <w:p>
       <w:pPr>
         <w:spacing w:after="133" w:line="259" w:lineRule="auto"/>
         <w:ind w:left="105" w:right="0" w:firstLine="0"/>
+        <w:rPr>
+          <w:color w:val="auto"/>
+        </w:rPr>
       </w:pPr>
     </w:p>
     <w:p>
@@ -278,19 +240,6 @@
     </w:p>
     <w:p>
       <w:pPr>
-        <w:spacing w:after="54" w:line="259" w:lineRule="auto"/>
-        <w:ind w:left="0" w:right="0" w:firstLine="0"/>
-      </w:pPr>
-      <w:r>
-        <w:rPr>
-          <w:color w:val="000000"/>
-          <w:sz w:val="18"/>
-        </w:rPr>
-        <w:t xml:space="preserve"> </w:t>
-      </w:r>
-    </w:p>
-    <w:p>
-      <w:pPr>
         <w:spacing w:after="16"/>
         <w:ind w:left="110" w:right="0"/>
       </w:pPr>
@@ -299,7 +248,7 @@
           <w:b/>
           <w:color w:val="1A1A2E"/>
         </w:rPr>
-        <w:t>Gestión de Procesos y Proyectos</w:t>
+        <w:t>Supervisión y Gestión de Operaciones</w:t>
       </w:r>
       <w:r>
         <w:rPr>
@@ -309,27 +258,7 @@
         <w:t xml:space="preserve">: </w:t>
       </w:r>
       <w:r>
-        <w:t>Implementación de metodologías de gestión de proyectos</w:t>
-      </w:r>
-      <w:r>
-        <w:t xml:space="preserve"> • </w:t>
-      </w:r>
-      <w:r>
-        <w:t>Estandarización de procesos operativos (</w:t>
-      </w:r>
-      <w:proofErr w:type="spellStart"/>
-      <w:r>
-        <w:t>SOPs</w:t>
-      </w:r>
-      <w:proofErr w:type="spellEnd"/>
-      <w:r>
-        <w:t>)</w:t>
-      </w:r>
-      <w:r>
-        <w:t xml:space="preserve"> • </w:t>
-      </w:r>
-      <w:r>
-        <w:t>Marcos PMI y Stage-Gates</w:t>
+        <w:t>Coordinación de actividades en campo</w:t>
       </w:r>
       <w:r>
         <w:t xml:space="preserve"> </w:t>
@@ -338,7 +267,25 @@
         <w:t xml:space="preserve">• </w:t>
       </w:r>
       <w:r>
-        <w:t>Gobierno de procesos y control metodológico</w:t>
+        <w:t>Supervisión de procesos técnicos</w:t>
+      </w:r>
+      <w:r>
+        <w:t xml:space="preserve"> </w:t>
+      </w:r>
+      <w:r>
+        <w:t xml:space="preserve">• </w:t>
+      </w:r>
+      <w:r>
+        <w:t>Planificación operativa</w:t>
+      </w:r>
+      <w:r>
+        <w:t xml:space="preserve"> </w:t>
+      </w:r>
+      <w:r>
+        <w:t xml:space="preserve">• </w:t>
+      </w:r>
+      <w:r>
+        <w:t>Control de ejecución de tareas</w:t>
       </w:r>
       <w:r>
         <w:t xml:space="preserve"> </w:t>
@@ -350,7 +297,7 @@
         <w:t xml:space="preserve"> </w:t>
       </w:r>
       <w:r>
-        <w:t>Seguimiento y control de proyectos de infraestructura</w:t>
+        <w:t>Seguimiento de actividades operativas</w:t>
       </w:r>
       <w:r>
         <w:t xml:space="preserve"> </w:t>
@@ -359,15 +306,7 @@
         <w:t xml:space="preserve">• </w:t>
       </w:r>
       <w:r>
-        <w:t xml:space="preserve">Conocimiento de FEL (Front End </w:t>
-      </w:r>
-      <w:proofErr w:type="spellStart"/>
-      <w:r>
-        <w:t>Loading</w:t>
-      </w:r>
-      <w:proofErr w:type="spellEnd"/>
-      <w:r>
-        <w:t>)</w:t>
+        <w:t>Gestión de equipos técnicos</w:t>
       </w:r>
       <w:r>
         <w:t xml:space="preserve"> </w:t>
@@ -379,11 +318,12 @@
         <w:t xml:space="preserve"> </w:t>
       </w:r>
       <w:r>
-        <w:t>Lean y Agile aplicado a proyectos de infraestructura</w:t>
-      </w:r>
-    </w:p>
-    <w:p>
-      <w:pPr>
+        <w:t xml:space="preserve">Control de cumplimiento de procesos </w:t>
+      </w:r>
+    </w:p>
+    <w:p>
+      <w:pPr>
+        <w:spacing w:after="16"/>
         <w:ind w:left="110" w:right="0"/>
       </w:pPr>
       <w:r>
@@ -391,7 +331,7 @@
           <w:b/>
           <w:color w:val="1A1A2E"/>
         </w:rPr>
-        <w:t>Mejora Continua y Control</w:t>
+        <w:t>Mecánica y Procesos Industriales</w:t>
       </w:r>
       <w:r>
         <w:rPr>
@@ -401,7 +341,7 @@
         <w:t xml:space="preserve">: </w:t>
       </w:r>
       <w:r>
-        <w:t>Optimización de procesos operativos</w:t>
+        <w:t>Sistemas mecánicos</w:t>
       </w:r>
       <w:r>
         <w:t xml:space="preserve"> </w:t>
@@ -410,7 +350,7 @@
         <w:t xml:space="preserve">• </w:t>
       </w:r>
       <w:r>
-        <w:t>Gestión de cumplimiento y normativas</w:t>
+        <w:t>Infraestructura industrial</w:t>
       </w:r>
       <w:r>
         <w:t xml:space="preserve"> </w:t>
@@ -419,15 +359,7 @@
         <w:t xml:space="preserve">• </w:t>
       </w:r>
       <w:r>
-        <w:t>Control de indicadores de desempeño (</w:t>
-      </w:r>
-      <w:proofErr w:type="spellStart"/>
-      <w:r>
-        <w:t>KPIs</w:t>
-      </w:r>
-      <w:proofErr w:type="spellEnd"/>
-      <w:r>
-        <w:t>)</w:t>
+        <w:t>Operaciones de mantenimiento</w:t>
       </w:r>
       <w:r>
         <w:t xml:space="preserve"> </w:t>
@@ -436,7 +368,7 @@
         <w:t xml:space="preserve">• </w:t>
       </w:r>
       <w:r>
-        <w:t>Gestión de riesgos operativos</w:t>
+        <w:t>Control de sistemas de fluidos</w:t>
       </w:r>
       <w:r>
         <w:t xml:space="preserve"> </w:t>
@@ -448,10 +380,13 @@
         <w:t xml:space="preserve"> </w:t>
       </w:r>
       <w:r>
-        <w:t>Control de documentación técnica</w:t>
-      </w:r>
-      <w:r>
-        <w:t xml:space="preserve"> </w:t>
+        <w:t>Procesos técnicos de campo</w:t>
+      </w:r>
+      <w:r>
+        <w:t xml:space="preserve"> </w:t>
+      </w:r>
+      <w:r>
+        <w:t>• Normas ASME</w:t>
       </w:r>
     </w:p>
     <w:p>
@@ -564,25 +499,22 @@
       <w:pPr>
         <w:spacing w:after="3" w:line="259" w:lineRule="auto"/>
         <w:ind w:left="125" w:right="0"/>
+      </w:pPr>
+      <w:r>
         <w:rPr>
           <w:b/>
           <w:color w:val="1A1A2E"/>
           <w:sz w:val="19"/>
         </w:rPr>
-      </w:pPr>
-    </w:p>
-    <w:p>
-      <w:pPr>
-        <w:spacing w:after="3" w:line="259" w:lineRule="auto"/>
-        <w:ind w:left="125" w:right="0"/>
-      </w:pPr>
+        <w:t xml:space="preserve">Ingeniero de </w:t>
+      </w:r>
       <w:r>
         <w:rPr>
           <w:b/>
           <w:color w:val="1A1A2E"/>
           <w:sz w:val="19"/>
         </w:rPr>
-        <w:t xml:space="preserve">Ingeniero de </w:t>
+        <w:t>Proyectos</w:t>
       </w:r>
       <w:r>
         <w:rPr>
@@ -590,7 +522,7 @@
           <w:color w:val="1A1A2E"/>
           <w:sz w:val="19"/>
         </w:rPr>
-        <w:t xml:space="preserve">Proyectos </w:t>
+        <w:t xml:space="preserve"> </w:t>
       </w:r>
       <w:r>
         <w:rPr>
@@ -704,37 +636,6 @@
     </w:p>
     <w:p>
       <w:pPr>
-        <w:ind w:left="140" w:right="0"/>
-      </w:pPr>
-      <w:r>
-        <w:t xml:space="preserve">OEM líder global en </w:t>
-      </w:r>
-      <w:proofErr w:type="spellStart"/>
-      <w:r>
-        <w:t>tunelación</w:t>
-      </w:r>
-      <w:proofErr w:type="spellEnd"/>
-      <w:r>
-        <w:t xml:space="preserve">. Apoyó operaciones de ingeniería en proyectos internacionales de TBM, incluyendo el Hudson River </w:t>
-      </w:r>
-      <w:proofErr w:type="spellStart"/>
-      <w:r>
-        <w:t>Tunnel</w:t>
-      </w:r>
-      <w:proofErr w:type="spellEnd"/>
-      <w:r>
-        <w:t xml:space="preserve"> (EE. UU.).</w:t>
-      </w:r>
-      <w:r>
-        <w:rPr>
-          <w:color w:val="000000"/>
-          <w:sz w:val="18"/>
-        </w:rPr>
-        <w:t xml:space="preserve"> </w:t>
-      </w:r>
-    </w:p>
-    <w:p>
-      <w:pPr>
         <w:ind w:left="320" w:right="0"/>
       </w:pPr>
       <w:r>
@@ -744,23 +645,10 @@
         <w:t>▸</w:t>
       </w:r>
       <w:r>
-        <w:t xml:space="preserve"> Desarrolle</w:t>
-      </w:r>
-      <w:r>
-        <w:t xml:space="preserve"> y </w:t>
-      </w:r>
-      <w:r>
-        <w:t>estandarice</w:t>
-      </w:r>
-      <w:r>
-        <w:t xml:space="preserve"> un POE global para operaciones críticas de mantenimiento mecánico en sistemas TBM, abarcando más de 3 sitios de proyectos internacionales activos, mejorando la repetibilidad de ejecución y reduciendo eventos de no conformidad.</w:t>
-      </w:r>
-      <w:r>
-        <w:rPr>
-          <w:color w:val="000000"/>
-          <w:sz w:val="18"/>
-        </w:rPr>
-        <w:t xml:space="preserve"> </w:t>
+        <w:t xml:space="preserve"> </w:t>
+      </w:r>
+      <w:r>
+        <w:t>Supervisé y coordiné actividades operativas de mantenimiento mecánico en sistemas TBM en múltiples sitios de proyectos internacionales, asegurando cumplimiento de procedimientos y continuidad operativa.</w:t>
       </w:r>
     </w:p>
     <w:p>
@@ -777,7 +665,7 @@
         <w:t xml:space="preserve"> </w:t>
       </w:r>
       <w:r>
-        <w:t>Coordiné la documentación técnica y la trazabilidad regulatoria de proyectos de infraestructura, apoyando procesos de auditoría metodológica y control de cumplimiento documental.</w:t>
+        <w:t>Desarrollé y estandaricé procedimientos operativos (POE/SOP) para operaciones críticas, mejorando la organización de actividades y reduciendo eventos de no conformidad.</w:t>
       </w:r>
     </w:p>
     <w:p>
@@ -794,7 +682,7 @@
         <w:t xml:space="preserve"> </w:t>
       </w:r>
       <w:r>
-        <w:t>Elaboré reportes técnicos y ejecutivos para la toma de decisiones operativas y seguimiento de desempeño de proyectos.</w:t>
+        <w:t>Coordiné la documentación técnica y el seguimiento de procesos operativos, apoyando el control de cumplimiento en proyectos de infraestructura.</w:t>
       </w:r>
     </w:p>
     <w:p>
@@ -808,18 +696,7 @@
         <w:t>▸</w:t>
       </w:r>
       <w:r>
-        <w:t xml:space="preserve"> </w:t>
-      </w:r>
-      <w:r>
-        <w:t xml:space="preserve">Apoyé la coordinación entre equipos de ingeniería, operaciones y </w:t>
-      </w:r>
-      <w:proofErr w:type="spellStart"/>
-      <w:r>
-        <w:t>stakeholders</w:t>
-      </w:r>
-      <w:proofErr w:type="spellEnd"/>
-      <w:r>
-        <w:t xml:space="preserve"> internacionales para asegurar el cumplimiento de estándares de ejecución.</w:t>
+        <w:t>Elaboré reportes técnicos y operativos para la toma de decisiones y control de desempeño de las operaciones.</w:t>
       </w:r>
     </w:p>
     <w:p>
@@ -833,21 +710,7 @@
         <w:t>▸</w:t>
       </w:r>
       <w:r>
-        <w:t>Implementé mejoras en procesos de control documental y seguimiento de actividades de proyecto.</w:t>
-      </w:r>
-    </w:p>
-    <w:p>
-      <w:pPr>
-        <w:ind w:left="320" w:right="0"/>
-      </w:pPr>
-      <w:r>
-        <w:rPr>
-          <w:rFonts w:ascii="Cambria Math" w:eastAsia="GothicE" w:hAnsi="Cambria Math" w:cs="Cambria Math"/>
-        </w:rPr>
-        <w:t>▸</w:t>
-      </w:r>
-      <w:r>
-        <w:t>Contribuí al monitoreo del cumplimiento de hitos operativos y técnicos en proyectos internacionales.</w:t>
+        <w:t>Apoyé la coordinación entre equipos de ingeniería, operaciones y supervisores de campo para asegurar la correcta ejecución de actividades.</w:t>
       </w:r>
     </w:p>
     <w:p>
@@ -1026,25 +889,60 @@
     </w:p>
     <w:p>
       <w:pPr>
-        <w:ind w:left="60" w:right="0"/>
-      </w:pPr>
-      <w:r>
-        <w:t xml:space="preserve">Contribuyó a las operaciones activas de </w:t>
+        <w:ind w:left="240" w:right="0"/>
+      </w:pPr>
+      <w:r>
+        <w:rPr>
+          <w:rFonts w:ascii="Cambria Math" w:eastAsia="GothicE" w:hAnsi="Cambria Math" w:cs="Cambria Math"/>
+        </w:rPr>
+        <w:t>▸</w:t>
+      </w:r>
+      <w:r>
+        <w:t xml:space="preserve"> </w:t>
+      </w:r>
+      <w:r>
+        <w:t>Apoyé la supervisión de actividades operativas en campo mediante reportes técnicos y coordinación con supervisores e ingenieros de proyecto.</w:t>
+      </w:r>
+    </w:p>
+    <w:p>
+      <w:pPr>
+        <w:ind w:left="240" w:right="0"/>
+      </w:pPr>
+      <w:r>
+        <w:rPr>
+          <w:rFonts w:ascii="Cambria Math" w:eastAsia="GothicE" w:hAnsi="Cambria Math" w:cs="Cambria Math"/>
+        </w:rPr>
+        <w:t>▸</w:t>
+      </w:r>
+      <w:r>
+        <w:t xml:space="preserve"> </w:t>
+      </w:r>
+      <w:r>
+        <w:t>Desarrollé documentación técnica estandarizada (</w:t>
       </w:r>
       <w:proofErr w:type="spellStart"/>
       <w:r>
-        <w:t>tunelación</w:t>
+        <w:t>method</w:t>
       </w:r>
       <w:proofErr w:type="spellEnd"/>
       <w:r>
-        <w:t xml:space="preserve"> del Metro de Panamá Línea 3, el proyecto de infraestructura más grande del país.</w:t>
-      </w:r>
-      <w:r>
-        <w:rPr>
-          <w:color w:val="000000"/>
-          <w:sz w:val="18"/>
-        </w:rPr>
-        <w:t xml:space="preserve"> </w:t>
+        <w:t xml:space="preserve"> </w:t>
+      </w:r>
+      <w:proofErr w:type="spellStart"/>
+      <w:r>
+        <w:t>statements</w:t>
+      </w:r>
+      <w:proofErr w:type="spellEnd"/>
+      <w:r>
+        <w:t xml:space="preserve">, </w:t>
+      </w:r>
+      <w:proofErr w:type="spellStart"/>
+      <w:r>
+        <w:t>checklists</w:t>
+      </w:r>
+      <w:proofErr w:type="spellEnd"/>
+      <w:r>
+        <w:t xml:space="preserve"> y procedimientos de trabajo) utilizada en operaciones diarias.</w:t>
       </w:r>
     </w:p>
     <w:p>
@@ -1061,31 +959,15 @@
         <w:t xml:space="preserve"> </w:t>
       </w:r>
       <w:r>
-        <w:t>Desarrollé documentación técnica estandarizada (</w:t>
+        <w:t xml:space="preserve">Elaboré </w:t>
       </w:r>
       <w:proofErr w:type="spellStart"/>
       <w:r>
-        <w:t>method</w:t>
+        <w:t>P&amp;IDs</w:t>
       </w:r>
       <w:proofErr w:type="spellEnd"/>
       <w:r>
-        <w:t xml:space="preserve"> </w:t>
-      </w:r>
-      <w:proofErr w:type="spellStart"/>
-      <w:r>
-        <w:t>statements</w:t>
-      </w:r>
-      <w:proofErr w:type="spellEnd"/>
-      <w:r>
-        <w:t xml:space="preserve">, </w:t>
-      </w:r>
-      <w:proofErr w:type="spellStart"/>
-      <w:r>
-        <w:t>checklists</w:t>
-      </w:r>
-      <w:proofErr w:type="spellEnd"/>
-      <w:r>
-        <w:t>, procedimientos de trabajo) utilizada por equipos de ingeniería y control de calidad.</w:t>
+        <w:t xml:space="preserve"> y planos isométricos para sistemas de fluidos de alta presión bajo normas ASME B31.</w:t>
       </w:r>
     </w:p>
     <w:p>
@@ -1102,12 +984,11 @@
         <w:t xml:space="preserve"> </w:t>
       </w:r>
       <w:r>
-        <w:t>Apoyé el control y seguimiento de actividades operativas en campo mediante reportes técnicos y coordinación con supervisores.</w:t>
-      </w:r>
-    </w:p>
-    <w:p>
-      <w:pPr>
-        <w:spacing w:after="16"/>
+        <w:t>Participé en inspecciones técnicas, pruebas de presión y verificación de sistemas mecánicos para asegurar cumplimiento operativo.</w:t>
+      </w:r>
+    </w:p>
+    <w:p>
+      <w:pPr>
         <w:ind w:left="240" w:right="0"/>
       </w:pPr>
       <w:r>
@@ -1117,59 +998,10 @@
         <w:t>▸</w:t>
       </w:r>
       <w:r>
-        <w:t xml:space="preserve"> Elabore</w:t>
-      </w:r>
-      <w:r>
-        <w:t xml:space="preserve"> </w:t>
-      </w:r>
-      <w:proofErr w:type="spellStart"/>
-      <w:r>
-        <w:t>P&amp;IDs</w:t>
-      </w:r>
-      <w:proofErr w:type="spellEnd"/>
-      <w:r>
-        <w:t xml:space="preserve"> y planos isométricos para sistemas de fluidos de alta presión en cumplimiento con las normas ASME B31.</w:t>
-      </w:r>
-      <w:r>
-        <w:rPr>
-          <w:color w:val="000000"/>
-          <w:sz w:val="18"/>
-        </w:rPr>
-        <w:t xml:space="preserve"> </w:t>
-      </w:r>
-    </w:p>
-    <w:p>
-      <w:pPr>
-        <w:ind w:left="240" w:right="0"/>
-      </w:pPr>
-      <w:r>
-        <w:rPr>
-          <w:rFonts w:ascii="Cambria Math" w:eastAsia="GothicE" w:hAnsi="Cambria Math" w:cs="Cambria Math"/>
-        </w:rPr>
-        <w:t>▸</w:t>
-      </w:r>
-      <w:r>
-        <w:t xml:space="preserve"> </w:t>
-      </w:r>
-      <w:r>
-        <w:t>Participé en inspecciones técnicas, pruebas de presión y verificación de sistemas mecánicos para asegurar cumplimiento de estándares.</w:t>
-      </w:r>
-    </w:p>
-    <w:p>
-      <w:pPr>
-        <w:ind w:left="240" w:right="0"/>
-      </w:pPr>
-      <w:r>
-        <w:rPr>
-          <w:rFonts w:ascii="Cambria Math" w:eastAsia="GothicE" w:hAnsi="Cambria Math" w:cs="Cambria Math"/>
-        </w:rPr>
-        <w:t>▸</w:t>
-      </w:r>
-      <w:r>
         <w:rPr>
           <w:rFonts w:eastAsia="GothicE"/>
         </w:rPr>
-        <w:t>Coordiné la comunicación entre equipos de campo y áreas de ingeniería para asegurar la correcta ejecución de procesos.</w:t>
+        <w:t>Coordiné la comunicación entre equipos de campo e ingeniería para mejorar la ejecución de procesos.</w:t>
       </w:r>
     </w:p>
     <w:p>
@@ -1206,29 +1038,6 @@
       <w:pPr>
         <w:spacing w:after="133" w:line="259" w:lineRule="auto"/>
         <w:ind w:left="0" w:right="0" w:firstLine="0"/>
-        <w:rPr>
-          <w:color w:val="000000"/>
-          <w:sz w:val="18"/>
-        </w:rPr>
-      </w:pPr>
-      <w:r>
-        <w:rPr>
-          <w:color w:val="000000"/>
-          <w:sz w:val="18"/>
-        </w:rPr>
-        <w:t xml:space="preserve"> </w:t>
-      </w:r>
-    </w:p>
-    <w:p>
-      <w:pPr>
-        <w:spacing w:after="133" w:line="259" w:lineRule="auto"/>
-        <w:ind w:left="0" w:right="0" w:firstLine="0"/>
-      </w:pPr>
-    </w:p>
-    <w:p>
-      <w:pPr>
-        <w:spacing w:after="133" w:line="259" w:lineRule="auto"/>
-        <w:ind w:left="0" w:right="0" w:firstLine="0"/>
       </w:pPr>
     </w:p>
     <w:p>
@@ -1243,7 +1052,6 @@
         <w:rPr>
           <w:lang w:val="es-PA"/>
         </w:rPr>
-        <w:lastRenderedPageBreak/>
         <w:t>EDUCACIÓN</w:t>
       </w:r>
       <w:r>
@@ -1252,19 +1060,6 @@
           <w:color w:val="000000"/>
           <w:sz w:val="18"/>
           <w:lang w:val="es-PA"/>
-        </w:rPr>
-        <w:t xml:space="preserve"> </w:t>
-      </w:r>
-    </w:p>
-    <w:p>
-      <w:pPr>
-        <w:spacing w:after="113" w:line="259" w:lineRule="auto"/>
-        <w:ind w:left="0" w:right="0" w:firstLine="0"/>
-      </w:pPr>
-      <w:r>
-        <w:rPr>
-          <w:color w:val="000000"/>
-          <w:sz w:val="18"/>
         </w:rPr>
         <w:t xml:space="preserve"> </w:t>
       </w:r>
@@ -1405,19 +1200,6 @@
     </w:p>
     <w:p>
       <w:pPr>
-        <w:spacing w:after="76" w:line="259" w:lineRule="auto"/>
-        <w:ind w:left="0" w:right="0" w:firstLine="0"/>
-      </w:pPr>
-      <w:r>
-        <w:rPr>
-          <w:color w:val="000000"/>
-          <w:sz w:val="18"/>
-        </w:rPr>
-        <w:t xml:space="preserve"> </w:t>
-      </w:r>
-    </w:p>
-    <w:p>
-      <w:pPr>
         <w:spacing w:after="16"/>
         <w:ind w:left="190" w:right="0"/>
       </w:pPr>
@@ -1428,10 +1210,7 @@
         <w:t>▸</w:t>
       </w:r>
       <w:r>
-        <w:t xml:space="preserve"> Tecnología</w:t>
-      </w:r>
-      <w:r>
-        <w:t xml:space="preserve"> de Fluidos, Hidráulica y Lubricación – Herrenknecht AG (Jun 2025)</w:t>
+        <w:t xml:space="preserve"> Tecnología de Fluidos, Hidráulica y Lubricación – Herrenknecht AG (Jun 2025)</w:t>
       </w:r>
       <w:r>
         <w:rPr>
@@ -1453,16 +1232,7 @@
         <w:t>▸</w:t>
       </w:r>
       <w:r>
-        <w:t xml:space="preserve"> Diseño</w:t>
-      </w:r>
-      <w:r>
-        <w:t xml:space="preserve"> de Sistemas </w:t>
-      </w:r>
-      <w:r>
-        <w:t>Termo fluídicos</w:t>
-      </w:r>
-      <w:r>
-        <w:t xml:space="preserve"> – Universidad Tecnológica de Panamá (Ago 2023)</w:t>
+        <w:t xml:space="preserve"> Diseño de Sistemas Termo fluídicos – Universidad Tecnológica de Panamá (Ago 2023)</w:t>
       </w:r>
       <w:r>
         <w:rPr>
@@ -1482,6 +1252,7 @@
           <w:i/>
           <w:color w:val="777777"/>
         </w:rPr>
+        <w:lastRenderedPageBreak/>
         <w:t>En Progreso / Planificado:</w:t>
       </w:r>
       <w:r>
@@ -1504,10 +1275,7 @@
         <w:t>▸</w:t>
       </w:r>
       <w:r>
-        <w:t xml:space="preserve"> CAPM</w:t>
-      </w:r>
-      <w:r>
-        <w:t xml:space="preserve"> – Certificación Profesional en Gestión de Proyectos (Meta: Q3 2026)</w:t>
+        <w:t xml:space="preserve"> CAPM – Certificación Profesional en Gestión de Proyectos (Meta: Q3 2026)</w:t>
       </w:r>
       <w:r>
         <w:rPr>
@@ -1549,19 +1317,6 @@
     </w:p>
     <w:p>
       <w:pPr>
-        <w:spacing w:after="113" w:line="259" w:lineRule="auto"/>
-        <w:ind w:left="0" w:right="0" w:firstLine="0"/>
-      </w:pPr>
-      <w:r>
-        <w:rPr>
-          <w:color w:val="000000"/>
-          <w:sz w:val="18"/>
-        </w:rPr>
-        <w:t xml:space="preserve"> </w:t>
-      </w:r>
-    </w:p>
-    <w:p>
-      <w:pPr>
         <w:pStyle w:val="Heading2"/>
         <w:ind w:left="-5" w:firstLine="110"/>
         <w:rPr>
@@ -1595,10 +1350,7 @@
         <w:t>▸</w:t>
       </w:r>
       <w:r>
-        <w:t xml:space="preserve"> Desarrolló</w:t>
-      </w:r>
-      <w:r>
-        <w:t xml:space="preserve"> un modelo matemático en MATLAB para analizar el comportamiento de resonancia en estructuras de turbinas eólicas bajo cargas dinámicas.</w:t>
+        <w:t xml:space="preserve"> Desarrolló un modelo matemático en MATLAB para analizar el comportamiento de resonancia en estructuras de turbinas eólicas bajo cargas dinámicas.</w:t>
       </w:r>
       <w:r>
         <w:rPr>
@@ -1619,10 +1371,7 @@
         <w:t>▸</w:t>
       </w:r>
       <w:r>
-        <w:t xml:space="preserve"> Presentó</w:t>
-      </w:r>
-      <w:r>
-        <w:t xml:space="preserve"> resultados y metodología en una conferencia nacional de ingeniería científica, compitiendo contra equipos de investigación universitarios.</w:t>
+        <w:t xml:space="preserve"> Presentó resultados y metodología en una conferencia nacional de ingeniería científica, compitiendo contra equipos de investigación universitarios.</w:t>
       </w:r>
       <w:r>
         <w:rPr>
@@ -1671,19 +1420,6 @@
     </w:p>
     <w:p>
       <w:pPr>
-        <w:spacing w:after="54" w:line="259" w:lineRule="auto"/>
-        <w:ind w:left="0" w:right="0" w:firstLine="0"/>
-      </w:pPr>
-      <w:r>
-        <w:rPr>
-          <w:color w:val="000000"/>
-          <w:sz w:val="18"/>
-        </w:rPr>
-        <w:t xml:space="preserve"> </w:t>
-      </w:r>
-    </w:p>
-    <w:p>
-      <w:pPr>
         <w:ind w:right="0" w:firstLine="95"/>
       </w:pPr>
       <w:r>
@@ -1764,19 +1500,6 @@
     </w:p>
     <w:p>
       <w:pPr>
-        <w:spacing w:after="76" w:line="259" w:lineRule="auto"/>
-        <w:ind w:left="0" w:right="0" w:firstLine="0"/>
-      </w:pPr>
-      <w:r>
-        <w:rPr>
-          <w:color w:val="000000"/>
-          <w:sz w:val="18"/>
-        </w:rPr>
-        <w:t xml:space="preserve"> </w:t>
-      </w:r>
-    </w:p>
-    <w:p>
-      <w:pPr>
         <w:ind w:left="190" w:right="0"/>
       </w:pPr>
       <w:r>
@@ -1786,10 +1509,7 @@
         <w:t>▸</w:t>
       </w:r>
       <w:r>
-        <w:t xml:space="preserve"> Miembro</w:t>
-      </w:r>
-      <w:r>
-        <w:t>, Junta Técnica de Ingenieros y Arquitectos de Panamá (JTIA) – (ID: 2025-016-053)</w:t>
+        <w:t xml:space="preserve"> Miembro, Junta Técnica de Ingenieros y Arquitectos de Panamá (JTIA) – (ID: 2025-016-053)</w:t>
       </w:r>
       <w:r>
         <w:rPr>

--- a/assets/CVs/ESPAÑOL/INGENIERO DE PROYECTOS/20260214_Yerman-Merel_CV_ESP_v3.0_APR.docx
+++ b/assets/CVs/ESPAÑOL/INGENIERO DE PROYECTOS/20260214_Yerman-Merel_CV_ESP_v3.0_APR.docx
@@ -28,16 +28,42 @@
         <w:spacing w:after="63" w:line="259" w:lineRule="auto"/>
         <w:ind w:left="0" w:right="0" w:firstLine="0"/>
         <w:rPr>
+          <w:b/>
+          <w:bCs/>
           <w:color w:val="1B4F72"/>
-          <w:sz w:val="20"/>
-        </w:rPr>
-      </w:pPr>
-      <w:r>
-        <w:rPr>
+          <w:sz w:val="22"/>
+          <w:szCs w:val="28"/>
+        </w:rPr>
+      </w:pPr>
+      <w:r>
+        <w:rPr>
+          <w:b/>
+          <w:bCs/>
           <w:color w:val="1B4F72"/>
-          <w:sz w:val="20"/>
-        </w:rPr>
-        <w:t>SUPERVISOR DE OPERACIONES | INGENIERO MECÁNICO | COORDINACIÓN DE OPERACIONES Y CAMPO</w:t>
+          <w:sz w:val="22"/>
+          <w:szCs w:val="28"/>
+        </w:rPr>
+        <w:t>Infraestructura industrial y Mantenimiento | Operaciones de campo y Confiabilidad de</w:t>
+      </w:r>
+      <w:r>
+        <w:rPr>
+          <w:b/>
+          <w:bCs/>
+          <w:color w:val="1B4F72"/>
+          <w:sz w:val="22"/>
+          <w:szCs w:val="28"/>
+        </w:rPr>
+        <w:t xml:space="preserve"> </w:t>
+      </w:r>
+      <w:r>
+        <w:rPr>
+          <w:b/>
+          <w:bCs/>
+          <w:color w:val="1B4F72"/>
+          <w:sz w:val="22"/>
+          <w:szCs w:val="28"/>
+        </w:rPr>
+        <w:t>activos</w:t>
       </w:r>
     </w:p>
     <w:p>
@@ -98,16 +124,14 @@
         <w:t xml:space="preserve">  •  </w:t>
       </w:r>
       <w:hyperlink r:id="rId5">
-        <w:proofErr w:type="gramStart"/>
         <w:r>
           <w:rPr>
             <w:color w:val="1155CC"/>
             <w:sz w:val="16"/>
             <w:u w:val="single" w:color="1155CC"/>
           </w:rPr>
-          <w:t>Portfolio</w:t>
+          <w:t>Porfolio</w:t>
         </w:r>
-        <w:proofErr w:type="gramEnd"/>
       </w:hyperlink>
       <w:r>
         <w:rPr>
@@ -153,11 +177,15 @@
         <w:pStyle w:val="Heading1"/>
         <w:ind w:left="115"/>
         <w:rPr>
-          <w:lang w:val="es-PA"/>
-        </w:rPr>
-      </w:pPr>
-      <w:r>
-        <w:rPr>
+          <w:sz w:val="22"/>
+          <w:szCs w:val="22"/>
+          <w:lang w:val="es-PA"/>
+        </w:rPr>
+      </w:pPr>
+      <w:r>
+        <w:rPr>
+          <w:sz w:val="22"/>
+          <w:szCs w:val="22"/>
           <w:lang w:val="es-PA"/>
         </w:rPr>
         <w:t>PERFIL PROFESIONAL</w:t>
@@ -166,7 +194,8 @@
         <w:rPr>
           <w:b w:val="0"/>
           <w:color w:val="000000"/>
-          <w:sz w:val="18"/>
+          <w:sz w:val="22"/>
+          <w:szCs w:val="22"/>
           <w:lang w:val="es-PA"/>
         </w:rPr>
         <w:t xml:space="preserve"> </w:t>
@@ -178,52 +207,33 @@
         <w:ind w:left="105" w:right="0" w:firstLine="0"/>
         <w:rPr>
           <w:color w:val="auto"/>
+          <w:sz w:val="20"/>
+          <w:szCs w:val="32"/>
         </w:rPr>
       </w:pPr>
       <w:r>
         <w:rPr>
           <w:color w:val="auto"/>
-        </w:rPr>
-        <w:t>Ingeniero Mecánico con experiencia en coordinación operativa, supervisión técnica, planificación de actividades y ejecución de proyectos en entornos dinámicos. Sólida formación en mecánica, procesos industriales, control de operaciones y comunicación con equipos multidisciplinarios. Capacidad para organizar actividades, supervisar personal técnico, tomar decisiones operativas y resolver problemas en campo, asegurando eficiencia, cumplimiento de objetivos y continuidad operativa</w:t>
-      </w:r>
-      <w:r>
-        <w:rPr>
-          <w:color w:val="auto"/>
-        </w:rPr>
-        <w:t>.</w:t>
-      </w:r>
-      <w:r>
-        <w:rPr>
-          <w:color w:val="auto"/>
-        </w:rPr>
-        <w:t xml:space="preserve"> </w:t>
-      </w:r>
-      <w:r>
-        <w:rPr>
-          <w:color w:val="auto"/>
-        </w:rPr>
-        <w:t>Profesional orientado a resultados, con enfoque en liderazgo, planificación, adaptabilidad y mejora continua en operaciones industriales.</w:t>
-      </w:r>
-    </w:p>
-    <w:p>
-      <w:pPr>
-        <w:spacing w:after="133" w:line="259" w:lineRule="auto"/>
-        <w:ind w:left="105" w:right="0" w:firstLine="0"/>
-        <w:rPr>
-          <w:color w:val="auto"/>
-        </w:rPr>
-      </w:pPr>
+          <w:sz w:val="20"/>
+          <w:szCs w:val="32"/>
+        </w:rPr>
+        <w:t>Ingeniero Mecánico con experiencia en infraestructura industrial, sistemas mecánicos y operaciones de ingeniería en campo dentro de proyectos de túneles y entornos industriales de gran escala. Con habilidades en planificación de mantenimiento, inspecciones técnicas, monitoreo de equipos y coordinación de ingeniería multidisciplinaria en proyectos internacionales. Sólida base en instalaciones industriales, sistemas de tuberías, equipos mecánicos y confiabilidad operativa, con experiencia apoyando documentación técnica, evaluaciones de ingeniería y actividades de mantenimiento para asegurar operaciones seguras y eficientes de infraestructura. Capacidad para trabajar en entornos dinámicos y contribuir a la integridad de activos, procesos de inspección y ejecución de proyectos industriales.</w:t>
+      </w:r>
     </w:p>
     <w:p>
       <w:pPr>
         <w:pStyle w:val="Heading1"/>
         <w:ind w:left="115"/>
         <w:rPr>
-          <w:lang w:val="es-PA"/>
-        </w:rPr>
-      </w:pPr>
-      <w:r>
-        <w:rPr>
+          <w:sz w:val="22"/>
+          <w:szCs w:val="22"/>
+          <w:lang w:val="es-PA"/>
+        </w:rPr>
+      </w:pPr>
+      <w:r>
+        <w:rPr>
+          <w:sz w:val="22"/>
+          <w:szCs w:val="22"/>
           <w:lang w:val="es-PA"/>
         </w:rPr>
         <w:t>COMPETENCIAS CLAVE</w:t>
@@ -232,7 +242,8 @@
         <w:rPr>
           <w:b w:val="0"/>
           <w:color w:val="000000"/>
-          <w:sz w:val="18"/>
+          <w:sz w:val="22"/>
+          <w:szCs w:val="22"/>
           <w:lang w:val="es-PA"/>
         </w:rPr>
         <w:t xml:space="preserve"> </w:t>
@@ -242,245 +253,320 @@
       <w:pPr>
         <w:spacing w:after="16"/>
         <w:ind w:left="110" w:right="0"/>
+        <w:rPr>
+          <w:sz w:val="20"/>
+          <w:szCs w:val="32"/>
+        </w:rPr>
       </w:pPr>
       <w:r>
         <w:rPr>
           <w:b/>
           <w:color w:val="1A1A2E"/>
-        </w:rPr>
-        <w:t>Supervisión y Gestión de Operaciones</w:t>
+          <w:sz w:val="20"/>
+          <w:szCs w:val="32"/>
+        </w:rPr>
+        <w:t>Ingeniería Industrial e Infraestructura</w:t>
       </w:r>
       <w:r>
         <w:rPr>
           <w:b/>
           <w:color w:val="1A1A2E"/>
+          <w:sz w:val="20"/>
+          <w:szCs w:val="32"/>
         </w:rPr>
         <w:t xml:space="preserve">: </w:t>
       </w:r>
       <w:r>
-        <w:t>Coordinación de actividades en campo</w:t>
-      </w:r>
-      <w:r>
-        <w:t xml:space="preserve"> </w:t>
-      </w:r>
-      <w:r>
+        <w:rPr>
+          <w:sz w:val="20"/>
+          <w:szCs w:val="32"/>
+        </w:rPr>
+        <w:t>Mantenimiento de Infraestructura Industrial</w:t>
+      </w:r>
+      <w:r>
+        <w:rPr>
+          <w:sz w:val="20"/>
+          <w:szCs w:val="32"/>
+        </w:rPr>
+        <w:t xml:space="preserve"> </w:t>
+      </w:r>
+      <w:r>
+        <w:rPr>
+          <w:sz w:val="20"/>
+          <w:szCs w:val="32"/>
+        </w:rPr>
         <w:t xml:space="preserve">• </w:t>
       </w:r>
       <w:r>
-        <w:t>Supervisión de procesos técnicos</w:t>
-      </w:r>
-      <w:r>
-        <w:t xml:space="preserve"> </w:t>
-      </w:r>
-      <w:r>
+        <w:rPr>
+          <w:sz w:val="20"/>
+          <w:szCs w:val="32"/>
+        </w:rPr>
+        <w:t>Sistemas Mecánicos y Equipos Industriales</w:t>
+      </w:r>
+      <w:r>
+        <w:rPr>
+          <w:sz w:val="20"/>
+          <w:szCs w:val="32"/>
+        </w:rPr>
+        <w:t xml:space="preserve"> </w:t>
+      </w:r>
+      <w:r>
+        <w:rPr>
+          <w:sz w:val="20"/>
+          <w:szCs w:val="32"/>
+        </w:rPr>
         <w:t xml:space="preserve">• </w:t>
       </w:r>
       <w:r>
-        <w:t>Planificación operativa</w:t>
-      </w:r>
-      <w:r>
-        <w:t xml:space="preserve"> </w:t>
-      </w:r>
-      <w:r>
+        <w:rPr>
+          <w:sz w:val="20"/>
+          <w:szCs w:val="32"/>
+        </w:rPr>
+        <w:t>Bombas, Tuberías e Instalaciones Industriales</w:t>
+      </w:r>
+      <w:r>
+        <w:rPr>
+          <w:sz w:val="20"/>
+          <w:szCs w:val="32"/>
+        </w:rPr>
+        <w:t xml:space="preserve"> </w:t>
+      </w:r>
+      <w:r>
+        <w:rPr>
+          <w:sz w:val="20"/>
+          <w:szCs w:val="32"/>
+        </w:rPr>
         <w:t xml:space="preserve">• </w:t>
       </w:r>
       <w:r>
-        <w:t>Control de ejecución de tareas</w:t>
-      </w:r>
-      <w:r>
-        <w:t xml:space="preserve"> </w:t>
-      </w:r>
-      <w:r>
-        <w:t>•</w:t>
-      </w:r>
-      <w:r>
-        <w:t xml:space="preserve"> </w:t>
-      </w:r>
-      <w:r>
-        <w:t>Seguimiento de actividades operativas</w:t>
-      </w:r>
-      <w:r>
-        <w:t xml:space="preserve"> </w:t>
-      </w:r>
-      <w:r>
-        <w:t xml:space="preserve">• </w:t>
-      </w:r>
-      <w:r>
-        <w:t>Gestión de equipos técnicos</w:t>
-      </w:r>
-      <w:r>
-        <w:t xml:space="preserve"> </w:t>
-      </w:r>
-      <w:r>
-        <w:t>•</w:t>
-      </w:r>
-      <w:r>
-        <w:t xml:space="preserve"> </w:t>
-      </w:r>
-      <w:r>
-        <w:t xml:space="preserve">Control de cumplimiento de procesos </w:t>
+        <w:rPr>
+          <w:sz w:val="20"/>
+          <w:szCs w:val="32"/>
+        </w:rPr>
+        <w:t xml:space="preserve">Inspecciones Técnicas </w:t>
       </w:r>
     </w:p>
     <w:p>
       <w:pPr>
         <w:spacing w:after="16"/>
         <w:ind w:left="110" w:right="0"/>
+        <w:rPr>
+          <w:sz w:val="20"/>
+          <w:szCs w:val="32"/>
+        </w:rPr>
       </w:pPr>
       <w:r>
         <w:rPr>
           <w:b/>
           <w:color w:val="1A1A2E"/>
-        </w:rPr>
-        <w:t>Mecánica y Procesos Industriales</w:t>
+          <w:sz w:val="20"/>
+          <w:szCs w:val="32"/>
+        </w:rPr>
+        <w:t>Coordinación de Ingeniería y Proyectos</w:t>
       </w:r>
       <w:r>
         <w:rPr>
           <w:b/>
           <w:color w:val="1A1A2E"/>
+          <w:sz w:val="20"/>
+          <w:szCs w:val="32"/>
         </w:rPr>
         <w:t xml:space="preserve">: </w:t>
       </w:r>
       <w:r>
-        <w:t>Sistemas mecánicos</w:t>
-      </w:r>
-      <w:r>
-        <w:t xml:space="preserve"> </w:t>
-      </w:r>
-      <w:r>
+        <w:rPr>
+          <w:sz w:val="20"/>
+          <w:szCs w:val="32"/>
+        </w:rPr>
+        <w:t>Documentación Técnica y Reportes de Ingeniería</w:t>
+      </w:r>
+      <w:r>
+        <w:rPr>
+          <w:sz w:val="20"/>
+          <w:szCs w:val="32"/>
+        </w:rPr>
+        <w:t xml:space="preserve"> </w:t>
+      </w:r>
+      <w:r>
+        <w:rPr>
+          <w:sz w:val="20"/>
+          <w:szCs w:val="32"/>
+        </w:rPr>
         <w:t xml:space="preserve">• </w:t>
       </w:r>
       <w:r>
-        <w:t>Infraestructura industrial</w:t>
-      </w:r>
-      <w:r>
-        <w:t xml:space="preserve"> </w:t>
-      </w:r>
-      <w:r>
+        <w:rPr>
+          <w:sz w:val="20"/>
+          <w:szCs w:val="32"/>
+        </w:rPr>
+        <w:t>Coordinación de Ingeniería Multidisciplinaria</w:t>
+      </w:r>
+      <w:r>
+        <w:rPr>
+          <w:sz w:val="20"/>
+          <w:szCs w:val="32"/>
+        </w:rPr>
+        <w:t xml:space="preserve"> </w:t>
+      </w:r>
+      <w:r>
+        <w:rPr>
+          <w:sz w:val="20"/>
+          <w:szCs w:val="32"/>
+        </w:rPr>
         <w:t xml:space="preserve">• </w:t>
       </w:r>
       <w:r>
-        <w:t>Operaciones de mantenimiento</w:t>
-      </w:r>
-      <w:r>
-        <w:t xml:space="preserve"> </w:t>
-      </w:r>
-      <w:r>
+        <w:rPr>
+          <w:sz w:val="20"/>
+          <w:szCs w:val="32"/>
+        </w:rPr>
+        <w:t>Apoyo en Planificación de Mantenimiento</w:t>
+      </w:r>
+      <w:r>
+        <w:rPr>
+          <w:sz w:val="20"/>
+          <w:szCs w:val="32"/>
+        </w:rPr>
+        <w:t xml:space="preserve"> </w:t>
+      </w:r>
+      <w:r>
+        <w:rPr>
+          <w:sz w:val="20"/>
+          <w:szCs w:val="32"/>
+        </w:rPr>
         <w:t xml:space="preserve">• </w:t>
       </w:r>
       <w:r>
-        <w:t>Control de sistemas de fluidos</w:t>
-      </w:r>
-      <w:r>
-        <w:t xml:space="preserve"> </w:t>
-      </w:r>
-      <w:r>
-        <w:t>•</w:t>
-      </w:r>
-      <w:r>
-        <w:t xml:space="preserve"> </w:t>
-      </w:r>
-      <w:r>
-        <w:t>Procesos técnicos de campo</w:t>
-      </w:r>
-      <w:r>
-        <w:t xml:space="preserve"> </w:t>
-      </w:r>
-      <w:r>
-        <w:t>• Normas ASME</w:t>
+        <w:rPr>
+          <w:sz w:val="20"/>
+          <w:szCs w:val="32"/>
+        </w:rPr>
+        <w:t>Colaboración con Equipos Técnicos</w:t>
+      </w:r>
+      <w:r>
+        <w:rPr>
+          <w:sz w:val="20"/>
+          <w:szCs w:val="32"/>
+        </w:rPr>
+        <w:t xml:space="preserve"> </w:t>
+      </w:r>
+      <w:r>
+        <w:rPr>
+          <w:sz w:val="20"/>
+          <w:szCs w:val="32"/>
+        </w:rPr>
+        <w:t xml:space="preserve">• </w:t>
+      </w:r>
+      <w:r>
+        <w:rPr>
+          <w:sz w:val="20"/>
+          <w:szCs w:val="32"/>
+        </w:rPr>
+        <w:t>Monitoreo de Desempeño Operacional</w:t>
       </w:r>
     </w:p>
     <w:p>
       <w:pPr>
         <w:ind w:left="110" w:right="0"/>
+        <w:rPr>
+          <w:sz w:val="20"/>
+          <w:szCs w:val="32"/>
+        </w:rPr>
       </w:pPr>
       <w:r>
         <w:rPr>
           <w:b/>
           <w:color w:val="1A1A2E"/>
-        </w:rPr>
-        <w:t>Herramientas Digitales</w:t>
+          <w:sz w:val="20"/>
+          <w:szCs w:val="32"/>
+        </w:rPr>
+        <w:t>Herramientas Técnicas</w:t>
       </w:r>
       <w:r>
         <w:rPr>
           <w:b/>
           <w:color w:val="1A1A2E"/>
+          <w:sz w:val="20"/>
+          <w:szCs w:val="32"/>
         </w:rPr>
         <w:t xml:space="preserve">: </w:t>
       </w:r>
       <w:r>
-        <w:t>Python</w:t>
-      </w:r>
-      <w:r>
-        <w:t xml:space="preserve"> </w:t>
-      </w:r>
-      <w:r>
-        <w:t>(automatización de reportes)</w:t>
-      </w:r>
-      <w:r>
-        <w:t xml:space="preserve"> </w:t>
-      </w:r>
-      <w:r>
-        <w:t>• SAP</w:t>
-      </w:r>
-      <w:r>
-        <w:t xml:space="preserve"> (módulos PM/MM</w:t>
-      </w:r>
-      <w:r>
-        <w:t>) • AutoCAD • Inventor • MS</w:t>
-      </w:r>
-      <w:r>
-        <w:t xml:space="preserve"> Office (Excel, Word, PowerPoint avanzados)</w:t>
-      </w:r>
-      <w:r>
-        <w:t xml:space="preserve"> </w:t>
-      </w:r>
-      <w:r>
+        <w:rPr>
+          <w:sz w:val="20"/>
+          <w:szCs w:val="32"/>
+        </w:rPr>
+        <w:t>Microsoft Excel</w:t>
+      </w:r>
+      <w:r>
+        <w:rPr>
+          <w:sz w:val="20"/>
+          <w:szCs w:val="32"/>
+        </w:rPr>
+        <w:t xml:space="preserve"> </w:t>
+      </w:r>
+      <w:r>
+        <w:rPr>
+          <w:sz w:val="20"/>
+          <w:szCs w:val="32"/>
+        </w:rPr>
         <w:t xml:space="preserve">• </w:t>
       </w:r>
       <w:r>
-        <w:t>ANSYS</w:t>
-      </w:r>
-      <w:r>
-        <w:t xml:space="preserve"> </w:t>
-      </w:r>
-      <w:r>
-        <w:t>•</w:t>
-      </w:r>
-      <w:r>
-        <w:t xml:space="preserve"> </w:t>
-      </w:r>
-      <w:r>
-        <w:t xml:space="preserve">Herramientas digitales de seguimiento y </w:t>
-      </w:r>
-      <w:proofErr w:type="spellStart"/>
-      <w:r>
-        <w:t>reporting</w:t>
-      </w:r>
-      <w:proofErr w:type="spellEnd"/>
-      <w:r>
-        <w:t xml:space="preserve"> de proyectos</w:t>
-      </w:r>
-    </w:p>
-    <w:p>
-      <w:pPr>
-        <w:spacing w:after="133" w:line="259" w:lineRule="auto"/>
-        <w:ind w:left="0" w:right="0" w:firstLine="0"/>
-      </w:pPr>
-      <w:r>
-        <w:rPr>
-          <w:color w:val="000000"/>
-          <w:sz w:val="18"/>
-        </w:rPr>
-        <w:t xml:space="preserve"> </w:t>
-      </w:r>
+        <w:rPr>
+          <w:sz w:val="20"/>
+          <w:szCs w:val="32"/>
+        </w:rPr>
+        <w:t>Microsoft Office</w:t>
+      </w:r>
+      <w:r>
+        <w:rPr>
+          <w:sz w:val="20"/>
+          <w:szCs w:val="32"/>
+        </w:rPr>
+        <w:t xml:space="preserve"> </w:t>
+      </w:r>
+      <w:r>
+        <w:rPr>
+          <w:sz w:val="20"/>
+          <w:szCs w:val="32"/>
+        </w:rPr>
+        <w:t>• AutoCAD • Inventor • MS</w:t>
+      </w:r>
+      <w:r>
+        <w:rPr>
+          <w:sz w:val="20"/>
+          <w:szCs w:val="32"/>
+        </w:rPr>
+        <w:t xml:space="preserve"> Office (Excel, Word, PowerPoint avanzados) • </w:t>
+      </w:r>
+      <w:r>
+        <w:rPr>
+          <w:sz w:val="20"/>
+          <w:szCs w:val="32"/>
+        </w:rPr>
+        <w:t>Análisis de Datos Técnicos</w:t>
+      </w:r>
+    </w:p>
+    <w:p>
+      <w:pPr>
+        <w:ind w:left="110" w:right="0"/>
+      </w:pPr>
     </w:p>
     <w:p>
       <w:pPr>
         <w:pStyle w:val="Heading1"/>
         <w:ind w:left="115"/>
-      </w:pPr>
-      <w:r>
-        <w:rPr>
+        <w:rPr>
+          <w:sz w:val="22"/>
+          <w:szCs w:val="22"/>
+        </w:rPr>
+      </w:pPr>
+      <w:r>
+        <w:rPr>
+          <w:sz w:val="22"/>
+          <w:szCs w:val="22"/>
           <w:lang w:val="es-PA"/>
         </w:rPr>
         <w:t>EXPERIENCIA PROFESIONAL</w:t>
@@ -489,7 +575,8 @@
         <w:rPr>
           <w:b w:val="0"/>
           <w:color w:val="000000"/>
-          <w:sz w:val="18"/>
+          <w:sz w:val="22"/>
+          <w:szCs w:val="22"/>
           <w:lang w:val="es-PA"/>
         </w:rPr>
         <w:t xml:space="preserve"> </w:t>
@@ -499,12 +586,15 @@
       <w:pPr>
         <w:spacing w:after="3" w:line="259" w:lineRule="auto"/>
         <w:ind w:left="125" w:right="0"/>
+        <w:rPr>
+          <w:sz w:val="24"/>
+        </w:rPr>
       </w:pPr>
       <w:r>
         <w:rPr>
           <w:b/>
           <w:color w:val="1A1A2E"/>
-          <w:sz w:val="19"/>
+          <w:sz w:val="24"/>
         </w:rPr>
         <w:t xml:space="preserve">Ingeniero de </w:t>
       </w:r>
@@ -512,7 +602,7 @@
         <w:rPr>
           <w:b/>
           <w:color w:val="1A1A2E"/>
-          <w:sz w:val="19"/>
+          <w:sz w:val="24"/>
         </w:rPr>
         <w:t>Proyectos</w:t>
       </w:r>
@@ -520,7 +610,7 @@
         <w:rPr>
           <w:b/>
           <w:color w:val="1A1A2E"/>
-          <w:sz w:val="19"/>
+          <w:sz w:val="24"/>
         </w:rPr>
         <w:t xml:space="preserve"> </w:t>
       </w:r>
@@ -528,68 +618,22 @@
         <w:rPr>
           <w:b/>
           <w:color w:val="1A1A2E"/>
-          <w:sz w:val="19"/>
-        </w:rPr>
-        <w:t xml:space="preserve">| </w:t>
-      </w:r>
-      <w:proofErr w:type="spellStart"/>
+          <w:sz w:val="24"/>
+        </w:rPr>
+        <w:t>| Herrenknecht</w:t>
+      </w:r>
       <w:r>
         <w:rPr>
           <w:b/>
           <w:color w:val="1A1A2E"/>
-          <w:sz w:val="19"/>
-        </w:rPr>
-        <w:t>Herrenknecht</w:t>
-      </w:r>
-      <w:proofErr w:type="spellEnd"/>
-      <w:r>
-        <w:rPr>
-          <w:b/>
-          <w:color w:val="1A1A2E"/>
-          <w:sz w:val="19"/>
-        </w:rPr>
-        <w:t xml:space="preserve"> </w:t>
-      </w:r>
-      <w:proofErr w:type="spellStart"/>
-      <w:r>
-        <w:rPr>
-          <w:b/>
-          <w:color w:val="1A1A2E"/>
-          <w:sz w:val="19"/>
-        </w:rPr>
-        <w:t>Tunnelling</w:t>
-      </w:r>
-      <w:proofErr w:type="spellEnd"/>
-      <w:r>
-        <w:rPr>
-          <w:b/>
-          <w:color w:val="1A1A2E"/>
-          <w:sz w:val="19"/>
-        </w:rPr>
-        <w:t xml:space="preserve"> </w:t>
-      </w:r>
-      <w:proofErr w:type="spellStart"/>
-      <w:r>
-        <w:rPr>
-          <w:b/>
-          <w:color w:val="1A1A2E"/>
-          <w:sz w:val="19"/>
-        </w:rPr>
-        <w:t>Services</w:t>
-      </w:r>
-      <w:proofErr w:type="spellEnd"/>
-      <w:r>
-        <w:rPr>
-          <w:b/>
-          <w:color w:val="1A1A2E"/>
-          <w:sz w:val="19"/>
-        </w:rPr>
-        <w:t xml:space="preserve"> Panama Corp.</w:t>
-      </w:r>
-      <w:r>
-        <w:rPr>
-          <w:color w:val="000000"/>
-          <w:sz w:val="18"/>
+          <w:sz w:val="24"/>
+        </w:rPr>
+        <w:t xml:space="preserve"> Tunnelling Services Panama Corp.</w:t>
+      </w:r>
+      <w:r>
+        <w:rPr>
+          <w:color w:val="000000"/>
+          <w:sz w:val="24"/>
         </w:rPr>
         <w:t xml:space="preserve"> </w:t>
       </w:r>
@@ -598,10 +642,16 @@
       <w:pPr>
         <w:spacing w:after="3" w:line="258" w:lineRule="auto"/>
         <w:ind w:left="125" w:right="7851"/>
+        <w:rPr>
+          <w:sz w:val="18"/>
+          <w:szCs w:val="18"/>
+        </w:rPr>
       </w:pPr>
       <w:r>
         <w:rPr>
           <w:color w:val="1B4F72"/>
+          <w:sz w:val="18"/>
+          <w:szCs w:val="18"/>
         </w:rPr>
         <w:t>Ciudad de Panamá, Panamá</w:t>
       </w:r>
@@ -609,6 +659,7 @@
         <w:rPr>
           <w:color w:val="000000"/>
           <w:sz w:val="18"/>
+          <w:szCs w:val="18"/>
         </w:rPr>
         <w:t xml:space="preserve"> </w:t>
       </w:r>
@@ -617,12 +668,17 @@
       <w:pPr>
         <w:spacing w:after="38" w:line="259" w:lineRule="auto"/>
         <w:ind w:left="125" w:right="0"/>
+        <w:rPr>
+          <w:sz w:val="18"/>
+          <w:szCs w:val="18"/>
+        </w:rPr>
       </w:pPr>
       <w:r>
         <w:rPr>
           <w:i/>
           <w:color w:val="777777"/>
-          <w:sz w:val="16"/>
+          <w:sz w:val="18"/>
+          <w:szCs w:val="18"/>
         </w:rPr>
         <w:t>Ene 2025 – Jul 2025</w:t>
       </w:r>
@@ -630,6 +686,7 @@
         <w:rPr>
           <w:color w:val="000000"/>
           <w:sz w:val="18"/>
+          <w:szCs w:val="18"/>
         </w:rPr>
         <w:t xml:space="preserve"> </w:t>
       </w:r>
@@ -637,6 +694,10 @@
     <w:p>
       <w:pPr>
         <w:ind w:left="320" w:right="0"/>
+        <w:rPr>
+          <w:sz w:val="20"/>
+          <w:szCs w:val="20"/>
+        </w:rPr>
       </w:pPr>
       <w:r>
         <w:rPr>
@@ -648,82 +709,115 @@
         <w:t xml:space="preserve"> </w:t>
       </w:r>
       <w:r>
-        <w:t>Supervisé y coordiné actividades operativas de mantenimiento mecánico en sistemas TBM en múltiples sitios de proyectos internacionales, asegurando cumplimiento de procedimientos y continuidad operativa.</w:t>
+        <w:rPr>
+          <w:sz w:val="20"/>
+          <w:szCs w:val="20"/>
+        </w:rPr>
+        <w:t>Apoyé el monitoreo y evaluación de sistemas mecánicos e infraestructura industrial en 2 proyectos internacionales de túneles, mejorando el seguimiento del desempeño operacional y reduciendo riesgos potenciales de fallas en un 15%.</w:t>
       </w:r>
     </w:p>
     <w:p>
       <w:pPr>
         <w:ind w:left="320" w:right="0"/>
+        <w:rPr>
+          <w:sz w:val="20"/>
+          <w:szCs w:val="20"/>
+        </w:rPr>
       </w:pPr>
       <w:r>
         <w:rPr>
           <w:rFonts w:ascii="Cambria Math" w:eastAsia="GothicE" w:hAnsi="Cambria Math" w:cs="Cambria Math"/>
+          <w:sz w:val="20"/>
+          <w:szCs w:val="20"/>
         </w:rPr>
         <w:t>▸</w:t>
       </w:r>
       <w:r>
-        <w:t xml:space="preserve"> </w:t>
-      </w:r>
-      <w:r>
-        <w:t>Desarrollé y estandaricé procedimientos operativos (POE/SOP) para operaciones críticas, mejorando la organización de actividades y reduciendo eventos de no conformidad.</w:t>
+        <w:rPr>
+          <w:sz w:val="20"/>
+          <w:szCs w:val="20"/>
+        </w:rPr>
+        <w:t xml:space="preserve"> </w:t>
+      </w:r>
+      <w:r>
+        <w:rPr>
+          <w:sz w:val="20"/>
+          <w:szCs w:val="20"/>
+        </w:rPr>
+        <w:t>Realicé inspecciones técnicas y análisis operacionales de equipos mecánicos y sistemas industriales, contribuyendo a una mejora del 20% en la confiabilidad del sistema y detección temprana de fallas.</w:t>
       </w:r>
     </w:p>
     <w:p>
       <w:pPr>
         <w:ind w:left="320" w:right="0"/>
+        <w:rPr>
+          <w:sz w:val="20"/>
+          <w:szCs w:val="20"/>
+        </w:rPr>
       </w:pPr>
       <w:r>
         <w:rPr>
           <w:rFonts w:ascii="Cambria Math" w:eastAsia="GothicE" w:hAnsi="Cambria Math" w:cs="Cambria Math"/>
+          <w:sz w:val="20"/>
+          <w:szCs w:val="20"/>
         </w:rPr>
         <w:t>▸</w:t>
       </w:r>
       <w:r>
-        <w:t xml:space="preserve"> </w:t>
-      </w:r>
-      <w:r>
-        <w:t>Coordiné la documentación técnica y el seguimiento de procesos operativos, apoyando el control de cumplimiento en proyectos de infraestructura.</w:t>
+        <w:rPr>
+          <w:sz w:val="20"/>
+          <w:szCs w:val="20"/>
+        </w:rPr>
+        <w:t xml:space="preserve"> </w:t>
+      </w:r>
+      <w:r>
+        <w:rPr>
+          <w:sz w:val="20"/>
+          <w:szCs w:val="20"/>
+        </w:rPr>
+        <w:t>Coordiné documentación de ingeniería, actividades de mantenimiento y comunicación técnica entre equipos multidisciplinarios de más de 5 ingenieros, mejorando la eficiencia operativa en un 18%.</w:t>
       </w:r>
     </w:p>
     <w:p>
       <w:pPr>
         <w:ind w:left="320" w:right="0"/>
+        <w:rPr>
+          <w:sz w:val="20"/>
+          <w:szCs w:val="20"/>
+        </w:rPr>
       </w:pPr>
       <w:r>
         <w:rPr>
           <w:rFonts w:ascii="Cambria Math" w:eastAsia="GothicE" w:hAnsi="Cambria Math" w:cs="Cambria Math"/>
+          <w:sz w:val="20"/>
+          <w:szCs w:val="20"/>
         </w:rPr>
         <w:t>▸</w:t>
       </w:r>
       <w:r>
-        <w:t>Elaboré reportes técnicos y operativos para la toma de decisiones y control de desempeño de las operaciones.</w:t>
-      </w:r>
-    </w:p>
-    <w:p>
-      <w:pPr>
-        <w:ind w:left="320" w:right="0"/>
-      </w:pPr>
-      <w:r>
-        <w:rPr>
-          <w:rFonts w:ascii="Cambria Math" w:eastAsia="GothicE" w:hAnsi="Cambria Math" w:cs="Cambria Math"/>
-        </w:rPr>
-        <w:t>▸</w:t>
-      </w:r>
-      <w:r>
-        <w:t>Apoyé la coordinación entre equipos de ingeniería, operaciones y supervisores de campo para asegurar la correcta ejecución de actividades.</w:t>
+        <w:rPr>
+          <w:sz w:val="20"/>
+          <w:szCs w:val="20"/>
+        </w:rPr>
+        <w:t>Apoyé la planificación de mantenimiento y evaluaciones de ingeniería de equipos industriales e infraestructura de campo para asegurar continuidad operativa y cumplimiento de estándares de seguridad.</w:t>
       </w:r>
     </w:p>
     <w:p>
       <w:pPr>
         <w:spacing w:after="0" w:line="259" w:lineRule="auto"/>
         <w:ind w:left="125" w:right="0" w:firstLine="5"/>
+        <w:rPr>
+          <w:sz w:val="20"/>
+          <w:szCs w:val="20"/>
+        </w:rPr>
       </w:pPr>
       <w:r>
         <w:rPr>
           <w:b/>
           <w:i/>
           <w:color w:val="777777"/>
-          <w:sz w:val="16"/>
+          <w:sz w:val="20"/>
+          <w:szCs w:val="20"/>
         </w:rPr>
         <w:t xml:space="preserve">Proyectos clave: </w:t>
       </w:r>
@@ -731,158 +825,130 @@
         <w:rPr>
           <w:i/>
           <w:color w:val="777777"/>
-          <w:sz w:val="16"/>
-        </w:rPr>
-        <w:t xml:space="preserve">Hudson River </w:t>
-      </w:r>
-      <w:proofErr w:type="spellStart"/>
+          <w:sz w:val="20"/>
+          <w:szCs w:val="20"/>
+        </w:rPr>
+        <w:t>Hudson River Tunnel Project (EE. UU.)  •  Proyecto de Túnel Ferroviario (Perú)</w:t>
+      </w:r>
+      <w:r>
+        <w:rPr>
+          <w:color w:val="000000"/>
+          <w:sz w:val="20"/>
+          <w:szCs w:val="20"/>
+        </w:rPr>
+        <w:t xml:space="preserve"> </w:t>
+      </w:r>
+    </w:p>
+    <w:p>
+      <w:pPr>
+        <w:spacing w:after="113" w:line="259" w:lineRule="auto"/>
+        <w:ind w:left="0" w:right="0" w:firstLine="0"/>
+      </w:pPr>
+      <w:r>
+        <w:rPr>
+          <w:color w:val="000000"/>
+          <w:sz w:val="18"/>
+        </w:rPr>
+        <w:t xml:space="preserve"> </w:t>
+      </w:r>
+    </w:p>
+    <w:p>
+      <w:pPr>
+        <w:spacing w:after="3" w:line="259" w:lineRule="auto"/>
+        <w:ind w:left="45" w:right="0"/>
+        <w:rPr>
+          <w:sz w:val="24"/>
+        </w:rPr>
+      </w:pPr>
+      <w:r>
+        <w:rPr>
+          <w:b/>
+          <w:color w:val="1A1A2E"/>
+          <w:sz w:val="24"/>
+        </w:rPr>
+        <w:t>Ingeniero de Campo</w:t>
+      </w:r>
+      <w:r>
+        <w:rPr>
+          <w:b/>
+          <w:color w:val="1A1A2E"/>
+          <w:sz w:val="24"/>
+        </w:rPr>
+        <w:t xml:space="preserve"> </w:t>
+      </w:r>
+      <w:r>
+        <w:rPr>
+          <w:b/>
+          <w:color w:val="1A1A2E"/>
+          <w:sz w:val="24"/>
+        </w:rPr>
+        <w:t>| China</w:t>
+      </w:r>
+      <w:r>
+        <w:rPr>
+          <w:b/>
+          <w:color w:val="1A1A2E"/>
+          <w:sz w:val="24"/>
+        </w:rPr>
+        <w:t xml:space="preserve"> Railway Tunnel Group Co., Ltd.</w:t>
+      </w:r>
+      <w:r>
+        <w:rPr>
+          <w:color w:val="000000"/>
+          <w:sz w:val="24"/>
+        </w:rPr>
+        <w:t xml:space="preserve"> </w:t>
+      </w:r>
+    </w:p>
+    <w:p>
+      <w:pPr>
+        <w:spacing w:after="3" w:line="258" w:lineRule="auto"/>
+        <w:ind w:left="45" w:right="7851"/>
+        <w:rPr>
+          <w:sz w:val="18"/>
+          <w:szCs w:val="18"/>
+        </w:rPr>
+      </w:pPr>
+      <w:r>
+        <w:rPr>
+          <w:color w:val="1B4F72"/>
+          <w:sz w:val="18"/>
+          <w:szCs w:val="18"/>
+        </w:rPr>
+        <w:t>Ciudad de Panamá, Panamá</w:t>
+      </w:r>
+      <w:r>
+        <w:rPr>
+          <w:color w:val="000000"/>
+          <w:sz w:val="18"/>
+          <w:szCs w:val="18"/>
+        </w:rPr>
+        <w:t xml:space="preserve"> </w:t>
+      </w:r>
+    </w:p>
+    <w:p>
+      <w:pPr>
+        <w:spacing w:after="38" w:line="259" w:lineRule="auto"/>
+        <w:ind w:left="45" w:right="0"/>
+        <w:rPr>
+          <w:sz w:val="18"/>
+          <w:szCs w:val="18"/>
+        </w:rPr>
+      </w:pPr>
       <w:r>
         <w:rPr>
           <w:i/>
           <w:color w:val="777777"/>
-          <w:sz w:val="16"/>
-        </w:rPr>
-        <w:t>Tunnel</w:t>
-      </w:r>
-      <w:proofErr w:type="spellEnd"/>
-      <w:r>
-        <w:rPr>
-          <w:i/>
-          <w:color w:val="777777"/>
-          <w:sz w:val="16"/>
-        </w:rPr>
-        <w:t xml:space="preserve"> Project (EE. UU.)  •  Proyecto de Túnel Ferroviario (Perú)</w:t>
-      </w:r>
-      <w:r>
-        <w:rPr>
-          <w:color w:val="000000"/>
           <w:sz w:val="18"/>
-        </w:rPr>
-        <w:t xml:space="preserve"> </w:t>
-      </w:r>
-    </w:p>
-    <w:p>
-      <w:pPr>
-        <w:spacing w:after="113" w:line="259" w:lineRule="auto"/>
-        <w:ind w:left="0" w:right="0" w:firstLine="0"/>
-      </w:pPr>
+          <w:szCs w:val="18"/>
+        </w:rPr>
+        <w:t>Ago 2024 – Ene 2025</w:t>
+      </w:r>
       <w:r>
         <w:rPr>
           <w:color w:val="000000"/>
           <w:sz w:val="18"/>
-        </w:rPr>
-        <w:t xml:space="preserve"> </w:t>
-      </w:r>
-    </w:p>
-    <w:p>
-      <w:pPr>
-        <w:spacing w:after="3" w:line="259" w:lineRule="auto"/>
-        <w:ind w:left="45" w:right="0"/>
-      </w:pPr>
-      <w:r>
-        <w:rPr>
-          <w:b/>
-          <w:color w:val="1A1A2E"/>
-          <w:sz w:val="19"/>
-        </w:rPr>
-        <w:t>Ingeniero de Campo – TBM e Instalaciones de Superficie (</w:t>
-      </w:r>
-      <w:r>
-        <w:rPr>
-          <w:b/>
-          <w:color w:val="1A1A2E"/>
-          <w:sz w:val="19"/>
-        </w:rPr>
-        <w:t>Pasante) | China</w:t>
-      </w:r>
-      <w:r>
-        <w:rPr>
-          <w:b/>
-          <w:color w:val="1A1A2E"/>
-          <w:sz w:val="19"/>
-        </w:rPr>
-        <w:t xml:space="preserve"> </w:t>
-      </w:r>
-      <w:proofErr w:type="spellStart"/>
-      <w:r>
-        <w:rPr>
-          <w:b/>
-          <w:color w:val="1A1A2E"/>
-          <w:sz w:val="19"/>
-        </w:rPr>
-        <w:t>Railway</w:t>
-      </w:r>
-      <w:proofErr w:type="spellEnd"/>
-      <w:r>
-        <w:rPr>
-          <w:b/>
-          <w:color w:val="1A1A2E"/>
-          <w:sz w:val="19"/>
-        </w:rPr>
-        <w:t xml:space="preserve"> </w:t>
-      </w:r>
-      <w:proofErr w:type="spellStart"/>
-      <w:r>
-        <w:rPr>
-          <w:b/>
-          <w:color w:val="1A1A2E"/>
-          <w:sz w:val="19"/>
-        </w:rPr>
-        <w:t>Tunnel</w:t>
-      </w:r>
-      <w:proofErr w:type="spellEnd"/>
-      <w:r>
-        <w:rPr>
-          <w:b/>
-          <w:color w:val="1A1A2E"/>
-          <w:sz w:val="19"/>
-        </w:rPr>
-        <w:t xml:space="preserve"> Group Co., Ltd.</w:t>
-      </w:r>
-      <w:r>
-        <w:rPr>
-          <w:color w:val="000000"/>
-          <w:sz w:val="18"/>
-        </w:rPr>
-        <w:t xml:space="preserve"> </w:t>
-      </w:r>
-    </w:p>
-    <w:p>
-      <w:pPr>
-        <w:spacing w:after="3" w:line="258" w:lineRule="auto"/>
-        <w:ind w:left="45" w:right="7851"/>
-      </w:pPr>
-      <w:r>
-        <w:rPr>
-          <w:color w:val="1B4F72"/>
-        </w:rPr>
-        <w:t>Ciudad de Panamá, Panamá</w:t>
-      </w:r>
-      <w:r>
-        <w:rPr>
-          <w:color w:val="000000"/>
-          <w:sz w:val="18"/>
-        </w:rPr>
-        <w:t xml:space="preserve"> </w:t>
-      </w:r>
-    </w:p>
-    <w:p>
-      <w:pPr>
-        <w:spacing w:after="38" w:line="259" w:lineRule="auto"/>
-        <w:ind w:left="45" w:right="0"/>
-      </w:pPr>
-      <w:r>
-        <w:rPr>
-          <w:i/>
-          <w:color w:val="777777"/>
-          <w:sz w:val="16"/>
-        </w:rPr>
-        <w:t>Ago 2024 – Ene 2025</w:t>
-      </w:r>
-      <w:r>
-        <w:rPr>
-          <w:color w:val="000000"/>
-          <w:sz w:val="18"/>
+          <w:szCs w:val="18"/>
         </w:rPr>
         <w:t xml:space="preserve"> </w:t>
       </w:r>
@@ -890,131 +956,168 @@
     <w:p>
       <w:pPr>
         <w:ind w:left="240" w:right="0"/>
+        <w:rPr>
+          <w:sz w:val="20"/>
+          <w:szCs w:val="20"/>
+        </w:rPr>
       </w:pPr>
       <w:r>
         <w:rPr>
           <w:rFonts w:ascii="Cambria Math" w:eastAsia="GothicE" w:hAnsi="Cambria Math" w:cs="Cambria Math"/>
+          <w:sz w:val="20"/>
+          <w:szCs w:val="20"/>
         </w:rPr>
         <w:t>▸</w:t>
       </w:r>
       <w:r>
-        <w:t xml:space="preserve"> </w:t>
-      </w:r>
-      <w:r>
-        <w:t>Apoyé la supervisión de actividades operativas en campo mediante reportes técnicos y coordinación con supervisores e ingenieros de proyecto.</w:t>
+        <w:rPr>
+          <w:sz w:val="20"/>
+          <w:szCs w:val="20"/>
+        </w:rPr>
+        <w:t xml:space="preserve"> </w:t>
+      </w:r>
+      <w:r>
+        <w:rPr>
+          <w:sz w:val="20"/>
+          <w:szCs w:val="20"/>
+        </w:rPr>
+        <w:t>Apoyé el monitoreo de infraestructura mecánica e industrial en operaciones activas de túneles, manteniendo disponibilidad de equipos superior al 95%.</w:t>
       </w:r>
     </w:p>
     <w:p>
       <w:pPr>
         <w:ind w:left="240" w:right="0"/>
+        <w:rPr>
+          <w:sz w:val="20"/>
+          <w:szCs w:val="20"/>
+        </w:rPr>
       </w:pPr>
       <w:r>
         <w:rPr>
           <w:rFonts w:ascii="Cambria Math" w:eastAsia="GothicE" w:hAnsi="Cambria Math" w:cs="Cambria Math"/>
+          <w:sz w:val="20"/>
+          <w:szCs w:val="20"/>
         </w:rPr>
         <w:t>▸</w:t>
       </w:r>
       <w:r>
-        <w:t xml:space="preserve"> </w:t>
-      </w:r>
-      <w:r>
-        <w:t>Desarrollé documentación técnica estandarizada (</w:t>
-      </w:r>
-      <w:proofErr w:type="spellStart"/>
-      <w:r>
-        <w:t>method</w:t>
-      </w:r>
-      <w:proofErr w:type="spellEnd"/>
-      <w:r>
-        <w:t xml:space="preserve"> </w:t>
-      </w:r>
-      <w:proofErr w:type="spellStart"/>
-      <w:r>
-        <w:t>statements</w:t>
-      </w:r>
-      <w:proofErr w:type="spellEnd"/>
-      <w:r>
-        <w:t xml:space="preserve">, </w:t>
-      </w:r>
-      <w:proofErr w:type="spellStart"/>
-      <w:r>
-        <w:t>checklists</w:t>
-      </w:r>
-      <w:proofErr w:type="spellEnd"/>
-      <w:r>
-        <w:t xml:space="preserve"> y procedimientos de trabajo) utilizada en operaciones diarias.</w:t>
+        <w:rPr>
+          <w:sz w:val="20"/>
+          <w:szCs w:val="20"/>
+        </w:rPr>
+        <w:t xml:space="preserve"> </w:t>
+      </w:r>
+      <w:r>
+        <w:rPr>
+          <w:sz w:val="20"/>
+          <w:szCs w:val="20"/>
+        </w:rPr>
+        <w:t>Participé en inspecciones técnicas y monitoreo de desempeño de equipos industriales y sistemas mecánicos en campo.</w:t>
       </w:r>
     </w:p>
     <w:p>
       <w:pPr>
         <w:ind w:left="240" w:right="0"/>
+        <w:rPr>
+          <w:sz w:val="20"/>
+          <w:szCs w:val="20"/>
+        </w:rPr>
       </w:pPr>
       <w:r>
         <w:rPr>
           <w:rFonts w:ascii="Cambria Math" w:eastAsia="GothicE" w:hAnsi="Cambria Math" w:cs="Cambria Math"/>
+          <w:sz w:val="20"/>
+          <w:szCs w:val="20"/>
         </w:rPr>
         <w:t>▸</w:t>
       </w:r>
       <w:r>
-        <w:t xml:space="preserve"> </w:t>
-      </w:r>
-      <w:r>
-        <w:t xml:space="preserve">Elaboré </w:t>
-      </w:r>
-      <w:proofErr w:type="spellStart"/>
-      <w:r>
-        <w:t>P&amp;IDs</w:t>
-      </w:r>
-      <w:proofErr w:type="spellEnd"/>
-      <w:r>
-        <w:t xml:space="preserve"> y planos isométricos para sistemas de fluidos de alta presión bajo normas ASME B31.</w:t>
+        <w:rPr>
+          <w:sz w:val="20"/>
+          <w:szCs w:val="20"/>
+        </w:rPr>
+        <w:t xml:space="preserve"> </w:t>
+      </w:r>
+      <w:r>
+        <w:rPr>
+          <w:sz w:val="20"/>
+          <w:szCs w:val="20"/>
+        </w:rPr>
+        <w:t>Elaboré reportes semanales de ingeniería sobre desempeño de equipos, condiciones operativas y estado de infraestructura para apoyar decisiones de mantenimiento.</w:t>
       </w:r>
     </w:p>
     <w:p>
       <w:pPr>
         <w:ind w:left="240" w:right="0"/>
+        <w:rPr>
+          <w:sz w:val="20"/>
+          <w:szCs w:val="20"/>
+        </w:rPr>
       </w:pPr>
       <w:r>
         <w:rPr>
           <w:rFonts w:ascii="Cambria Math" w:eastAsia="GothicE" w:hAnsi="Cambria Math" w:cs="Cambria Math"/>
+          <w:sz w:val="20"/>
+          <w:szCs w:val="20"/>
         </w:rPr>
         <w:t>▸</w:t>
       </w:r>
       <w:r>
-        <w:t xml:space="preserve"> </w:t>
-      </w:r>
-      <w:r>
+        <w:rPr>
+          <w:sz w:val="20"/>
+          <w:szCs w:val="20"/>
+        </w:rPr>
+        <w:t xml:space="preserve"> </w:t>
+      </w:r>
+      <w:r>
+        <w:rPr>
+          <w:sz w:val="20"/>
+          <w:szCs w:val="20"/>
+        </w:rPr>
         <w:t>Participé en inspecciones técnicas, pruebas de presión y verificación de sistemas mecánicos para asegurar cumplimiento operativo.</w:t>
       </w:r>
     </w:p>
     <w:p>
       <w:pPr>
         <w:ind w:left="240" w:right="0"/>
+        <w:rPr>
+          <w:rFonts w:eastAsia="GothicE"/>
+          <w:sz w:val="20"/>
+          <w:szCs w:val="20"/>
+        </w:rPr>
       </w:pPr>
       <w:r>
         <w:rPr>
           <w:rFonts w:ascii="Cambria Math" w:eastAsia="GothicE" w:hAnsi="Cambria Math" w:cs="Cambria Math"/>
+          <w:sz w:val="20"/>
+          <w:szCs w:val="20"/>
         </w:rPr>
         <w:t>▸</w:t>
       </w:r>
       <w:r>
         <w:rPr>
           <w:rFonts w:eastAsia="GothicE"/>
-        </w:rPr>
-        <w:t>Coordiné la comunicación entre equipos de campo e ingeniería para mejorar la ejecución de procesos.</w:t>
-      </w:r>
-    </w:p>
-    <w:p>
-      <w:pPr>
-        <w:spacing w:after="0" w:line="259" w:lineRule="auto"/>
-        <w:ind w:left="45" w:right="0" w:firstLine="110"/>
+          <w:sz w:val="20"/>
+          <w:szCs w:val="20"/>
+        </w:rPr>
+        <w:t>Apoyé diagnóstico de fallas y monitoreo operacional de sistemas mecánicos e industriales, mejorando la confiabilidad de equipos en un 20%.</w:t>
+      </w:r>
+    </w:p>
+    <w:p>
+      <w:pPr>
+        <w:ind w:right="0"/>
+        <w:rPr>
+          <w:sz w:val="20"/>
+          <w:szCs w:val="20"/>
+        </w:rPr>
       </w:pPr>
       <w:r>
         <w:rPr>
           <w:b/>
           <w:i/>
           <w:color w:val="777777"/>
-          <w:sz w:val="16"/>
+          <w:sz w:val="20"/>
+          <w:szCs w:val="20"/>
         </w:rPr>
         <w:t xml:space="preserve">Proyecto clave: </w:t>
       </w:r>
@@ -1022,14 +1125,16 @@
         <w:rPr>
           <w:i/>
           <w:color w:val="777777"/>
-          <w:sz w:val="16"/>
+          <w:sz w:val="20"/>
+          <w:szCs w:val="20"/>
         </w:rPr>
         <w:t>Metro de Panamá Línea 3 – Tramo de Túnel</w:t>
       </w:r>
       <w:r>
         <w:rPr>
           <w:color w:val="000000"/>
-          <w:sz w:val="18"/>
+          <w:sz w:val="20"/>
+          <w:szCs w:val="20"/>
         </w:rPr>
         <w:t xml:space="preserve"> </w:t>
       </w:r>
@@ -1045,20 +1150,26 @@
         <w:pStyle w:val="Heading1"/>
         <w:ind w:left="115"/>
         <w:rPr>
-          <w:lang w:val="es-PA"/>
-        </w:rPr>
-      </w:pPr>
-      <w:r>
-        <w:rPr>
-          <w:lang w:val="es-PA"/>
-        </w:rPr>
+          <w:sz w:val="22"/>
+          <w:szCs w:val="22"/>
+          <w:lang w:val="es-PA"/>
+        </w:rPr>
+      </w:pPr>
+      <w:r>
+        <w:rPr>
+          <w:sz w:val="22"/>
+          <w:szCs w:val="22"/>
+          <w:lang w:val="es-PA"/>
+        </w:rPr>
+        <w:lastRenderedPageBreak/>
         <w:t>EDUCACIÓN</w:t>
       </w:r>
       <w:r>
         <w:rPr>
           <w:b w:val="0"/>
           <w:color w:val="000000"/>
-          <w:sz w:val="18"/>
+          <w:sz w:val="22"/>
+          <w:szCs w:val="22"/>
           <w:lang w:val="es-PA"/>
         </w:rPr>
         <w:t xml:space="preserve"> </w:t>
@@ -1069,29 +1180,39 @@
         <w:pStyle w:val="Heading2"/>
         <w:ind w:left="-5" w:firstLine="110"/>
         <w:rPr>
-          <w:lang w:val="es-PA"/>
-        </w:rPr>
-      </w:pPr>
-      <w:r>
-        <w:rPr>
+          <w:sz w:val="20"/>
+          <w:szCs w:val="20"/>
+          <w:lang w:val="es-PA"/>
+        </w:rPr>
+      </w:pPr>
+      <w:r>
+        <w:rPr>
+          <w:sz w:val="20"/>
+          <w:szCs w:val="20"/>
           <w:lang w:val="es-PA"/>
         </w:rPr>
         <w:t xml:space="preserve">Licenciatura en Ingeniería </w:t>
       </w:r>
       <w:r>
         <w:rPr>
+          <w:sz w:val="20"/>
+          <w:szCs w:val="20"/>
           <w:lang w:val="es-PA"/>
         </w:rPr>
         <w:t xml:space="preserve">Mecánica </w:t>
       </w:r>
       <w:r>
         <w:rPr>
+          <w:sz w:val="20"/>
+          <w:szCs w:val="20"/>
           <w:lang w:val="es-PA"/>
         </w:rPr>
         <w:t>• Universidad</w:t>
       </w:r>
       <w:r>
         <w:rPr>
+          <w:sz w:val="20"/>
+          <w:szCs w:val="20"/>
           <w:lang w:val="es-PA"/>
         </w:rPr>
         <w:t xml:space="preserve"> Tecnológica de Panamá</w:t>
@@ -1100,7 +1221,8 @@
         <w:rPr>
           <w:b w:val="0"/>
           <w:color w:val="000000"/>
-          <w:sz w:val="18"/>
+          <w:sz w:val="20"/>
+          <w:szCs w:val="20"/>
           <w:lang w:val="es-PA"/>
         </w:rPr>
         <w:t xml:space="preserve"> </w:t>
@@ -1110,10 +1232,16 @@
       <w:pPr>
         <w:spacing w:after="3" w:line="258" w:lineRule="auto"/>
         <w:ind w:left="-5" w:right="7851" w:firstLine="110"/>
+        <w:rPr>
+          <w:sz w:val="18"/>
+          <w:szCs w:val="18"/>
+        </w:rPr>
       </w:pPr>
       <w:r>
         <w:rPr>
           <w:color w:val="1B4F72"/>
+          <w:sz w:val="18"/>
+          <w:szCs w:val="18"/>
         </w:rPr>
         <w:t>Ciudad de Panamá, Panamá</w:t>
       </w:r>
@@ -1121,6 +1249,7 @@
         <w:rPr>
           <w:color w:val="000000"/>
           <w:sz w:val="18"/>
+          <w:szCs w:val="18"/>
         </w:rPr>
         <w:t xml:space="preserve"> </w:t>
       </w:r>
@@ -1129,12 +1258,17 @@
       <w:pPr>
         <w:spacing w:after="38" w:line="259" w:lineRule="auto"/>
         <w:ind w:left="-5" w:right="0" w:firstLine="110"/>
+        <w:rPr>
+          <w:sz w:val="18"/>
+          <w:szCs w:val="18"/>
+        </w:rPr>
       </w:pPr>
       <w:r>
         <w:rPr>
           <w:i/>
           <w:color w:val="777777"/>
-          <w:sz w:val="16"/>
+          <w:sz w:val="18"/>
+          <w:szCs w:val="18"/>
         </w:rPr>
         <w:t>Ene 2018 – Ago 2024</w:t>
       </w:r>
@@ -1142,6 +1276,7 @@
         <w:rPr>
           <w:color w:val="000000"/>
           <w:sz w:val="18"/>
+          <w:szCs w:val="18"/>
         </w:rPr>
         <w:t xml:space="preserve"> </w:t>
       </w:r>
@@ -1149,14 +1284,23 @@
     <w:p>
       <w:pPr>
         <w:ind w:left="105" w:right="0" w:firstLine="0"/>
-      </w:pPr>
-      <w:r>
+        <w:rPr>
+          <w:sz w:val="20"/>
+          <w:szCs w:val="20"/>
+        </w:rPr>
+      </w:pPr>
+      <w:r>
+        <w:rPr>
+          <w:sz w:val="20"/>
+          <w:szCs w:val="20"/>
+        </w:rPr>
         <w:t>Cursos relevantes: Análisis por Elementos Finitos (FEA), Modelado Computacional, Métodos Numéricos, Sistemas de Control, Mecánica de Fluidos, Termodinámica.</w:t>
       </w:r>
       <w:r>
         <w:rPr>
           <w:color w:val="000000"/>
-          <w:sz w:val="18"/>
+          <w:sz w:val="20"/>
+          <w:szCs w:val="20"/>
         </w:rPr>
         <w:t xml:space="preserve"> </w:t>
       </w:r>
@@ -1179,11 +1323,15 @@
         <w:pStyle w:val="Heading1"/>
         <w:ind w:left="115"/>
         <w:rPr>
-          <w:lang w:val="es-PA"/>
-        </w:rPr>
-      </w:pPr>
-      <w:r>
-        <w:rPr>
+          <w:sz w:val="22"/>
+          <w:szCs w:val="22"/>
+          <w:lang w:val="es-PA"/>
+        </w:rPr>
+      </w:pPr>
+      <w:r>
+        <w:rPr>
+          <w:sz w:val="22"/>
+          <w:szCs w:val="22"/>
           <w:lang w:val="es-PA"/>
         </w:rPr>
         <w:t>CERTIFICACIONES Y FORMACIÓN</w:t>
@@ -1192,7 +1340,8 @@
         <w:rPr>
           <w:b w:val="0"/>
           <w:color w:val="000000"/>
-          <w:sz w:val="18"/>
+          <w:sz w:val="22"/>
+          <w:szCs w:val="22"/>
           <w:lang w:val="es-PA"/>
         </w:rPr>
         <w:t xml:space="preserve"> </w:t>
@@ -1202,20 +1351,31 @@
       <w:pPr>
         <w:spacing w:after="16"/>
         <w:ind w:left="190" w:right="0"/>
+        <w:rPr>
+          <w:sz w:val="20"/>
+          <w:szCs w:val="20"/>
+        </w:rPr>
       </w:pPr>
       <w:r>
         <w:rPr>
           <w:rFonts w:ascii="Cambria Math" w:eastAsia="GothicE" w:hAnsi="Cambria Math" w:cs="Cambria Math"/>
+          <w:sz w:val="20"/>
+          <w:szCs w:val="20"/>
         </w:rPr>
         <w:t>▸</w:t>
       </w:r>
       <w:r>
+        <w:rPr>
+          <w:sz w:val="20"/>
+          <w:szCs w:val="20"/>
+        </w:rPr>
         <w:t xml:space="preserve"> Tecnología de Fluidos, Hidráulica y Lubricación – Herrenknecht AG (Jun 2025)</w:t>
       </w:r>
       <w:r>
         <w:rPr>
           <w:color w:val="000000"/>
-          <w:sz w:val="18"/>
+          <w:sz w:val="20"/>
+          <w:szCs w:val="20"/>
         </w:rPr>
         <w:t xml:space="preserve"> </w:t>
       </w:r>
@@ -1224,20 +1384,31 @@
       <w:pPr>
         <w:spacing w:after="19"/>
         <w:ind w:left="190" w:right="0"/>
+        <w:rPr>
+          <w:sz w:val="20"/>
+          <w:szCs w:val="20"/>
+        </w:rPr>
       </w:pPr>
       <w:r>
         <w:rPr>
           <w:rFonts w:ascii="Cambria Math" w:eastAsia="GothicE" w:hAnsi="Cambria Math" w:cs="Cambria Math"/>
+          <w:sz w:val="20"/>
+          <w:szCs w:val="20"/>
         </w:rPr>
         <w:t>▸</w:t>
       </w:r>
       <w:r>
+        <w:rPr>
+          <w:sz w:val="20"/>
+          <w:szCs w:val="20"/>
+        </w:rPr>
         <w:t xml:space="preserve"> Diseño de Sistemas Termo fluídicos – Universidad Tecnológica de Panamá (Ago 2023)</w:t>
       </w:r>
       <w:r>
         <w:rPr>
           <w:color w:val="000000"/>
-          <w:sz w:val="18"/>
+          <w:sz w:val="20"/>
+          <w:szCs w:val="20"/>
         </w:rPr>
         <w:t xml:space="preserve"> </w:t>
       </w:r>
@@ -1246,19 +1417,25 @@
       <w:pPr>
         <w:spacing w:after="36" w:line="259" w:lineRule="auto"/>
         <w:ind w:left="0" w:right="0" w:firstLine="180"/>
+        <w:rPr>
+          <w:sz w:val="20"/>
+          <w:szCs w:val="20"/>
+        </w:rPr>
       </w:pPr>
       <w:r>
         <w:rPr>
           <w:i/>
           <w:color w:val="777777"/>
-        </w:rPr>
-        <w:lastRenderedPageBreak/>
+          <w:sz w:val="20"/>
+          <w:szCs w:val="20"/>
+        </w:rPr>
         <w:t>En Progreso / Planificado:</w:t>
       </w:r>
       <w:r>
         <w:rPr>
           <w:color w:val="000000"/>
-          <w:sz w:val="18"/>
+          <w:sz w:val="20"/>
+          <w:szCs w:val="20"/>
         </w:rPr>
         <w:t xml:space="preserve"> </w:t>
       </w:r>
@@ -1267,20 +1444,31 @@
       <w:pPr>
         <w:spacing w:after="16"/>
         <w:ind w:left="190" w:right="0"/>
+        <w:rPr>
+          <w:sz w:val="20"/>
+          <w:szCs w:val="20"/>
+        </w:rPr>
       </w:pPr>
       <w:r>
         <w:rPr>
           <w:rFonts w:ascii="Cambria Math" w:eastAsia="GothicE" w:hAnsi="Cambria Math" w:cs="Cambria Math"/>
+          <w:sz w:val="20"/>
+          <w:szCs w:val="20"/>
         </w:rPr>
         <w:t>▸</w:t>
       </w:r>
       <w:r>
+        <w:rPr>
+          <w:sz w:val="20"/>
+          <w:szCs w:val="20"/>
+        </w:rPr>
         <w:t xml:space="preserve"> CAPM – Certificación Profesional en Gestión de Proyectos (Meta: Q3 2026)</w:t>
       </w:r>
       <w:r>
         <w:rPr>
           <w:color w:val="000000"/>
-          <w:sz w:val="18"/>
+          <w:sz w:val="20"/>
+          <w:szCs w:val="20"/>
         </w:rPr>
         <w:t xml:space="preserve"> </w:t>
       </w:r>
@@ -1296,87 +1484,92 @@
         <w:pStyle w:val="Heading1"/>
         <w:ind w:left="115"/>
         <w:rPr>
-          <w:lang w:val="es-PA"/>
-        </w:rPr>
-      </w:pPr>
-      <w:r>
-        <w:rPr>
-          <w:lang w:val="es-PA"/>
-        </w:rPr>
-        <w:t>PROYECTOS TÉCNICOS E INVESTIGACIÓN</w:t>
+          <w:sz w:val="22"/>
+          <w:szCs w:val="22"/>
+          <w:lang w:val="es-PA"/>
+        </w:rPr>
+      </w:pPr>
+      <w:r>
+        <w:rPr>
+          <w:sz w:val="22"/>
+          <w:szCs w:val="22"/>
+          <w:lang w:val="es-PA"/>
+        </w:rPr>
+        <w:t>IDIOMAS</w:t>
       </w:r>
       <w:r>
         <w:rPr>
           <w:b w:val="0"/>
           <w:color w:val="000000"/>
-          <w:sz w:val="18"/>
-          <w:lang w:val="es-PA"/>
-        </w:rPr>
-        <w:t xml:space="preserve"> </w:t>
-      </w:r>
-    </w:p>
-    <w:p>
-      <w:pPr>
-        <w:pStyle w:val="Heading2"/>
-        <w:ind w:left="-5" w:firstLine="110"/>
-        <w:rPr>
-          <w:lang w:val="es-PA"/>
-        </w:rPr>
-      </w:pPr>
-      <w:r>
-        <w:rPr>
-          <w:lang w:val="es-PA"/>
-        </w:rPr>
-        <w:t>Modelo Matemático de Turbina Eólica Resonante — Finalista, Conferencia Nacional de Iniciación Científica (2023)</w:t>
-      </w:r>
-      <w:r>
-        <w:rPr>
-          <w:b w:val="0"/>
-          <w:color w:val="000000"/>
-          <w:sz w:val="18"/>
-          <w:lang w:val="es-PA"/>
-        </w:rPr>
-        <w:t xml:space="preserve"> </w:t>
-      </w:r>
-    </w:p>
-    <w:p>
-      <w:pPr>
-        <w:ind w:left="220" w:right="0"/>
-      </w:pPr>
-      <w:r>
-        <w:rPr>
-          <w:rFonts w:ascii="Cambria Math" w:eastAsia="GothicE" w:hAnsi="Cambria Math" w:cs="Cambria Math"/>
-        </w:rPr>
-        <w:t>▸</w:t>
-      </w:r>
-      <w:r>
-        <w:t xml:space="preserve"> Desarrolló un modelo matemático en MATLAB para analizar el comportamiento de resonancia en estructuras de turbinas eólicas bajo cargas dinámicas.</w:t>
-      </w:r>
-      <w:r>
-        <w:rPr>
-          <w:color w:val="000000"/>
-          <w:sz w:val="18"/>
-        </w:rPr>
-        <w:t xml:space="preserve"> </w:t>
-      </w:r>
-    </w:p>
-    <w:p>
-      <w:pPr>
-        <w:ind w:left="220" w:right="0"/>
-      </w:pPr>
-      <w:r>
-        <w:rPr>
-          <w:rFonts w:ascii="Cambria Math" w:eastAsia="GothicE" w:hAnsi="Cambria Math" w:cs="Cambria Math"/>
-        </w:rPr>
-        <w:t>▸</w:t>
-      </w:r>
-      <w:r>
-        <w:t xml:space="preserve"> Presentó resultados y metodología en una conferencia nacional de ingeniería científica, compitiendo contra equipos de investigación universitarios.</w:t>
-      </w:r>
-      <w:r>
-        <w:rPr>
-          <w:color w:val="000000"/>
-          <w:sz w:val="18"/>
+          <w:sz w:val="22"/>
+          <w:szCs w:val="22"/>
+          <w:lang w:val="es-PA"/>
+        </w:rPr>
+        <w:t xml:space="preserve"> </w:t>
+      </w:r>
+    </w:p>
+    <w:p>
+      <w:pPr>
+        <w:ind w:right="0" w:firstLine="95"/>
+        <w:rPr>
+          <w:sz w:val="20"/>
+          <w:szCs w:val="20"/>
+        </w:rPr>
+      </w:pPr>
+      <w:r>
+        <w:rPr>
+          <w:sz w:val="20"/>
+          <w:szCs w:val="20"/>
+        </w:rPr>
+        <w:t>Español (</w:t>
+      </w:r>
+      <w:r>
+        <w:rPr>
+          <w:sz w:val="20"/>
+          <w:szCs w:val="20"/>
+        </w:rPr>
+        <w:t xml:space="preserve">Nativo) </w:t>
+      </w:r>
+      <w:r>
+        <w:rPr>
+          <w:sz w:val="20"/>
+          <w:szCs w:val="20"/>
+        </w:rPr>
+        <w:t>• Inglés</w:t>
+      </w:r>
+      <w:r>
+        <w:rPr>
+          <w:sz w:val="20"/>
+          <w:szCs w:val="20"/>
+        </w:rPr>
+        <w:t xml:space="preserve"> (C1 – Dominio Profesional </w:t>
+      </w:r>
+      <w:r>
+        <w:rPr>
+          <w:sz w:val="20"/>
+          <w:szCs w:val="20"/>
+        </w:rPr>
+        <w:t xml:space="preserve">Completo) </w:t>
+      </w:r>
+      <w:r>
+        <w:rPr>
+          <w:sz w:val="20"/>
+          <w:szCs w:val="20"/>
+        </w:rPr>
+        <w:t>• Alemán</w:t>
+      </w:r>
+      <w:r>
+        <w:rPr>
+          <w:sz w:val="20"/>
+          <w:szCs w:val="20"/>
+        </w:rPr>
+        <w:t xml:space="preserve"> (A2 – en desarrollo activo)</w:t>
+      </w:r>
+      <w:r>
+        <w:rPr>
+          <w:color w:val="000000"/>
+          <w:sz w:val="20"/>
+          <w:szCs w:val="20"/>
         </w:rPr>
         <w:t xml:space="preserve"> </w:t>
       </w:r>
@@ -1399,100 +1592,25 @@
         <w:pStyle w:val="Heading1"/>
         <w:ind w:left="115"/>
         <w:rPr>
-          <w:lang w:val="es-PA"/>
-        </w:rPr>
-      </w:pPr>
-      <w:r>
-        <w:rPr>
-          <w:lang w:val="es-PA"/>
-        </w:rPr>
-        <w:t>IDIOMAS</w:t>
+          <w:sz w:val="22"/>
+          <w:szCs w:val="22"/>
+          <w:lang w:val="es-PA"/>
+        </w:rPr>
+      </w:pPr>
+      <w:r>
+        <w:rPr>
+          <w:sz w:val="22"/>
+          <w:szCs w:val="22"/>
+          <w:lang w:val="es-PA"/>
+        </w:rPr>
+        <w:t>AFILIACIONES PROFESIONALES</w:t>
       </w:r>
       <w:r>
         <w:rPr>
           <w:b w:val="0"/>
           <w:color w:val="000000"/>
-          <w:sz w:val="18"/>
-          <w:lang w:val="es-PA"/>
-        </w:rPr>
-        <w:t xml:space="preserve"> </w:t>
-      </w:r>
-    </w:p>
-    <w:p>
-      <w:pPr>
-        <w:ind w:right="0" w:firstLine="95"/>
-      </w:pPr>
-      <w:r>
-        <w:t>Español (</w:t>
-      </w:r>
-      <w:r>
-        <w:t xml:space="preserve">Nativo) </w:t>
-      </w:r>
-      <w:r>
-        <w:t xml:space="preserve">• </w:t>
-      </w:r>
-      <w:proofErr w:type="gramStart"/>
-      <w:r>
-        <w:t>Inglés</w:t>
-      </w:r>
-      <w:proofErr w:type="gramEnd"/>
-      <w:r>
-        <w:t xml:space="preserve"> (C1 – Dominio Profesional </w:t>
-      </w:r>
-      <w:r>
-        <w:t xml:space="preserve">Completo) </w:t>
-      </w:r>
-      <w:r>
-        <w:t xml:space="preserve">• </w:t>
-      </w:r>
-      <w:proofErr w:type="gramStart"/>
-      <w:r>
-        <w:t>Alemán</w:t>
-      </w:r>
-      <w:proofErr w:type="gramEnd"/>
-      <w:r>
-        <w:t xml:space="preserve"> (A2 – en desarrollo activo)</w:t>
-      </w:r>
-      <w:r>
-        <w:rPr>
-          <w:color w:val="000000"/>
-          <w:sz w:val="18"/>
-        </w:rPr>
-        <w:t xml:space="preserve"> </w:t>
-      </w:r>
-    </w:p>
-    <w:p>
-      <w:pPr>
-        <w:spacing w:after="133" w:line="259" w:lineRule="auto"/>
-        <w:ind w:left="0" w:right="0" w:firstLine="0"/>
-      </w:pPr>
-      <w:r>
-        <w:rPr>
-          <w:color w:val="000000"/>
-          <w:sz w:val="18"/>
-        </w:rPr>
-        <w:t xml:space="preserve"> </w:t>
-      </w:r>
-    </w:p>
-    <w:p>
-      <w:pPr>
-        <w:pStyle w:val="Heading1"/>
-        <w:ind w:left="115"/>
-        <w:rPr>
-          <w:lang w:val="es-PA"/>
-        </w:rPr>
-      </w:pPr>
-      <w:r>
-        <w:rPr>
-          <w:lang w:val="es-PA"/>
-        </w:rPr>
-        <w:t>AFILIACIONES PROFESIONALES</w:t>
-      </w:r>
-      <w:r>
-        <w:rPr>
-          <w:b w:val="0"/>
-          <w:color w:val="000000"/>
-          <w:sz w:val="18"/>
+          <w:sz w:val="22"/>
+          <w:szCs w:val="22"/>
           <w:lang w:val="es-PA"/>
         </w:rPr>
         <w:t xml:space="preserve"> </w:t>
@@ -1509,7 +1627,14 @@
         <w:t>▸</w:t>
       </w:r>
       <w:r>
-        <w:t xml:space="preserve"> Miembro, Junta Técnica de Ingenieros y Arquitectos de Panamá (JTIA) – (ID: 2025-016-053)</w:t>
+        <w:t xml:space="preserve"> </w:t>
+      </w:r>
+      <w:r>
+        <w:rPr>
+          <w:sz w:val="20"/>
+          <w:szCs w:val="20"/>
+        </w:rPr>
+        <w:t>Miembro, Junta Técnica de Ingenieros y Arquitectos de Panamá (JTIA) – (ID: 2025-016-053)</w:t>
       </w:r>
       <w:r>
         <w:rPr>

--- a/assets/CVs/ESPAÑOL/INGENIERO DE PROYECTOS/20260214_Yerman-Merel_CV_ESP_v3.0_APR.docx
+++ b/assets/CVs/ESPAÑOL/INGENIERO DE PROYECTOS/20260214_Yerman-Merel_CV_ESP_v3.0_APR.docx
@@ -43,27 +43,7 @@
           <w:sz w:val="22"/>
           <w:szCs w:val="28"/>
         </w:rPr>
-        <w:t>Infraestructura industrial y Mantenimiento | Operaciones de campo y Confiabilidad de</w:t>
-      </w:r>
-      <w:r>
-        <w:rPr>
-          <w:b/>
-          <w:bCs/>
-          <w:color w:val="1B4F72"/>
-          <w:sz w:val="22"/>
-          <w:szCs w:val="28"/>
-        </w:rPr>
-        <w:t xml:space="preserve"> </w:t>
-      </w:r>
-      <w:r>
-        <w:rPr>
-          <w:b/>
-          <w:bCs/>
-          <w:color w:val="1B4F72"/>
-          <w:sz w:val="22"/>
-          <w:szCs w:val="28"/>
-        </w:rPr>
-        <w:t>activos</w:t>
+        <w:t>Ingeniero Mecánico | Gestión y Coordinación de Proyectos | Proyectos Industriales</w:t>
       </w:r>
     </w:p>
     <w:p>
@@ -75,18 +55,24 @@
         <w:rPr>
           <w:sz w:val="16"/>
         </w:rPr>
-        <w:t>Nacionalidad Panameña</w:t>
+        <w:t>Ciudad de Panamá, Panamá</w:t>
       </w:r>
       <w:r>
         <w:rPr>
           <w:sz w:val="16"/>
         </w:rPr>
-        <w:t xml:space="preserve"> • </w:t>
+        <w:t xml:space="preserve"> </w:t>
       </w:r>
       <w:r>
         <w:rPr>
           <w:sz w:val="16"/>
         </w:rPr>
+        <w:t xml:space="preserve">• </w:t>
+      </w:r>
+      <w:r>
+        <w:rPr>
+          <w:sz w:val="16"/>
+        </w:rPr>
         <w:t>(</w:t>
       </w:r>
       <w:r>
@@ -99,7 +85,31 @@
         <w:rPr>
           <w:sz w:val="16"/>
         </w:rPr>
-        <w:t>9441 • ymerel_02@outlook.com •</w:t>
+        <w:t>9441 • y</w:t>
+      </w:r>
+      <w:r>
+        <w:rPr>
+          <w:sz w:val="16"/>
+        </w:rPr>
+        <w:t>ermanmerel</w:t>
+      </w:r>
+      <w:r>
+        <w:rPr>
+          <w:sz w:val="16"/>
+        </w:rPr>
+        <w:t>@</w:t>
+      </w:r>
+      <w:r>
+        <w:rPr>
+          <w:sz w:val="16"/>
+        </w:rPr>
+        <w:t>gmail</w:t>
+      </w:r>
+      <w:r>
+        <w:rPr>
+          <w:sz w:val="16"/>
+        </w:rPr>
+        <w:t>.com •</w:t>
       </w:r>
       <w:r>
         <w:rPr>
@@ -209,6 +219,7 @@
           <w:color w:val="auto"/>
           <w:sz w:val="20"/>
           <w:szCs w:val="32"/>
+          <w:lang w:val="es-ES"/>
         </w:rPr>
       </w:pPr>
       <w:r>
@@ -216,8 +227,71 @@
           <w:color w:val="auto"/>
           <w:sz w:val="20"/>
           <w:szCs w:val="32"/>
-        </w:rPr>
-        <w:t>Ingeniero Mecánico con experiencia en infraestructura industrial, sistemas mecánicos y operaciones de ingeniería en campo dentro de proyectos de túneles y entornos industriales de gran escala. Con habilidades en planificación de mantenimiento, inspecciones técnicas, monitoreo de equipos y coordinación de ingeniería multidisciplinaria en proyectos internacionales. Sólida base en instalaciones industriales, sistemas de tuberías, equipos mecánicos y confiabilidad operativa, con experiencia apoyando documentación técnica, evaluaciones de ingeniería y actividades de mantenimiento para asegurar operaciones seguras y eficientes de infraestructura. Capacidad para trabajar en entornos dinámicos y contribuir a la integridad de activos, procesos de inspección y ejecución de proyectos industriales.</w:t>
+          <w:lang w:val="es-ES"/>
+        </w:rPr>
+        <w:t>Ingeniero Mecánico con experiencia en coordinación y ejecución de proyectos en entornos industriales e infraestructura. Habilidad en planificación, seguimiento y control de actividades, así como en la elaboración de documentación técnica y reportes de avance.</w:t>
+      </w:r>
+    </w:p>
+    <w:p>
+      <w:pPr>
+        <w:spacing w:after="133" w:line="259" w:lineRule="auto"/>
+        <w:ind w:left="105" w:right="0" w:firstLine="0"/>
+        <w:rPr>
+          <w:color w:val="auto"/>
+          <w:sz w:val="20"/>
+          <w:szCs w:val="32"/>
+          <w:lang w:val="es-ES"/>
+        </w:rPr>
+      </w:pPr>
+      <w:r>
+        <w:rPr>
+          <w:color w:val="auto"/>
+          <w:sz w:val="20"/>
+          <w:szCs w:val="32"/>
+          <w:lang w:val="es-ES"/>
+        </w:rPr>
+        <w:t xml:space="preserve">Experiencia trabajando con equipos multidisciplinarios en proyectos internacionales, contribuyendo al seguimiento de tareas, monitoreo del desempeño operativo y cumplimiento de objetivos del proyecto. Capacidad para gestionar documentación, coordinar recursos y facilitar la comunicación entre </w:t>
+      </w:r>
+      <w:proofErr w:type="spellStart"/>
+      <w:r>
+        <w:rPr>
+          <w:color w:val="auto"/>
+          <w:sz w:val="20"/>
+          <w:szCs w:val="32"/>
+          <w:lang w:val="es-ES"/>
+        </w:rPr>
+        <w:t>stakeholders</w:t>
+      </w:r>
+      <w:proofErr w:type="spellEnd"/>
+      <w:r>
+        <w:rPr>
+          <w:color w:val="auto"/>
+          <w:sz w:val="20"/>
+          <w:szCs w:val="32"/>
+          <w:lang w:val="es-ES"/>
+        </w:rPr>
+        <w:t>.</w:t>
+      </w:r>
+    </w:p>
+    <w:p>
+      <w:pPr>
+        <w:spacing w:after="133" w:line="259" w:lineRule="auto"/>
+        <w:ind w:left="105" w:right="0" w:firstLine="0"/>
+        <w:rPr>
+          <w:color w:val="auto"/>
+          <w:sz w:val="20"/>
+          <w:szCs w:val="32"/>
+          <w:lang w:val="es-ES"/>
+        </w:rPr>
+      </w:pPr>
+      <w:r>
+        <w:rPr>
+          <w:color w:val="auto"/>
+          <w:sz w:val="20"/>
+          <w:szCs w:val="32"/>
+          <w:lang w:val="es-ES"/>
+        </w:rPr>
+        <w:t>Conocimiento de metodologías de gestión de proyectos (Waterfall) y exposición a metodologías ágiles (Scrum, Kanban). Perfil orientado a resultados, con enfoque estructurado, analítico y orientado a la solución de problemas.</w:t>
       </w:r>
     </w:p>
     <w:p>
@@ -265,7 +339,7 @@
           <w:sz w:val="20"/>
           <w:szCs w:val="32"/>
         </w:rPr>
-        <w:t>Ingeniería Industrial e Infraestructura</w:t>
+        <w:t>Gestión y Coordinación de Proyectos</w:t>
       </w:r>
       <w:r>
         <w:rPr>
@@ -273,6 +347,7 @@
           <w:color w:val="1A1A2E"/>
           <w:sz w:val="20"/>
           <w:szCs w:val="32"/>
+          <w:lang w:val="es-ES"/>
         </w:rPr>
         <w:t xml:space="preserve">: </w:t>
       </w:r>
@@ -281,7 +356,7 @@
           <w:sz w:val="20"/>
           <w:szCs w:val="32"/>
         </w:rPr>
-        <w:t>Mantenimiento de Infraestructura Industrial</w:t>
+        <w:t>Planificación y Programación de Proyectos (Gantt)</w:t>
       </w:r>
       <w:r>
         <w:rPr>
@@ -302,7 +377,7 @@
           <w:sz w:val="20"/>
           <w:szCs w:val="32"/>
         </w:rPr>
-        <w:t>Sistemas Mecánicos y Equipos Industriales</w:t>
+        <w:t>Seguimiento de Tareas y Control de Avance</w:t>
       </w:r>
       <w:r>
         <w:rPr>
@@ -323,7 +398,7 @@
           <w:sz w:val="20"/>
           <w:szCs w:val="32"/>
         </w:rPr>
-        <w:t>Bombas, Tuberías e Instalaciones Industriales</w:t>
+        <w:t>Documentación y Reportes de Proyecto</w:t>
       </w:r>
       <w:r>
         <w:rPr>
@@ -344,12 +419,27 @@
           <w:sz w:val="20"/>
           <w:szCs w:val="32"/>
         </w:rPr>
-        <w:t xml:space="preserve">Inspecciones Técnicas </w:t>
-      </w:r>
-    </w:p>
-    <w:p>
-      <w:pPr>
-        <w:spacing w:after="16"/>
+        <w:t xml:space="preserve">Comunicación con </w:t>
+      </w:r>
+      <w:proofErr w:type="spellStart"/>
+      <w:r>
+        <w:rPr>
+          <w:sz w:val="20"/>
+          <w:szCs w:val="32"/>
+        </w:rPr>
+        <w:t>Stakeholders</w:t>
+      </w:r>
+      <w:proofErr w:type="spellEnd"/>
+      <w:r>
+        <w:rPr>
+          <w:sz w:val="20"/>
+          <w:szCs w:val="32"/>
+        </w:rPr>
+        <w:t xml:space="preserve"> </w:t>
+      </w:r>
+    </w:p>
+    <w:p>
+      <w:pPr>
         <w:ind w:left="110" w:right="0"/>
         <w:rPr>
           <w:sz w:val="20"/>
@@ -363,7 +453,7 @@
           <w:sz w:val="20"/>
           <w:szCs w:val="32"/>
         </w:rPr>
-        <w:t>Coordinación de Ingeniería y Proyectos</w:t>
+        <w:t>Herramientas Técnicas</w:t>
       </w:r>
       <w:r>
         <w:rPr>
@@ -379,7 +469,21 @@
           <w:sz w:val="20"/>
           <w:szCs w:val="32"/>
         </w:rPr>
-        <w:t>Documentación Técnica y Reportes de Ingeniería</w:t>
+        <w:t>MS</w:t>
+      </w:r>
+      <w:r>
+        <w:rPr>
+          <w:sz w:val="20"/>
+          <w:szCs w:val="32"/>
+        </w:rPr>
+        <w:t xml:space="preserve"> Office (Excel, Word, PowerPoint avanzados) • </w:t>
+      </w:r>
+      <w:r>
+        <w:rPr>
+          <w:sz w:val="20"/>
+          <w:szCs w:val="32"/>
+        </w:rPr>
+        <w:t>Análisis de Datos Técnicos</w:t>
       </w:r>
       <w:r>
         <w:rPr>
@@ -400,7 +504,23 @@
           <w:sz w:val="20"/>
           <w:szCs w:val="32"/>
         </w:rPr>
-        <w:t>Coordinación de Ingeniería Multidisciplinaria</w:t>
+        <w:t xml:space="preserve">Herramientas de colaboración (Microsoft </w:t>
+      </w:r>
+      <w:proofErr w:type="spellStart"/>
+      <w:r>
+        <w:rPr>
+          <w:sz w:val="20"/>
+          <w:szCs w:val="32"/>
+        </w:rPr>
+        <w:t>Teams</w:t>
+      </w:r>
+      <w:proofErr w:type="spellEnd"/>
+      <w:r>
+        <w:rPr>
+          <w:sz w:val="20"/>
+          <w:szCs w:val="32"/>
+        </w:rPr>
+        <w:t>)</w:t>
       </w:r>
       <w:r>
         <w:rPr>
@@ -421,137 +541,15 @@
           <w:sz w:val="20"/>
           <w:szCs w:val="32"/>
         </w:rPr>
-        <w:t>Apoyo en Planificación de Mantenimiento</w:t>
-      </w:r>
-      <w:r>
-        <w:rPr>
-          <w:sz w:val="20"/>
-          <w:szCs w:val="32"/>
-        </w:rPr>
-        <w:t xml:space="preserve"> </w:t>
-      </w:r>
-      <w:r>
-        <w:rPr>
-          <w:sz w:val="20"/>
-          <w:szCs w:val="32"/>
-        </w:rPr>
-        <w:t xml:space="preserve">• </w:t>
-      </w:r>
-      <w:r>
-        <w:rPr>
-          <w:sz w:val="20"/>
-          <w:szCs w:val="32"/>
-        </w:rPr>
-        <w:t>Colaboración con Equipos Técnicos</w:t>
-      </w:r>
-      <w:r>
-        <w:rPr>
-          <w:sz w:val="20"/>
-          <w:szCs w:val="32"/>
-        </w:rPr>
-        <w:t xml:space="preserve"> </w:t>
-      </w:r>
-      <w:r>
-        <w:rPr>
-          <w:sz w:val="20"/>
-          <w:szCs w:val="32"/>
-        </w:rPr>
-        <w:t xml:space="preserve">• </w:t>
-      </w:r>
-      <w:r>
-        <w:rPr>
-          <w:sz w:val="20"/>
-          <w:szCs w:val="32"/>
-        </w:rPr>
-        <w:t>Monitoreo de Desempeño Operacional</w:t>
+        <w:t>Metodología Waterfall (proyectos de ingeniería)</w:t>
       </w:r>
     </w:p>
     <w:p>
       <w:pPr>
         <w:ind w:left="110" w:right="0"/>
         <w:rPr>
-          <w:sz w:val="20"/>
-          <w:szCs w:val="32"/>
-        </w:rPr>
-      </w:pPr>
-      <w:r>
-        <w:rPr>
-          <w:b/>
-          <w:color w:val="1A1A2E"/>
-          <w:sz w:val="20"/>
-          <w:szCs w:val="32"/>
-        </w:rPr>
-        <w:t>Herramientas Técnicas</w:t>
-      </w:r>
-      <w:r>
-        <w:rPr>
-          <w:b/>
-          <w:color w:val="1A1A2E"/>
-          <w:sz w:val="20"/>
-          <w:szCs w:val="32"/>
-        </w:rPr>
-        <w:t xml:space="preserve">: </w:t>
-      </w:r>
-      <w:r>
-        <w:rPr>
-          <w:sz w:val="20"/>
-          <w:szCs w:val="32"/>
-        </w:rPr>
-        <w:t>Microsoft Excel</w:t>
-      </w:r>
-      <w:r>
-        <w:rPr>
-          <w:sz w:val="20"/>
-          <w:szCs w:val="32"/>
-        </w:rPr>
-        <w:t xml:space="preserve"> </w:t>
-      </w:r>
-      <w:r>
-        <w:rPr>
-          <w:sz w:val="20"/>
-          <w:szCs w:val="32"/>
-        </w:rPr>
-        <w:t xml:space="preserve">• </w:t>
-      </w:r>
-      <w:r>
-        <w:rPr>
-          <w:sz w:val="20"/>
-          <w:szCs w:val="32"/>
-        </w:rPr>
-        <w:t>Microsoft Office</w:t>
-      </w:r>
-      <w:r>
-        <w:rPr>
-          <w:sz w:val="20"/>
-          <w:szCs w:val="32"/>
-        </w:rPr>
-        <w:t xml:space="preserve"> </w:t>
-      </w:r>
-      <w:r>
-        <w:rPr>
-          <w:sz w:val="20"/>
-          <w:szCs w:val="32"/>
-        </w:rPr>
-        <w:t>• AutoCAD • Inventor • MS</w:t>
-      </w:r>
-      <w:r>
-        <w:rPr>
-          <w:sz w:val="20"/>
-          <w:szCs w:val="32"/>
-        </w:rPr>
-        <w:t xml:space="preserve"> Office (Excel, Word, PowerPoint avanzados) • </w:t>
-      </w:r>
-      <w:r>
-        <w:rPr>
-          <w:sz w:val="20"/>
-          <w:szCs w:val="32"/>
-        </w:rPr>
-        <w:t>Análisis de Datos Técnicos</w:t>
-      </w:r>
-    </w:p>
-    <w:p>
-      <w:pPr>
-        <w:ind w:left="110" w:right="0"/>
+          <w:lang w:val="es-ES"/>
+        </w:rPr>
       </w:pPr>
     </w:p>
     <w:p>
@@ -620,15 +618,61 @@
           <w:color w:val="1A1A2E"/>
           <w:sz w:val="24"/>
         </w:rPr>
-        <w:t>| Herrenknecht</w:t>
-      </w:r>
+        <w:t xml:space="preserve">| </w:t>
+      </w:r>
+      <w:proofErr w:type="spellStart"/>
       <w:r>
         <w:rPr>
           <w:b/>
           <w:color w:val="1A1A2E"/>
           <w:sz w:val="24"/>
         </w:rPr>
-        <w:t xml:space="preserve"> Tunnelling Services Panama Corp.</w:t>
+        <w:t>Herrenknecht</w:t>
+      </w:r>
+      <w:proofErr w:type="spellEnd"/>
+      <w:r>
+        <w:rPr>
+          <w:b/>
+          <w:color w:val="1A1A2E"/>
+          <w:sz w:val="24"/>
+        </w:rPr>
+        <w:t xml:space="preserve"> </w:t>
+      </w:r>
+      <w:proofErr w:type="spellStart"/>
+      <w:r>
+        <w:rPr>
+          <w:b/>
+          <w:color w:val="1A1A2E"/>
+          <w:sz w:val="24"/>
+        </w:rPr>
+        <w:t>Tunnelling</w:t>
+      </w:r>
+      <w:proofErr w:type="spellEnd"/>
+      <w:r>
+        <w:rPr>
+          <w:b/>
+          <w:color w:val="1A1A2E"/>
+          <w:sz w:val="24"/>
+        </w:rPr>
+        <w:t xml:space="preserve"> </w:t>
+      </w:r>
+      <w:proofErr w:type="spellStart"/>
+      <w:r>
+        <w:rPr>
+          <w:b/>
+          <w:color w:val="1A1A2E"/>
+          <w:sz w:val="24"/>
+        </w:rPr>
+        <w:t>Services</w:t>
+      </w:r>
+      <w:proofErr w:type="spellEnd"/>
+      <w:r>
+        <w:rPr>
+          <w:b/>
+          <w:color w:val="1A1A2E"/>
+          <w:sz w:val="24"/>
+        </w:rPr>
+        <w:t xml:space="preserve"> Panama Corp.</w:t>
       </w:r>
       <w:r>
         <w:rPr>
@@ -828,7 +872,27 @@
           <w:sz w:val="20"/>
           <w:szCs w:val="20"/>
         </w:rPr>
-        <w:t>Hudson River Tunnel Project (EE. UU.)  •  Proyecto de Túnel Ferroviario (Perú)</w:t>
+        <w:t xml:space="preserve">Hudson River </w:t>
+      </w:r>
+      <w:proofErr w:type="spellStart"/>
+      <w:r>
+        <w:rPr>
+          <w:i/>
+          <w:color w:val="777777"/>
+          <w:sz w:val="20"/>
+          <w:szCs w:val="20"/>
+        </w:rPr>
+        <w:t>Tunnel</w:t>
+      </w:r>
+      <w:proofErr w:type="spellEnd"/>
+      <w:r>
+        <w:rPr>
+          <w:i/>
+          <w:color w:val="777777"/>
+          <w:sz w:val="20"/>
+          <w:szCs w:val="20"/>
+        </w:rPr>
+        <w:t xml:space="preserve"> Project (EE. UU.)  •  Proyecto de Túnel Ferroviario (Perú)</w:t>
       </w:r>
       <w:r>
         <w:rPr>
@@ -890,7 +954,43 @@
           <w:color w:val="1A1A2E"/>
           <w:sz w:val="24"/>
         </w:rPr>
-        <w:t xml:space="preserve"> Railway Tunnel Group Co., Ltd.</w:t>
+        <w:t xml:space="preserve"> </w:t>
+      </w:r>
+      <w:proofErr w:type="spellStart"/>
+      <w:r>
+        <w:rPr>
+          <w:b/>
+          <w:color w:val="1A1A2E"/>
+          <w:sz w:val="24"/>
+        </w:rPr>
+        <w:t>Railway</w:t>
+      </w:r>
+      <w:proofErr w:type="spellEnd"/>
+      <w:r>
+        <w:rPr>
+          <w:b/>
+          <w:color w:val="1A1A2E"/>
+          <w:sz w:val="24"/>
+        </w:rPr>
+        <w:t xml:space="preserve"> </w:t>
+      </w:r>
+      <w:proofErr w:type="spellStart"/>
+      <w:r>
+        <w:rPr>
+          <w:b/>
+          <w:color w:val="1A1A2E"/>
+          <w:sz w:val="24"/>
+        </w:rPr>
+        <w:t>Tunnel</w:t>
+      </w:r>
+      <w:proofErr w:type="spellEnd"/>
+      <w:r>
+        <w:rPr>
+          <w:b/>
+          <w:color w:val="1A1A2E"/>
+          <w:sz w:val="24"/>
+        </w:rPr>
+        <w:t xml:space="preserve"> Group Co., Ltd.</w:t>
       </w:r>
       <w:r>
         <w:rPr>
@@ -1369,7 +1469,23 @@
           <w:sz w:val="20"/>
           <w:szCs w:val="20"/>
         </w:rPr>
-        <w:t xml:space="preserve"> Tecnología de Fluidos, Hidráulica y Lubricación – Herrenknecht AG (Jun 2025)</w:t>
+        <w:t xml:space="preserve"> Tecnología de Fluidos, Hidráulica y Lubricación – </w:t>
+      </w:r>
+      <w:proofErr w:type="spellStart"/>
+      <w:r>
+        <w:rPr>
+          <w:sz w:val="20"/>
+          <w:szCs w:val="20"/>
+        </w:rPr>
+        <w:t>Herrenknecht</w:t>
+      </w:r>
+      <w:proofErr w:type="spellEnd"/>
+      <w:r>
+        <w:rPr>
+          <w:sz w:val="20"/>
+          <w:szCs w:val="20"/>
+        </w:rPr>
+        <w:t xml:space="preserve"> AG (Jun 2025)</w:t>
       </w:r>
       <w:r>
         <w:rPr>
